--- a/00-首页/题组Word/习题书/第四篇-元素与分析/2-离子反应与方程式-学生版-打印版.docx
+++ b/00-首页/题组Word/习题书/第四篇-元素与分析/2-离子反应与方程式-学生版-打印版.docx
@@ -2976,73 +2976,44 @@
     </w:p>
     <w:p>
       <w:pPr>
-        <w:pStyle w:val="BodyText"/>
-      </w:pPr>
-      <w:r>
-        <w:rPr>
-          <w:rFonts w:hint="eastAsia" w:ascii="Times New Roman" w:hAnsi="Times New Roman" w:eastAsia="Times New Roman" w:cs="Times New Roman"/>
-        </w:rPr>
-        <w:t>【</w:t>
-      </w:r>
-      <w:r>
-        <w:rPr>
-          <w:rFonts w:hint="eastAsia" w:ascii="Times New Roman" w:hAnsi="Times New Roman" w:eastAsia="FangSong" w:cs="Times New Roman"/>
-        </w:rPr>
-        <w:t>习题</w:t>
-      </w:r>
-      <w:r>
-        <w:rPr>
-          <w:rFonts w:ascii="Times New Roman" w:hAnsi="Times New Roman" w:eastAsia="Times New Roman" w:cs="Times New Roman"/>
-        </w:rPr>
-        <w:t xml:space="preserve"> </w:t>
-      </w:r>
-      <w:r>
-        <w:rPr>
-          <w:rFonts w:hint="eastAsia" w:ascii="Times New Roman" w:hAnsi="Times New Roman" w:eastAsia="Times New Roman" w:cs="Times New Roman"/>
-        </w:rPr>
-        <w:t>1.39】</w:t>
-      </w:r>
-      <w:r>
-        <w:rPr>
-          <w:rFonts w:hint="eastAsia" w:ascii="Times New Roman" w:hAnsi="Times New Roman" w:eastAsia="FangSong" w:cs="Times New Roman"/>
-        </w:rPr>
-        <w:t>一定条件下</w:t>
-      </w:r>
-      <w:r>
-        <w:rPr>
-          <w:rFonts w:hint="eastAsia" w:ascii="Times New Roman" w:hAnsi="Times New Roman" w:eastAsia="Times New Roman" w:cs="Times New Roman"/>
-        </w:rPr>
-        <w:t>，</w:t>
-      </w:r>
-      <w:r>
-        <w:rPr>
-          <w:rFonts w:hint="eastAsia" w:ascii="Times New Roman" w:hAnsi="Times New Roman" w:eastAsia="FangSong" w:cs="Times New Roman"/>
-        </w:rPr>
-        <w:t>叠氮化钡于无水溶剂中热分解可以得到一种含氮</w:t>
-      </w:r>
-      <w:r>
-        <w:rPr>
-          <w:rFonts w:ascii="Times New Roman" w:hAnsi="Times New Roman" w:eastAsia="Times New Roman" w:cs="Times New Roman"/>
-        </w:rPr>
-        <w:t xml:space="preserve"> 11.98% </w:t>
-      </w:r>
-      <w:r>
-        <w:rPr>
-          <w:rFonts w:hint="eastAsia" w:ascii="Times New Roman" w:hAnsi="Times New Roman" w:eastAsia="FangSong" w:cs="Times New Roman"/>
-        </w:rPr>
-        <w:t>的化合物</w:t>
-      </w:r>
-      <w:r>
-        <w:rPr>
-          <w:rFonts w:hint="eastAsia" w:ascii="Times New Roman" w:hAnsi="Times New Roman" w:eastAsia="Times New Roman" w:cs="Times New Roman"/>
-        </w:rPr>
-        <w:t>。</w:t>
-      </w:r>
-      <w:r>
-        <w:rPr>
-          <w:rFonts w:hint="eastAsia" w:ascii="Times New Roman" w:hAnsi="Times New Roman" w:eastAsia="FangSong" w:cs="Times New Roman"/>
-        </w:rPr>
-        <w:t>后者与水反应生成</w:t>
+        <w:spacing w:before="160" w:after="80"/>
+      </w:pPr>
+      <w:r>
+        <w:pict>
+          <v:rect style="width:0;height:1.5pt" o:hralign="center" o:hrstd="t" o:hr="t"/>
+        </w:pict>
+      </w:r>
+    </w:p>
+    <w:bookmarkEnd w:id="16"/>
+    <w:bookmarkStart w:id="17" w:name="化学方程式-5"/>
+    <w:p>
+      <w:pPr>
+        <w:pStyle w:val="Heading2"/>
+        <w:spacing w:before="280" w:after="80"/>
+        <w:keepNext/>
+      </w:pPr>
+      <w:r>
+        <w:rPr>
+          <w:rFonts w:ascii="Times New Roman" w:hAnsi="Times New Roman" w:eastAsia="Times New Roman" w:cs="Times New Roman"/>
+        </w:rPr>
+        <w:t xml:space="preserve">2.8 </w:t>
+      </w:r>
+      <w:r>
+        <w:rPr>
+          <w:rFonts w:hint="eastAsia" w:ascii="Times New Roman" w:hAnsi="Times New Roman" w:eastAsia="SimHei" w:cs="Times New Roman"/>
+        </w:rPr>
+        <w:t xml:space="preserve">化学方程式</w:t>
+      </w:r>
+    </w:p>
+    <w:p>
+      <w:pPr>
+        <w:pStyle w:val="FirstParagraph"/>
+      </w:pPr>
+      <w:r>
+        <w:rPr>
+          <w:rFonts w:hint="eastAsia" w:ascii="Times New Roman" w:hAnsi="Times New Roman" w:eastAsia="FangSong" w:cs="Times New Roman"/>
+        </w:rPr>
+        <w:t xml:space="preserve">固体</w:t>
       </w:r>
       <w:r>
         <w:rPr>
@@ -3060,50 +3031,35 @@
           </m:ctrlPr>
         </m:oMathPr>
         <m:r>
-          <m:rPr>
-            <m:sty m:val="p"/>
-          </m:rPr>
-          <m:t>B</m:t>
-        </m:r>
-        <m:r>
-          <m:rPr>
-            <m:sty m:val="p"/>
-          </m:rPr>
-          <m:t>a</m:t>
-        </m:r>
-        <m:r>
-          <m:rPr>
-            <m:sty m:val="p"/>
-          </m:rPr>
-          <m:t>(</m:t>
-        </m:r>
-        <m:r>
-          <m:rPr>
-            <m:sty m:val="p"/>
-          </m:rPr>
-          <m:t>O</m:t>
-        </m:r>
-        <m:r>
-          <m:rPr>
-            <m:sty m:val="p"/>
-          </m:rPr>
-          <m:t>H</m:t>
+          <m:t>N</m:t>
         </m:r>
         <m:sSub>
           <m:e>
             <m:r>
-              <m:rPr>
-                <m:sty m:val="p"/>
-              </m:rPr>
-              <m:t>)</m:t>
+              <m:t>H</m:t>
             </m:r>
           </m:e>
           <m:sub>
             <m:r>
-              <m:rPr>
-                <m:sty m:val="p"/>
-              </m:rPr>
-              <m:t>2</m:t>
+              <m:t>4</m:t>
+            </m:r>
+          </m:sub>
+        </m:sSub>
+        <m:r>
+          <m:t>C</m:t>
+        </m:r>
+        <m:r>
+          <m:t>l</m:t>
+        </m:r>
+        <m:sSub>
+          <m:e>
+            <m:r>
+              <m:t>O</m:t>
+            </m:r>
+          </m:e>
+          <m:sub>
+            <m:r>
+              <m:t>4</m:t>
             </m:r>
           </m:sub>
         </m:sSub>
@@ -3116,9 +3072,9 @@
       </w:r>
       <w:r>
         <w:rPr>
-          <w:rFonts w:ascii="Times New Roman" w:hAnsi="Times New Roman" w:eastAsia="Times New Roman" w:cs="Times New Roman"/>
-        </w:rPr>
-        <w:t xml:space="preserve">、</w:t>
+          <w:rFonts w:hint="eastAsia" w:ascii="Times New Roman" w:hAnsi="Times New Roman" w:eastAsia="FangSong" w:cs="Times New Roman"/>
+        </w:rPr>
+        <w:t xml:space="preserve">与</w:t>
       </w:r>
       <w:r>
         <w:rPr>
@@ -3128,17 +3084,23 @@
       </w:r>
       <m:oMath>
         <m:r>
-          <m:t>N</m:t>
+          <m:t>B</m:t>
+        </m:r>
+        <m:r>
+          <m:t>a</m:t>
+        </m:r>
+        <m:r>
+          <m:t>C</m:t>
         </m:r>
         <m:sSub>
           <m:e>
             <m:r>
-              <m:t>H</m:t>
+              <m:t>l</m:t>
             </m:r>
           </m:e>
           <m:sub>
             <m:r>
-              <m:t>3</m:t>
+              <m:t>2</m:t>
             </m:r>
           </m:sub>
         </m:sSub>
@@ -3153,7 +3115,158 @@
         <w:rPr>
           <w:rFonts w:hint="eastAsia" w:ascii="Times New Roman" w:hAnsi="Times New Roman" w:eastAsia="FangSong" w:cs="Times New Roman"/>
         </w:rPr>
-        <w:t xml:space="preserve">和</w:t>
+        <w:t xml:space="preserve">按</w:t>
+      </w:r>
+      <w:r>
+        <w:rPr>
+          <w:rFonts w:ascii="Times New Roman" w:hAnsi="Times New Roman" w:eastAsia="Times New Roman" w:cs="Times New Roman"/>
+        </w:rPr>
+        <w:t xml:space="preserve"> 1:1 </w:t>
+      </w:r>
+      <w:r>
+        <w:rPr>
+          <w:rFonts w:hint="eastAsia" w:ascii="Times New Roman" w:hAnsi="Times New Roman" w:eastAsia="FangSong" w:cs="Times New Roman"/>
+        </w:rPr>
+        <w:t>的摩尔比在球磨机中粉碎后</w:t>
+      </w:r>
+      <w:r>
+        <w:rPr>
+          <w:rFonts w:hint="eastAsia" w:ascii="Times New Roman" w:hAnsi="Times New Roman" w:eastAsia="Times New Roman" w:cs="Times New Roman"/>
+        </w:rPr>
+        <w:t>，</w:t>
+      </w:r>
+      <w:r>
+        <w:rPr>
+          <w:rFonts w:hint="eastAsia" w:ascii="Times New Roman" w:hAnsi="Times New Roman" w:eastAsia="FangSong" w:cs="Times New Roman"/>
+        </w:rPr>
+        <w:t>在</w:t>
+      </w:r>
+      <w:r>
+        <w:rPr>
+          <w:rFonts w:ascii="Times New Roman" w:hAnsi="Times New Roman" w:eastAsia="Times New Roman" w:cs="Times New Roman"/>
+        </w:rPr>
+        <w:t xml:space="preserve"> </w:t>
+      </w:r>
+      <m:oMath>
+        <m:sSup>
+          <m:e>
+            <m:r>
+              <m:t>250</m:t>
+            </m:r>
+          </m:e>
+          <m:sup>
+            <m:r>
+              <m:rPr>
+                <m:sty m:val="p"/>
+              </m:rPr>
+              <m:t>∘</m:t>
+            </m:r>
+          </m:sup>
+        </m:sSup>
+        <m:r>
+          <m:t>C</m:t>
+        </m:r>
+      </m:oMath>
+      <w:r>
+        <w:rPr>
+          <w:rFonts w:ascii="Times New Roman" w:hAnsi="Times New Roman" w:eastAsia="Times New Roman" w:cs="Times New Roman"/>
+        </w:rPr>
+        <w:t xml:space="preserve"> </w:t>
+      </w:r>
+      <w:r>
+        <w:rPr>
+          <w:rFonts w:hint="eastAsia" w:ascii="Times New Roman" w:hAnsi="Times New Roman" w:eastAsia="FangSong" w:cs="Times New Roman"/>
+        </w:rPr>
+        <w:t>下加热反应</w:t>
+      </w:r>
+      <w:r>
+        <w:rPr>
+          <w:rFonts w:hint="eastAsia" w:ascii="Times New Roman" w:hAnsi="Times New Roman" w:eastAsia="Times New Roman" w:cs="Times New Roman"/>
+        </w:rPr>
+        <w:t>。</w:t>
+      </w:r>
+      <w:r>
+        <w:rPr>
+          <w:rFonts w:hint="eastAsia" w:ascii="Times New Roman" w:hAnsi="Times New Roman" w:eastAsia="FangSong" w:cs="Times New Roman"/>
+        </w:rPr>
+        <w:t>试写出反应的方程式</w:t>
+      </w:r>
+      <w:r>
+        <w:rPr>
+          <w:rFonts w:hint="eastAsia" w:ascii="Times New Roman" w:hAnsi="Times New Roman" w:eastAsia="Times New Roman" w:cs="Times New Roman"/>
+        </w:rPr>
+        <w:t>。</w:t>
+      </w:r>
+    </w:p>
+    <w:p>
+      <w:pPr>
+        <w:spacing w:before="160" w:after="80"/>
+      </w:pPr>
+      <w:r>
+        <w:pict>
+          <v:rect style="width:0;height:1.5pt" o:hralign="center" o:hrstd="t" o:hr="t"/>
+        </w:pict>
+      </w:r>
+    </w:p>
+    <w:bookmarkEnd w:id="17"/>
+    <w:bookmarkStart w:id="18" w:name="化学方程式-6"/>
+    <w:p>
+      <w:pPr>
+        <w:pStyle w:val="Heading2"/>
+        <w:spacing w:before="280" w:after="80"/>
+        <w:keepNext/>
+      </w:pPr>
+      <w:r>
+        <w:rPr>
+          <w:rFonts w:ascii="Times New Roman" w:hAnsi="Times New Roman" w:eastAsia="Times New Roman" w:cs="Times New Roman"/>
+        </w:rPr>
+        <w:t xml:space="preserve">2.9 </w:t>
+      </w:r>
+      <w:r>
+        <w:rPr>
+          <w:rFonts w:hint="eastAsia" w:ascii="Times New Roman" w:hAnsi="Times New Roman" w:eastAsia="SimHei" w:cs="Times New Roman"/>
+        </w:rPr>
+        <w:t xml:space="preserve">化学方程式</w:t>
+      </w:r>
+    </w:p>
+    <w:p>
+      <w:pPr>
+        <w:pStyle w:val="FirstParagraph"/>
+      </w:pPr>
+      <m:oMath>
+        <m:r>
+          <m:t>N</m:t>
+        </m:r>
+        <m:r>
+          <m:t>a</m:t>
+        </m:r>
+        <m:r>
+          <m:t>B</m:t>
+        </m:r>
+        <m:sSub>
+          <m:e>
+            <m:r>
+              <m:t>H</m:t>
+            </m:r>
+          </m:e>
+          <m:sub>
+            <m:r>
+              <m:t>4</m:t>
+            </m:r>
+          </m:sub>
+        </m:sSub>
+      </m:oMath>
+      <w:r>
+        <w:rPr>
+          <w:rFonts w:ascii="Times New Roman" w:hAnsi="Times New Roman" w:eastAsia="Times New Roman" w:cs="Times New Roman"/>
+        </w:rPr>
+        <w:t xml:space="preserve"> </w:t>
+      </w:r>
+      <w:r>
+        <w:rPr>
+          <w:rFonts w:hint="eastAsia" w:ascii="Times New Roman" w:hAnsi="Times New Roman" w:eastAsia="FangSong" w:cs="Times New Roman"/>
+        </w:rPr>
+        <w:t xml:space="preserve">可在高压</w:t>
       </w:r>
       <w:r>
         <w:rPr>
@@ -3165,7 +3278,7 @@
         <m:sSub>
           <m:e>
             <m:r>
-              <m:t>N</m:t>
+              <m:t>H</m:t>
             </m:r>
           </m:e>
           <m:sub>
@@ -3183,6 +3296,62 @@
       </w:r>
       <w:r>
         <w:rPr>
+          <w:rFonts w:hint="eastAsia" w:ascii="Times New Roman" w:hAnsi="Times New Roman" w:eastAsia="FangSong" w:cs="Times New Roman"/>
+        </w:rPr>
+        <w:t xml:space="preserve">气氛中用</w:t>
+      </w:r>
+      <w:r>
+        <w:rPr>
+          <w:rFonts w:ascii="Times New Roman" w:hAnsi="Times New Roman" w:eastAsia="Times New Roman" w:cs="Times New Roman"/>
+        </w:rPr>
+        <w:t xml:space="preserve"> Na </w:t>
+      </w:r>
+      <w:r>
+        <w:rPr>
+          <w:rFonts w:hint="eastAsia" w:ascii="Times New Roman" w:hAnsi="Times New Roman" w:eastAsia="FangSong" w:cs="Times New Roman"/>
+        </w:rPr>
+        <w:t xml:space="preserve">还原硼砂和</w:t>
+      </w:r>
+      <w:r>
+        <w:rPr>
+          <w:rFonts w:ascii="Times New Roman" w:hAnsi="Times New Roman" w:eastAsia="Times New Roman" w:cs="Times New Roman"/>
+        </w:rPr>
+        <w:t xml:space="preserve"> </w:t>
+      </w:r>
+      <m:oMath>
+        <m:r>
+          <m:t>S</m:t>
+        </m:r>
+        <m:r>
+          <m:t>i</m:t>
+        </m:r>
+        <m:sSub>
+          <m:e>
+            <m:r>
+              <m:t>O</m:t>
+            </m:r>
+          </m:e>
+          <m:sub>
+            <m:r>
+              <m:t>2</m:t>
+            </m:r>
+          </m:sub>
+        </m:sSub>
+      </m:oMath>
+      <w:r>
+        <w:rPr>
+          <w:rFonts w:ascii="Times New Roman" w:hAnsi="Times New Roman" w:eastAsia="Times New Roman" w:cs="Times New Roman"/>
+        </w:rPr>
+        <w:t xml:space="preserve"> </w:t>
+      </w:r>
+      <w:r>
+        <w:rPr>
+          <w:rFonts w:hint="eastAsia" w:ascii="Times New Roman" w:hAnsi="Times New Roman" w:eastAsia="FangSong" w:cs="Times New Roman"/>
+        </w:rPr>
+        <w:t>的混合物得到</w:t>
+      </w:r>
+      <w:r>
+        <w:rPr>
           <w:rFonts w:hint="eastAsia" w:ascii="Times New Roman" w:hAnsi="Times New Roman" w:eastAsia="Times New Roman" w:cs="Times New Roman"/>
         </w:rPr>
         <w:t>。</w:t>
@@ -3191,55 +3360,7 @@
         <w:rPr>
           <w:rFonts w:hint="eastAsia" w:ascii="Times New Roman" w:hAnsi="Times New Roman" w:eastAsia="FangSong" w:cs="Times New Roman"/>
         </w:rPr>
-        <w:t>写出第二步反应的方程式</w:t>
-      </w:r>
-      <w:r>
-        <w:rPr>
-          <w:rFonts w:hint="eastAsia" w:ascii="Times New Roman" w:hAnsi="Times New Roman" w:eastAsia="Times New Roman" w:cs="Times New Roman"/>
-        </w:rPr>
-        <w:t>。</w:t>
-      </w:r>
-    </w:p>
-    <w:p>
-      <w:pPr>
-        <w:spacing w:before="160" w:after="80"/>
-      </w:pPr>
-      <w:r>
-        <w:pict>
-          <v:rect style="width:0;height:1.5pt" o:hralign="center" o:hrstd="t" o:hr="t"/>
-        </w:pict>
-      </w:r>
-    </w:p>
-    <w:bookmarkEnd w:id="16"/>
-    <w:bookmarkStart w:id="17" w:name="化学方程式-5"/>
-    <w:p>
-      <w:pPr>
-        <w:pStyle w:val="Heading2"/>
-        <w:spacing w:before="280" w:after="80"/>
-        <w:keepNext/>
-      </w:pPr>
-      <w:r>
-        <w:rPr>
-          <w:rFonts w:ascii="Times New Roman" w:hAnsi="Times New Roman" w:eastAsia="Times New Roman" w:cs="Times New Roman"/>
-        </w:rPr>
-        <w:t xml:space="preserve">2.8 </w:t>
-      </w:r>
-      <w:r>
-        <w:rPr>
-          <w:rFonts w:hint="eastAsia" w:ascii="Times New Roman" w:hAnsi="Times New Roman" w:eastAsia="SimHei" w:cs="Times New Roman"/>
-        </w:rPr>
-        <w:t xml:space="preserve">化学方程式</w:t>
-      </w:r>
-    </w:p>
-    <w:p>
-      <w:pPr>
-        <w:pStyle w:val="FirstParagraph"/>
-      </w:pPr>
-      <w:r>
-        <w:rPr>
-          <w:rFonts w:hint="eastAsia" w:ascii="Times New Roman" w:hAnsi="Times New Roman" w:eastAsia="FangSong" w:cs="Times New Roman"/>
-        </w:rPr>
-        <w:t xml:space="preserve">固体</w:t>
+        <w:t>而</w:t>
       </w:r>
       <w:r>
         <w:rPr>
@@ -3257,7 +3378,7 @@
           </m:ctrlPr>
         </m:oMathPr>
         <m:r>
-          <m:t>N</m:t>
+          <m:t>B</m:t>
         </m:r>
         <m:sSub>
           <m:e>
@@ -3267,25 +3388,22 @@
           </m:e>
           <m:sub>
             <m:r>
-              <m:t>4</m:t>
+              <m:t>3</m:t>
             </m:r>
           </m:sub>
         </m:sSub>
         <m:r>
-          <m:t>C</m:t>
-        </m:r>
-        <m:r>
-          <m:t>l</m:t>
+          <m:t>N</m:t>
         </m:r>
         <m:sSub>
           <m:e>
             <m:r>
-              <m:t>O</m:t>
+              <m:t>H</m:t>
             </m:r>
           </m:e>
           <m:sub>
             <m:r>
-              <m:t>4</m:t>
+              <m:t>3</m:t>
             </m:r>
           </m:sub>
         </m:sSub>
@@ -3300,7 +3418,7 @@
         <w:rPr>
           <w:rFonts w:hint="eastAsia" w:ascii="Times New Roman" w:hAnsi="Times New Roman" w:eastAsia="FangSong" w:cs="Times New Roman"/>
         </w:rPr>
-        <w:t xml:space="preserve">与</w:t>
+        <w:t xml:space="preserve">可用</w:t>
       </w:r>
       <w:r>
         <w:rPr>
@@ -3310,23 +3428,23 @@
       </w:r>
       <m:oMath>
         <m:r>
+          <m:t>N</m:t>
+        </m:r>
+        <m:r>
+          <m:t>a</m:t>
+        </m:r>
+        <m:r>
           <m:t>B</m:t>
-        </m:r>
-        <m:r>
-          <m:t>a</m:t>
-        </m:r>
-        <m:r>
-          <m:t>C</m:t>
         </m:r>
         <m:sSub>
           <m:e>
             <m:r>
-              <m:t>l</m:t>
+              <m:t>H</m:t>
             </m:r>
           </m:e>
           <m:sub>
             <m:r>
-              <m:t>2</m:t>
+              <m:t>4</m:t>
             </m:r>
           </m:sub>
         </m:sSub>
@@ -3341,69 +3459,19 @@
         <w:rPr>
           <w:rFonts w:hint="eastAsia" w:ascii="Times New Roman" w:hAnsi="Times New Roman" w:eastAsia="FangSong" w:cs="Times New Roman"/>
         </w:rPr>
-        <w:t xml:space="preserve">按</w:t>
-      </w:r>
-      <w:r>
-        <w:rPr>
-          <w:rFonts w:ascii="Times New Roman" w:hAnsi="Times New Roman" w:eastAsia="Times New Roman" w:cs="Times New Roman"/>
-        </w:rPr>
-        <w:t xml:space="preserve"> 1:1 </w:t>
-      </w:r>
-      <w:r>
-        <w:rPr>
-          <w:rFonts w:hint="eastAsia" w:ascii="Times New Roman" w:hAnsi="Times New Roman" w:eastAsia="FangSong" w:cs="Times New Roman"/>
-        </w:rPr>
-        <w:t>的摩尔比在球磨机中粉碎后</w:t>
-      </w:r>
-      <w:r>
-        <w:rPr>
-          <w:rFonts w:hint="eastAsia" w:ascii="Times New Roman" w:hAnsi="Times New Roman" w:eastAsia="Times New Roman" w:cs="Times New Roman"/>
-        </w:rPr>
-        <w:t>，</w:t>
-      </w:r>
-      <w:r>
-        <w:rPr>
-          <w:rFonts w:hint="eastAsia" w:ascii="Times New Roman" w:hAnsi="Times New Roman" w:eastAsia="FangSong" w:cs="Times New Roman"/>
-        </w:rPr>
-        <w:t>在</w:t>
-      </w:r>
-      <w:r>
-        <w:rPr>
-          <w:rFonts w:ascii="Times New Roman" w:hAnsi="Times New Roman" w:eastAsia="Times New Roman" w:cs="Times New Roman"/>
-        </w:rPr>
-        <w:t xml:space="preserve"> </w:t>
-      </w:r>
-      <m:oMath>
-        <m:sSup>
-          <m:e>
-            <m:r>
-              <m:t>250</m:t>
-            </m:r>
-          </m:e>
-          <m:sup>
-            <m:r>
-              <m:rPr>
-                <m:sty m:val="p"/>
-              </m:rPr>
-              <m:t>∘</m:t>
-            </m:r>
-          </m:sup>
-        </m:sSup>
-        <m:r>
-          <m:t>C</m:t>
-        </m:r>
-      </m:oMath>
-      <w:r>
-        <w:rPr>
-          <w:rFonts w:ascii="Times New Roman" w:hAnsi="Times New Roman" w:eastAsia="Times New Roman" w:cs="Times New Roman"/>
-        </w:rPr>
-        <w:t xml:space="preserve"> </w:t>
-      </w:r>
-      <w:r>
-        <w:rPr>
-          <w:rFonts w:hint="eastAsia" w:ascii="Times New Roman" w:hAnsi="Times New Roman" w:eastAsia="FangSong" w:cs="Times New Roman"/>
-        </w:rPr>
-        <w:t>下加热反应</w:t>
+        <w:t xml:space="preserve">与硫酸铵在干燥的</w:t>
+      </w:r>
+      <w:r>
+        <w:rPr>
+          <w:rFonts w:ascii="Times New Roman" w:hAnsi="Times New Roman" w:eastAsia="Times New Roman" w:cs="Times New Roman"/>
+        </w:rPr>
+        <w:t xml:space="preserve"> THF </w:t>
+      </w:r>
+      <w:r>
+        <w:rPr>
+          <w:rFonts w:hint="eastAsia" w:ascii="Times New Roman" w:hAnsi="Times New Roman" w:eastAsia="FangSong" w:cs="Times New Roman"/>
+        </w:rPr>
+        <w:t>中低温下反应得到</w:t>
       </w:r>
       <w:r>
         <w:rPr>
@@ -3415,7 +3483,7 @@
         <w:rPr>
           <w:rFonts w:hint="eastAsia" w:ascii="Times New Roman" w:hAnsi="Times New Roman" w:eastAsia="FangSong" w:cs="Times New Roman"/>
         </w:rPr>
-        <w:t>试写出反应的方程式</w:t>
+        <w:t>试写出两个反应的方程式</w:t>
       </w:r>
       <w:r>
         <w:rPr>
@@ -3434,8 +3502,8 @@
         </w:pict>
       </w:r>
     </w:p>
-    <w:bookmarkEnd w:id="17"/>
-    <w:bookmarkStart w:id="18" w:name="化学方程式-6"/>
+    <w:bookmarkEnd w:id="18"/>
+    <w:bookmarkStart w:id="19" w:name="氧化还原反应方程式配平"/>
     <w:p>
       <w:pPr>
         <w:pStyle w:val="Heading2"/>
@@ -3446,147 +3514,74 @@
         <w:rPr>
           <w:rFonts w:ascii="Times New Roman" w:hAnsi="Times New Roman" w:eastAsia="Times New Roman" w:cs="Times New Roman"/>
         </w:rPr>
-        <w:t xml:space="preserve">2.9 </w:t>
+        <w:t xml:space="preserve">2.10 </w:t>
       </w:r>
       <w:r>
         <w:rPr>
           <w:rFonts w:hint="eastAsia" w:ascii="Times New Roman" w:hAnsi="Times New Roman" w:eastAsia="SimHei" w:cs="Times New Roman"/>
         </w:rPr>
-        <w:t xml:space="preserve">化学方程式</w:t>
+        <w:t xml:space="preserve">氧化还原反应方程式配平</w:t>
       </w:r>
     </w:p>
     <w:p>
       <w:pPr>
         <w:pStyle w:val="FirstParagraph"/>
       </w:pPr>
-      <m:oMath>
-        <m:r>
-          <m:t>N</m:t>
-        </m:r>
-        <m:r>
-          <m:t>a</m:t>
-        </m:r>
-        <m:r>
-          <m:t>B</m:t>
-        </m:r>
-        <m:sSub>
-          <m:e>
-            <m:r>
-              <m:t>H</m:t>
-            </m:r>
-          </m:e>
-          <m:sub>
-            <m:r>
-              <m:t>4</m:t>
-            </m:r>
-          </m:sub>
-        </m:sSub>
-      </m:oMath>
-      <w:r>
-        <w:rPr>
-          <w:rFonts w:ascii="Times New Roman" w:hAnsi="Times New Roman" w:eastAsia="Times New Roman" w:cs="Times New Roman"/>
-        </w:rPr>
-        <w:t xml:space="preserve"> </w:t>
-      </w:r>
-      <w:r>
-        <w:rPr>
-          <w:rFonts w:hint="eastAsia" w:ascii="Times New Roman" w:hAnsi="Times New Roman" w:eastAsia="FangSong" w:cs="Times New Roman"/>
-        </w:rPr>
-        <w:t xml:space="preserve">可在高压</w:t>
-      </w:r>
-      <w:r>
-        <w:rPr>
-          <w:rFonts w:ascii="Times New Roman" w:hAnsi="Times New Roman" w:eastAsia="Times New Roman" w:cs="Times New Roman"/>
-        </w:rPr>
-        <w:t xml:space="preserve"> </w:t>
-      </w:r>
-      <m:oMath>
-        <m:sSub>
-          <m:e>
-            <m:r>
-              <m:t>H</m:t>
-            </m:r>
-          </m:e>
-          <m:sub>
-            <m:r>
-              <m:t>2</m:t>
-            </m:r>
-          </m:sub>
-        </m:sSub>
-      </m:oMath>
-      <w:r>
-        <w:rPr>
-          <w:rFonts w:ascii="Times New Roman" w:hAnsi="Times New Roman" w:eastAsia="Times New Roman" w:cs="Times New Roman"/>
-        </w:rPr>
-        <w:t xml:space="preserve"> </w:t>
-      </w:r>
-      <w:r>
-        <w:rPr>
-          <w:rFonts w:hint="eastAsia" w:ascii="Times New Roman" w:hAnsi="Times New Roman" w:eastAsia="FangSong" w:cs="Times New Roman"/>
-        </w:rPr>
-        <w:t xml:space="preserve">气氛中用</w:t>
-      </w:r>
-      <w:r>
-        <w:rPr>
-          <w:rFonts w:ascii="Times New Roman" w:hAnsi="Times New Roman" w:eastAsia="Times New Roman" w:cs="Times New Roman"/>
-        </w:rPr>
-        <w:t xml:space="preserve"> Na </w:t>
-      </w:r>
-      <w:r>
-        <w:rPr>
-          <w:rFonts w:hint="eastAsia" w:ascii="Times New Roman" w:hAnsi="Times New Roman" w:eastAsia="FangSong" w:cs="Times New Roman"/>
-        </w:rPr>
-        <w:t xml:space="preserve">还原硼砂和</w:t>
-      </w:r>
-      <w:r>
-        <w:rPr>
-          <w:rFonts w:ascii="Times New Roman" w:hAnsi="Times New Roman" w:eastAsia="Times New Roman" w:cs="Times New Roman"/>
-        </w:rPr>
-        <w:t xml:space="preserve"> </w:t>
-      </w:r>
-      <m:oMath>
-        <m:r>
-          <m:t>S</m:t>
-        </m:r>
-        <m:r>
-          <m:t>i</m:t>
-        </m:r>
-        <m:sSub>
-          <m:e>
-            <m:r>
-              <m:t>O</m:t>
-            </m:r>
-          </m:e>
-          <m:sub>
-            <m:r>
-              <m:t>2</m:t>
-            </m:r>
-          </m:sub>
-        </m:sSub>
-      </m:oMath>
-      <w:r>
-        <w:rPr>
-          <w:rFonts w:ascii="Times New Roman" w:hAnsi="Times New Roman" w:eastAsia="Times New Roman" w:cs="Times New Roman"/>
-        </w:rPr>
-        <w:t xml:space="preserve"> </w:t>
-      </w:r>
-      <w:r>
-        <w:rPr>
-          <w:rFonts w:hint="eastAsia" w:ascii="Times New Roman" w:hAnsi="Times New Roman" w:eastAsia="FangSong" w:cs="Times New Roman"/>
-        </w:rPr>
-        <w:t>的混合物得到</w:t>
-      </w:r>
-      <w:r>
-        <w:rPr>
-          <w:rFonts w:hint="eastAsia" w:ascii="Times New Roman" w:hAnsi="Times New Roman" w:eastAsia="Times New Roman" w:cs="Times New Roman"/>
-        </w:rPr>
-        <w:t>。</w:t>
-      </w:r>
-      <w:r>
-        <w:rPr>
-          <w:rFonts w:hint="eastAsia" w:ascii="Times New Roman" w:hAnsi="Times New Roman" w:eastAsia="FangSong" w:cs="Times New Roman"/>
-        </w:rPr>
-        <w:t>而</w:t>
+      <w:r>
+        <w:rPr>
+          <w:rFonts w:hint="eastAsia" w:ascii="Times New Roman" w:hAnsi="Times New Roman" w:eastAsia="FangSong" w:cs="Times New Roman"/>
+          <w:b/>
+          <w:bCs/>
+        </w:rPr>
+        <w:t xml:space="preserve">题目</w:t>
+      </w:r>
+      <w:r>
+        <w:rPr>
+          <w:rFonts w:hint="eastAsia" w:ascii="Times New Roman" w:hAnsi="Times New Roman" w:eastAsia="Times New Roman" w:cs="Times New Roman"/>
+        </w:rPr>
+        <w:t xml:space="preserve">：</w:t>
+      </w:r>
+      <w:r>
+        <w:rPr>
+          <w:rFonts w:ascii="Times New Roman" w:hAnsi="Times New Roman" w:eastAsia="Times New Roman" w:cs="Times New Roman"/>
+        </w:rPr>
+        <w:t xml:space="preserve"> </w:t>
+      </w:r>
+      <w:r>
+        <w:rPr>
+          <w:rFonts w:hint="eastAsia" w:ascii="Times New Roman" w:hAnsi="Times New Roman" w:eastAsia="Times New Roman" w:cs="Times New Roman"/>
+        </w:rPr>
+        <w:t>【</w:t>
+      </w:r>
+      <w:r>
+        <w:rPr>
+          <w:rFonts w:hint="eastAsia" w:ascii="Times New Roman" w:hAnsi="Times New Roman" w:eastAsia="FangSong" w:cs="Times New Roman"/>
+        </w:rPr>
+        <w:t>习题</w:t>
+      </w:r>
+      <w:r>
+        <w:rPr>
+          <w:rFonts w:ascii="Times New Roman" w:hAnsi="Times New Roman" w:eastAsia="Times New Roman" w:cs="Times New Roman"/>
+        </w:rPr>
+        <w:t xml:space="preserve"> 1.3*】 </w:t>
+      </w:r>
+      <w:r>
+        <w:rPr>
+          <w:rFonts w:hint="eastAsia" w:ascii="Times New Roman" w:hAnsi="Times New Roman" w:eastAsia="FangSong" w:cs="Times New Roman"/>
+        </w:rPr>
+        <w:t xml:space="preserve">在</w:t>
+      </w:r>
+      <w:r>
+        <w:rPr>
+          <w:rFonts w:ascii="Times New Roman" w:hAnsi="Times New Roman" w:eastAsia="Times New Roman" w:cs="Times New Roman"/>
+        </w:rPr>
+        <w:t xml:space="preserve"> 230℃ </w:t>
+      </w:r>
+      <w:r>
+        <w:rPr>
+          <w:rFonts w:hint="eastAsia" w:ascii="Times New Roman" w:hAnsi="Times New Roman" w:eastAsia="FangSong" w:cs="Times New Roman"/>
+        </w:rPr>
+        <w:t xml:space="preserve">的真空中分解</w:t>
       </w:r>
       <w:r>
         <w:rPr>
@@ -3603,13 +3598,25 @@
             </w:rPr>
           </m:ctrlPr>
         </m:oMathPr>
-        <m:r>
-          <m:t>B</m:t>
-        </m:r>
         <m:sSub>
           <m:e>
             <m:r>
-              <m:t>H</m:t>
+              <m:rPr>
+                <m:sty m:val="p"/>
+              </m:rPr>
+              <m:t>C</m:t>
+            </m:r>
+            <m:r>
+              <m:rPr>
+                <m:sty m:val="p"/>
+              </m:rPr>
+              <m:t>s</m:t>
+            </m:r>
+            <m:r>
+              <m:rPr>
+                <m:sty m:val="p"/>
+              </m:rPr>
+              <m:t>B</m:t>
             </m:r>
           </m:e>
           <m:sub>
@@ -3618,18 +3625,18 @@
             </m:r>
           </m:sub>
         </m:sSub>
-        <m:r>
-          <m:t>N</m:t>
-        </m:r>
         <m:sSub>
           <m:e>
             <m:r>
+              <m:rPr>
+                <m:sty m:val="p"/>
+              </m:rPr>
               <m:t>H</m:t>
             </m:r>
           </m:e>
           <m:sub>
             <m:r>
-              <m:t>3</m:t>
+              <m:t>8</m:t>
             </m:r>
           </m:sub>
         </m:sSub>
@@ -3642,9 +3649,15 @@
       </w:r>
       <w:r>
         <w:rPr>
-          <w:rFonts w:hint="eastAsia" w:ascii="Times New Roman" w:hAnsi="Times New Roman" w:eastAsia="FangSong" w:cs="Times New Roman"/>
-        </w:rPr>
-        <w:t xml:space="preserve">可用</w:t>
+          <w:rFonts w:hint="eastAsia" w:ascii="Times New Roman" w:hAnsi="Times New Roman" w:eastAsia="Times New Roman" w:cs="Times New Roman"/>
+        </w:rPr>
+        <w:t>，</w:t>
+      </w:r>
+      <w:r>
+        <w:rPr>
+          <w:rFonts w:hint="eastAsia" w:ascii="Times New Roman" w:hAnsi="Times New Roman" w:eastAsia="FangSong" w:cs="Times New Roman"/>
+        </w:rPr>
+        <w:t>可得</w:t>
       </w:r>
       <w:r>
         <w:rPr>
@@ -3653,24 +3666,62 @@
         <w:t xml:space="preserve"> </w:t>
       </w:r>
       <m:oMath>
-        <m:r>
-          <m:t>N</m:t>
-        </m:r>
-        <m:r>
-          <m:t>a</m:t>
-        </m:r>
-        <m:r>
-          <m:t>B</m:t>
-        </m:r>
+        <m:oMathPr>
+          <m:ctrlPr>
+            <w:rPr>
+              <w:sz w:val="28"/>
+              <w:szCs w:val="28"/>
+            </w:rPr>
+          </m:ctrlPr>
+        </m:oMathPr>
         <m:sSub>
           <m:e>
             <m:r>
-              <m:t>H</m:t>
+              <m:rPr>
+                <m:sty m:val="p"/>
+              </m:rPr>
+              <m:t>C</m:t>
+            </m:r>
+            <m:r>
+              <m:rPr>
+                <m:sty m:val="p"/>
+              </m:rPr>
+              <m:t>s</m:t>
             </m:r>
           </m:e>
           <m:sub>
             <m:r>
-              <m:t>4</m:t>
+              <m:t>2</m:t>
+            </m:r>
+          </m:sub>
+        </m:sSub>
+        <m:sSub>
+          <m:e>
+            <m:r>
+              <m:rPr>
+                <m:sty m:val="p"/>
+              </m:rPr>
+              <m:t>B</m:t>
+            </m:r>
+          </m:e>
+          <m:sub>
+            <m:r>
+              <m:t>9</m:t>
+            </m:r>
+          </m:sub>
+        </m:sSub>
+        <m:sSub>
+          <m:e>
+            <m:r>
+              <m:rPr>
+                <m:sty m:val="p"/>
+              </m:rPr>
+              <m:t>H</m:t>
+            </m:r>
+          </m:e>
+          <m:sub>
+            <m:r>
+              <m:t>9</m:t>
             </m:r>
           </m:sub>
         </m:sSub>
@@ -3683,155 +3734,214 @@
       </w:r>
       <w:r>
         <w:rPr>
-          <w:rFonts w:hint="eastAsia" w:ascii="Times New Roman" w:hAnsi="Times New Roman" w:eastAsia="FangSong" w:cs="Times New Roman"/>
-        </w:rPr>
-        <w:t xml:space="preserve">与硫酸铵在干燥的</w:t>
-      </w:r>
-      <w:r>
-        <w:rPr>
-          <w:rFonts w:ascii="Times New Roman" w:hAnsi="Times New Roman" w:eastAsia="Times New Roman" w:cs="Times New Roman"/>
-        </w:rPr>
-        <w:t xml:space="preserve"> THF </w:t>
-      </w:r>
-      <w:r>
-        <w:rPr>
-          <w:rFonts w:hint="eastAsia" w:ascii="Times New Roman" w:hAnsi="Times New Roman" w:eastAsia="FangSong" w:cs="Times New Roman"/>
-        </w:rPr>
-        <w:t>中低温下反应得到</w:t>
-      </w:r>
-      <w:r>
-        <w:rPr>
-          <w:rFonts w:hint="eastAsia" w:ascii="Times New Roman" w:hAnsi="Times New Roman" w:eastAsia="Times New Roman" w:cs="Times New Roman"/>
-        </w:rPr>
-        <w:t>。</w:t>
-      </w:r>
-      <w:r>
-        <w:rPr>
-          <w:rFonts w:hint="eastAsia" w:ascii="Times New Roman" w:hAnsi="Times New Roman" w:eastAsia="FangSong" w:cs="Times New Roman"/>
-        </w:rPr>
-        <w:t>试写出两个反应的方程式</w:t>
-      </w:r>
-      <w:r>
-        <w:rPr>
-          <w:rFonts w:hint="eastAsia" w:ascii="Times New Roman" w:hAnsi="Times New Roman" w:eastAsia="Times New Roman" w:cs="Times New Roman"/>
-        </w:rPr>
-        <w:t>。</w:t>
-      </w:r>
-    </w:p>
-    <w:p>
-      <w:pPr>
-        <w:spacing w:before="160" w:after="80"/>
-      </w:pPr>
-      <w:r>
-        <w:pict>
-          <v:rect style="width:0;height:1.5pt" o:hralign="center" o:hrstd="t" o:hr="t"/>
-        </w:pict>
-      </w:r>
-    </w:p>
-    <w:bookmarkEnd w:id="18"/>
-    <w:bookmarkStart w:id="19" w:name="氧化还原反应方程式配平"/>
-    <w:p>
-      <w:pPr>
-        <w:pStyle w:val="Heading2"/>
-        <w:spacing w:before="280" w:after="80"/>
-        <w:keepNext/>
-      </w:pPr>
-      <w:r>
-        <w:rPr>
-          <w:rFonts w:ascii="Times New Roman" w:hAnsi="Times New Roman" w:eastAsia="Times New Roman" w:cs="Times New Roman"/>
-        </w:rPr>
-        <w:t xml:space="preserve">2.10 </w:t>
-      </w:r>
-      <w:r>
-        <w:rPr>
-          <w:rFonts w:hint="eastAsia" w:ascii="Times New Roman" w:hAnsi="Times New Roman" w:eastAsia="SimHei" w:cs="Times New Roman"/>
-        </w:rPr>
-        <w:t xml:space="preserve">氧化还原反应方程式配平</w:t>
-      </w:r>
-    </w:p>
-    <w:p>
-      <w:pPr>
-        <w:pStyle w:val="FirstParagraph"/>
-      </w:pPr>
-      <w:r>
-        <w:rPr>
-          <w:rFonts w:hint="eastAsia" w:ascii="Times New Roman" w:hAnsi="Times New Roman" w:eastAsia="FangSong" w:cs="Times New Roman"/>
-          <w:b/>
-          <w:bCs/>
-        </w:rPr>
-        <w:t xml:space="preserve">题目</w:t>
-      </w:r>
-      <w:r>
-        <w:rPr>
-          <w:rFonts w:hint="eastAsia" w:ascii="Times New Roman" w:hAnsi="Times New Roman" w:eastAsia="Times New Roman" w:cs="Times New Roman"/>
-        </w:rPr>
-        <w:t xml:space="preserve">：</w:t>
-      </w:r>
-      <w:r>
-        <w:rPr>
-          <w:rFonts w:ascii="Times New Roman" w:hAnsi="Times New Roman" w:eastAsia="Times New Roman" w:cs="Times New Roman"/>
-        </w:rPr>
-        <w:t xml:space="preserve"> </w:t>
-      </w:r>
-      <w:r>
-        <w:rPr>
-          <w:rFonts w:hint="eastAsia" w:ascii="Times New Roman" w:hAnsi="Times New Roman" w:eastAsia="Times New Roman" w:cs="Times New Roman"/>
-        </w:rPr>
-        <w:t>【</w:t>
-      </w:r>
-      <w:r>
-        <w:rPr>
-          <w:rFonts w:hint="eastAsia" w:ascii="Times New Roman" w:hAnsi="Times New Roman" w:eastAsia="FangSong" w:cs="Times New Roman"/>
-        </w:rPr>
-        <w:t>习题</w:t>
-      </w:r>
-      <w:r>
-        <w:rPr>
-          <w:rFonts w:ascii="Times New Roman" w:hAnsi="Times New Roman" w:eastAsia="Times New Roman" w:cs="Times New Roman"/>
-        </w:rPr>
-        <w:t xml:space="preserve"> 1.3*】 </w:t>
-      </w:r>
-      <w:r>
-        <w:rPr>
-          <w:rFonts w:hint="eastAsia" w:ascii="Times New Roman" w:hAnsi="Times New Roman" w:eastAsia="FangSong" w:cs="Times New Roman"/>
-        </w:rPr>
-        <w:t xml:space="preserve">在</w:t>
-      </w:r>
-      <w:r>
-        <w:rPr>
-          <w:rFonts w:ascii="Times New Roman" w:hAnsi="Times New Roman" w:eastAsia="Times New Roman" w:cs="Times New Roman"/>
-        </w:rPr>
-        <w:t xml:space="preserve"> 230℃ </w:t>
-      </w:r>
-      <w:r>
-        <w:rPr>
-          <w:rFonts w:hint="eastAsia" w:ascii="Times New Roman" w:hAnsi="Times New Roman" w:eastAsia="FangSong" w:cs="Times New Roman"/>
-        </w:rPr>
-        <w:t xml:space="preserve">的真空中分解</w:t>
-      </w:r>
-      <w:r>
-        <w:rPr>
-          <w:rFonts w:ascii="Times New Roman" w:hAnsi="Times New Roman" w:eastAsia="Times New Roman" w:cs="Times New Roman"/>
-        </w:rPr>
-        <w:t xml:space="preserve"> {3}H_{8}$ </w:t>
-      </w:r>
-      <w:r>
-        <w:rPr>
-          <w:rFonts w:hint="eastAsia" w:ascii="Times New Roman" w:hAnsi="Times New Roman" w:eastAsia="Times New Roman" w:cs="Times New Roman"/>
-        </w:rPr>
-        <w:t>，</w:t>
-      </w:r>
-      <w:r>
-        <w:rPr>
-          <w:rFonts w:hint="eastAsia" w:ascii="Times New Roman" w:hAnsi="Times New Roman" w:eastAsia="FangSong" w:cs="Times New Roman"/>
-        </w:rPr>
-        <w:t>可得</w:t>
-      </w:r>
-      <w:r>
-        <w:rPr>
-          <w:rFonts w:ascii="Times New Roman" w:hAnsi="Times New Roman" w:eastAsia="Times New Roman" w:cs="Times New Roman"/>
-        </w:rPr>
-        <w:t xml:space="preserve"> {2}B_{9}H_{9}$ 、 {2}B_{10}H_{10}$ 、 {2}B_{12}H_{12}$ 、 {4}$ </w:t>
+          <w:rFonts w:ascii="Times New Roman" w:hAnsi="Times New Roman" w:eastAsia="Times New Roman" w:cs="Times New Roman"/>
+        </w:rPr>
+        <w:t xml:space="preserve">、</w:t>
+      </w:r>
+      <w:r>
+        <w:rPr>
+          <w:rFonts w:ascii="Times New Roman" w:hAnsi="Times New Roman" w:eastAsia="Times New Roman" w:cs="Times New Roman"/>
+        </w:rPr>
+        <w:t xml:space="preserve"> </w:t>
+      </w:r>
+      <m:oMath>
+        <m:oMathPr>
+          <m:ctrlPr>
+            <w:rPr>
+              <w:sz w:val="28"/>
+              <w:szCs w:val="28"/>
+            </w:rPr>
+          </m:ctrlPr>
+        </m:oMathPr>
+        <m:sSub>
+          <m:e>
+            <m:r>
+              <m:rPr>
+                <m:sty m:val="p"/>
+              </m:rPr>
+              <m:t>C</m:t>
+            </m:r>
+            <m:r>
+              <m:rPr>
+                <m:sty m:val="p"/>
+              </m:rPr>
+              <m:t>s</m:t>
+            </m:r>
+          </m:e>
+          <m:sub>
+            <m:r>
+              <m:t>2</m:t>
+            </m:r>
+          </m:sub>
+        </m:sSub>
+        <m:sSub>
+          <m:e>
+            <m:r>
+              <m:rPr>
+                <m:sty m:val="p"/>
+              </m:rPr>
+              <m:t>B</m:t>
+            </m:r>
+          </m:e>
+          <m:sub>
+            <m:r>
+              <m:t>10</m:t>
+            </m:r>
+          </m:sub>
+        </m:sSub>
+        <m:sSub>
+          <m:e>
+            <m:r>
+              <m:rPr>
+                <m:sty m:val="p"/>
+              </m:rPr>
+              <m:t>H</m:t>
+            </m:r>
+          </m:e>
+          <m:sub>
+            <m:r>
+              <m:t>10</m:t>
+            </m:r>
+          </m:sub>
+        </m:sSub>
+      </m:oMath>
+      <w:r>
+        <w:rPr>
+          <w:rFonts w:ascii="Times New Roman" w:hAnsi="Times New Roman" w:eastAsia="Times New Roman" w:cs="Times New Roman"/>
+        </w:rPr>
+        <w:t xml:space="preserve"> </w:t>
+      </w:r>
+      <w:r>
+        <w:rPr>
+          <w:rFonts w:ascii="Times New Roman" w:hAnsi="Times New Roman" w:eastAsia="Times New Roman" w:cs="Times New Roman"/>
+        </w:rPr>
+        <w:t xml:space="preserve">、</w:t>
+      </w:r>
+      <w:r>
+        <w:rPr>
+          <w:rFonts w:ascii="Times New Roman" w:hAnsi="Times New Roman" w:eastAsia="Times New Roman" w:cs="Times New Roman"/>
+        </w:rPr>
+        <w:t xml:space="preserve"> </w:t>
+      </w:r>
+      <m:oMath>
+        <m:oMathPr>
+          <m:ctrlPr>
+            <w:rPr>
+              <w:sz w:val="28"/>
+              <w:szCs w:val="28"/>
+            </w:rPr>
+          </m:ctrlPr>
+        </m:oMathPr>
+        <m:sSub>
+          <m:e>
+            <m:r>
+              <m:rPr>
+                <m:sty m:val="p"/>
+              </m:rPr>
+              <m:t>C</m:t>
+            </m:r>
+            <m:r>
+              <m:rPr>
+                <m:sty m:val="p"/>
+              </m:rPr>
+              <m:t>s</m:t>
+            </m:r>
+          </m:e>
+          <m:sub>
+            <m:r>
+              <m:t>2</m:t>
+            </m:r>
+          </m:sub>
+        </m:sSub>
+        <m:sSub>
+          <m:e>
+            <m:r>
+              <m:rPr>
+                <m:sty m:val="p"/>
+              </m:rPr>
+              <m:t>B</m:t>
+            </m:r>
+          </m:e>
+          <m:sub>
+            <m:r>
+              <m:t>12</m:t>
+            </m:r>
+          </m:sub>
+        </m:sSub>
+        <m:sSub>
+          <m:e>
+            <m:r>
+              <m:rPr>
+                <m:sty m:val="p"/>
+              </m:rPr>
+              <m:t>H</m:t>
+            </m:r>
+          </m:e>
+          <m:sub>
+            <m:r>
+              <m:t>12</m:t>
+            </m:r>
+          </m:sub>
+        </m:sSub>
+      </m:oMath>
+      <w:r>
+        <w:rPr>
+          <w:rFonts w:ascii="Times New Roman" w:hAnsi="Times New Roman" w:eastAsia="Times New Roman" w:cs="Times New Roman"/>
+        </w:rPr>
+        <w:t xml:space="preserve"> </w:t>
+      </w:r>
+      <w:r>
+        <w:rPr>
+          <w:rFonts w:ascii="Times New Roman" w:hAnsi="Times New Roman" w:eastAsia="Times New Roman" w:cs="Times New Roman"/>
+        </w:rPr>
+        <w:t xml:space="preserve">、</w:t>
+      </w:r>
+      <w:r>
+        <w:rPr>
+          <w:rFonts w:ascii="Times New Roman" w:hAnsi="Times New Roman" w:eastAsia="Times New Roman" w:cs="Times New Roman"/>
+        </w:rPr>
+        <w:t xml:space="preserve"> </w:t>
+      </w:r>
+      <m:oMath>
+        <m:sSub>
+          <m:e>
+            <m:r>
+              <m:rPr>
+                <m:sty m:val="p"/>
+              </m:rPr>
+              <m:t>C</m:t>
+            </m:r>
+            <m:r>
+              <m:rPr>
+                <m:sty m:val="p"/>
+              </m:rPr>
+              <m:t>s</m:t>
+            </m:r>
+            <m:r>
+              <m:rPr>
+                <m:sty m:val="p"/>
+              </m:rPr>
+              <m:t>B</m:t>
+            </m:r>
+            <m:r>
+              <m:rPr>
+                <m:sty m:val="p"/>
+              </m:rPr>
+              <m:t>H</m:t>
+            </m:r>
+          </m:e>
+          <m:sub>
+            <m:r>
+              <m:t>4</m:t>
+            </m:r>
+          </m:sub>
+        </m:sSub>
+      </m:oMath>
+      <w:r>
+        <w:rPr>
+          <w:rFonts w:ascii="Times New Roman" w:hAnsi="Times New Roman" w:eastAsia="Times New Roman" w:cs="Times New Roman"/>
+        </w:rPr>
+        <w:t xml:space="preserve"> </w:t>
       </w:r>
       <w:r>
         <w:rPr>
@@ -3843,7 +3953,30 @@
         <w:rPr>
           <w:rFonts w:ascii="Times New Roman" w:hAnsi="Times New Roman" w:eastAsia="Times New Roman" w:cs="Times New Roman"/>
         </w:rPr>
-        <w:t xml:space="preserve"> {2}$ </w:t>
+        <w:t xml:space="preserve"> </w:t>
+      </w:r>
+      <m:oMath>
+        <m:sSub>
+          <m:e>
+            <m:r>
+              <m:rPr>
+                <m:sty m:val="p"/>
+              </m:rPr>
+              <m:t>H</m:t>
+            </m:r>
+          </m:e>
+          <m:sub>
+            <m:r>
+              <m:t>2</m:t>
+            </m:r>
+          </m:sub>
+        </m:sSub>
+      </m:oMath>
+      <w:r>
+        <w:rPr>
+          <w:rFonts w:ascii="Times New Roman" w:hAnsi="Times New Roman" w:eastAsia="Times New Roman" w:cs="Times New Roman"/>
+        </w:rPr>
+        <w:t xml:space="preserve"> </w:t>
       </w:r>
       <w:r>
         <w:rPr>
@@ -4838,7 +4971,36 @@
         <w:rPr>
           <w:rFonts w:ascii="Times New Roman" w:hAnsi="Times New Roman" w:eastAsia="Times New Roman" w:cs="Times New Roman"/>
         </w:rPr>
-        <w:t xml:space="preserve"> {3}$ </w:t>
+        <w:t xml:space="preserve"> </w:t>
+      </w:r>
+      <m:oMath>
+        <m:sSub>
+          <m:e>
+            <m:r>
+              <m:rPr>
+                <m:sty m:val="p"/>
+              </m:rPr>
+              <m:t>S</m:t>
+            </m:r>
+            <m:r>
+              <m:rPr>
+                <m:sty m:val="p"/>
+              </m:rPr>
+              <m:t>O</m:t>
+            </m:r>
+          </m:e>
+          <m:sub>
+            <m:r>
+              <m:t>3</m:t>
+            </m:r>
+          </m:sub>
+        </m:sSub>
+      </m:oMath>
+      <w:r>
+        <w:rPr>
+          <w:rFonts w:ascii="Times New Roman" w:hAnsi="Times New Roman" w:eastAsia="Times New Roman" w:cs="Times New Roman"/>
+        </w:rPr>
+        <w:t xml:space="preserve"> </w:t>
       </w:r>
       <w:r>
         <w:rPr>
@@ -4850,7 +5012,36 @@
         <w:rPr>
           <w:rFonts w:ascii="Times New Roman" w:hAnsi="Times New Roman" w:eastAsia="Times New Roman" w:cs="Times New Roman"/>
         </w:rPr>
-        <w:t xml:space="preserve"> {3}$ </w:t>
+        <w:t xml:space="preserve"> </w:t>
+      </w:r>
+      <m:oMath>
+        <m:sSub>
+          <m:e>
+            <m:r>
+              <m:rPr>
+                <m:sty m:val="p"/>
+              </m:rPr>
+              <m:t>N</m:t>
+            </m:r>
+            <m:r>
+              <m:rPr>
+                <m:sty m:val="p"/>
+              </m:rPr>
+              <m:t>H</m:t>
+            </m:r>
+          </m:e>
+          <m:sub>
+            <m:r>
+              <m:t>3</m:t>
+            </m:r>
+          </m:sub>
+        </m:sSub>
+      </m:oMath>
+      <w:r>
+        <w:rPr>
+          <w:rFonts w:ascii="Times New Roman" w:hAnsi="Times New Roman" w:eastAsia="Times New Roman" w:cs="Times New Roman"/>
+        </w:rPr>
+        <w:t xml:space="preserve"> </w:t>
       </w:r>
       <w:r>
         <w:rPr>
@@ -5394,7 +5585,42 @@
         <w:rPr>
           <w:rFonts w:ascii="Times New Roman" w:hAnsi="Times New Roman" w:eastAsia="Times New Roman" w:cs="Times New Roman"/>
         </w:rPr>
-        <w:t xml:space="preserve"> ^{2+}$ </w:t>
+        <w:t xml:space="preserve"> </w:t>
+      </w:r>
+      <m:oMath>
+        <m:sSup>
+          <m:e>
+            <m:r>
+              <m:rPr>
+                <m:sty m:val="p"/>
+              </m:rPr>
+              <m:t>C</m:t>
+            </m:r>
+            <m:r>
+              <m:rPr>
+                <m:sty m:val="p"/>
+              </m:rPr>
+              <m:t>o</m:t>
+            </m:r>
+          </m:e>
+          <m:sup>
+            <m:r>
+              <m:t>2</m:t>
+            </m:r>
+            <m:r>
+              <m:rPr>
+                <m:sty m:val="p"/>
+              </m:rPr>
+              <m:t>+</m:t>
+            </m:r>
+          </m:sup>
+        </m:sSup>
+      </m:oMath>
+      <w:r>
+        <w:rPr>
+          <w:rFonts w:ascii="Times New Roman" w:hAnsi="Times New Roman" w:eastAsia="Times New Roman" w:cs="Times New Roman"/>
+        </w:rPr>
+        <w:t xml:space="preserve"> </w:t>
       </w:r>
       <w:r>
         <w:rPr>
@@ -5430,7 +5656,42 @@
         <w:rPr>
           <w:rFonts w:ascii="Times New Roman" w:hAnsi="Times New Roman" w:eastAsia="Times New Roman" w:cs="Times New Roman"/>
         </w:rPr>
-        <w:t xml:space="preserve"> ^{2+}$ </w:t>
+        <w:t xml:space="preserve"> </w:t>
+      </w:r>
+      <m:oMath>
+        <m:sSup>
+          <m:e>
+            <m:r>
+              <m:rPr>
+                <m:sty m:val="p"/>
+              </m:rPr>
+              <m:t>H</m:t>
+            </m:r>
+            <m:r>
+              <m:rPr>
+                <m:sty m:val="p"/>
+              </m:rPr>
+              <m:t>g</m:t>
+            </m:r>
+          </m:e>
+          <m:sup>
+            <m:r>
+              <m:t>2</m:t>
+            </m:r>
+            <m:r>
+              <m:rPr>
+                <m:sty m:val="p"/>
+              </m:rPr>
+              <m:t>+</m:t>
+            </m:r>
+          </m:sup>
+        </m:sSup>
+      </m:oMath>
+      <w:r>
+        <w:rPr>
+          <w:rFonts w:ascii="Times New Roman" w:hAnsi="Times New Roman" w:eastAsia="Times New Roman" w:cs="Times New Roman"/>
+        </w:rPr>
+        <w:t xml:space="preserve"> </w:t>
       </w:r>
       <w:r>
         <w:rPr>
@@ -6359,202 +6620,7 @@
         <w:rPr>
           <w:rFonts w:ascii="Times New Roman" w:hAnsi="Times New Roman" w:eastAsia="Times New Roman" w:cs="Times New Roman"/>
         </w:rPr>
-        <w:t xml:space="preserve"> 1.20*】 Pb(OAc) {2}$ </w:t>
-      </w:r>
-      <w:r>
-        <w:rPr>
-          <w:rFonts w:hint="eastAsia" w:ascii="Times New Roman" w:hAnsi="Times New Roman" w:eastAsia="FangSong" w:cs="Times New Roman"/>
-        </w:rPr>
-        <w:t xml:space="preserve">与硒代酰胺</w:t>
-      </w:r>
-      <w:r>
-        <w:rPr>
-          <w:rFonts w:ascii="Times New Roman" w:hAnsi="Times New Roman" w:eastAsia="Times New Roman" w:cs="Times New Roman"/>
-        </w:rPr>
-        <w:t xml:space="preserve"> R {1}$ NHC(Se)NR {2}$ R {3}$ </w:t>
-      </w:r>
-      <w:r>
-        <w:rPr>
-          <w:rFonts w:hint="eastAsia" w:ascii="Times New Roman" w:hAnsi="Times New Roman" w:eastAsia="FangSong" w:cs="Times New Roman"/>
-        </w:rPr>
-        <w:t>反应可以制备一种微晶</w:t>
-      </w:r>
-      <w:r>
-        <w:rPr>
-          <w:rFonts w:hint="eastAsia" w:ascii="Times New Roman" w:hAnsi="Times New Roman" w:eastAsia="Times New Roman" w:cs="Times New Roman"/>
-        </w:rPr>
-        <w:t>，</w:t>
-      </w:r>
-      <w:r>
-        <w:rPr>
-          <w:rFonts w:hint="eastAsia" w:ascii="Times New Roman" w:hAnsi="Times New Roman" w:eastAsia="FangSong" w:cs="Times New Roman"/>
-        </w:rPr>
-        <w:t>反应需要在非水溶剂中进行</w:t>
-      </w:r>
-      <w:r>
-        <w:rPr>
-          <w:rFonts w:hint="eastAsia" w:ascii="Times New Roman" w:hAnsi="Times New Roman" w:eastAsia="Times New Roman" w:cs="Times New Roman"/>
-        </w:rPr>
-        <w:t>，</w:t>
-      </w:r>
-      <w:r>
-        <w:rPr>
-          <w:rFonts w:hint="eastAsia" w:ascii="Times New Roman" w:hAnsi="Times New Roman" w:eastAsia="FangSong" w:cs="Times New Roman"/>
-        </w:rPr>
-        <w:t>据此写出反应的方程式</w:t>
-      </w:r>
-      <w:r>
-        <w:rPr>
-          <w:rFonts w:hint="eastAsia" w:ascii="Times New Roman" w:hAnsi="Times New Roman" w:eastAsia="Times New Roman" w:cs="Times New Roman"/>
-        </w:rPr>
-        <w:t>。</w:t>
-      </w:r>
-    </w:p>
-    <w:p>
-      <w:pPr>
-        <w:pStyle w:val="BodyText"/>
-      </w:pPr>
-      <w:r>
-        <w:rPr>
-          <w:rFonts w:hint="eastAsia" w:ascii="Times New Roman" w:hAnsi="Times New Roman" w:eastAsia="FangSong" w:cs="Times New Roman"/>
-          <w:b/>
-          <w:bCs/>
-        </w:rPr>
-        <w:t xml:space="preserve">来源</w:t>
-      </w:r>
-      <w:r>
-        <w:rPr>
-          <w:rFonts w:hint="eastAsia" w:ascii="Times New Roman" w:hAnsi="Times New Roman" w:eastAsia="Times New Roman" w:cs="Times New Roman"/>
-        </w:rPr>
-        <w:t>：</w:t>
-      </w:r>
-      <w:r>
-        <w:rPr>
-          <w:rFonts w:hint="eastAsia" w:ascii="Times New Roman" w:hAnsi="Times New Roman" w:eastAsia="FangSong" w:cs="Times New Roman"/>
-        </w:rPr>
-        <w:t>化学竞赛初赛讲义</w:t>
-      </w:r>
-      <w:r>
-        <w:rPr>
-          <w:rFonts w:ascii="Times New Roman" w:hAnsi="Times New Roman" w:eastAsia="Times New Roman" w:cs="Times New Roman"/>
-        </w:rPr>
-        <w:t xml:space="preserve"> </w:t>
-      </w:r>
-      <w:r>
-        <w:rPr>
-          <w:rFonts w:hint="eastAsia" w:ascii="Times New Roman" w:hAnsi="Times New Roman" w:eastAsia="FangSong" w:cs="Times New Roman"/>
-        </w:rPr>
-        <w:t>第</w:t>
-      </w:r>
-      <w:r>
-        <w:rPr>
-          <w:rFonts w:hint="eastAsia" w:ascii="Times New Roman" w:hAnsi="Times New Roman" w:eastAsia="Times New Roman" w:cs="Times New Roman"/>
-        </w:rPr>
-        <w:t>1</w:t>
-      </w:r>
-      <w:r>
-        <w:rPr>
-          <w:rFonts w:hint="eastAsia" w:ascii="Times New Roman" w:hAnsi="Times New Roman" w:eastAsia="FangSong" w:cs="Times New Roman"/>
-        </w:rPr>
-        <w:t>讲</w:t>
-      </w:r>
-      <w:r>
-        <w:rPr>
-          <w:rFonts w:ascii="Times New Roman" w:hAnsi="Times New Roman" w:eastAsia="Times New Roman" w:cs="Times New Roman"/>
-        </w:rPr>
-        <w:t xml:space="preserve"> §1.3 </w:t>
-      </w:r>
-      <w:r>
-        <w:rPr>
-          <w:rFonts w:hint="eastAsia" w:ascii="Times New Roman" w:hAnsi="Times New Roman" w:eastAsia="FangSong" w:cs="Times New Roman"/>
-        </w:rPr>
-        <w:t xml:space="preserve">习题</w:t>
-      </w:r>
-    </w:p>
-    <w:p>
-      <w:pPr>
-        <w:spacing w:before="160" w:after="80"/>
-      </w:pPr>
-      <w:r>
-        <w:pict>
-          <v:rect style="width:0;height:1.5pt" o:hralign="center" o:hrstd="t" o:hr="t"/>
-        </w:pict>
-      </w:r>
-    </w:p>
-    <w:bookmarkEnd w:id="28"/>
-    <w:bookmarkStart w:id="29" w:name="氧化还原反应方程式配平-10"/>
-    <w:p>
-      <w:pPr>
-        <w:pStyle w:val="Heading2"/>
-        <w:spacing w:before="280" w:after="80"/>
-        <w:keepNext/>
-      </w:pPr>
-      <w:r>
-        <w:rPr>
-          <w:rFonts w:ascii="Times New Roman" w:hAnsi="Times New Roman" w:eastAsia="Times New Roman" w:cs="Times New Roman"/>
-        </w:rPr>
-        <w:t xml:space="preserve">2.20 </w:t>
-      </w:r>
-      <w:r>
-        <w:rPr>
-          <w:rFonts w:hint="eastAsia" w:ascii="Times New Roman" w:hAnsi="Times New Roman" w:eastAsia="SimHei" w:cs="Times New Roman"/>
-        </w:rPr>
-        <w:t xml:space="preserve">氧化还原反应方程式配平</w:t>
-      </w:r>
-    </w:p>
-    <w:p>
-      <w:pPr>
-        <w:pStyle w:val="FirstParagraph"/>
-      </w:pPr>
-      <w:r>
-        <w:rPr>
-          <w:rFonts w:hint="eastAsia" w:ascii="Times New Roman" w:hAnsi="Times New Roman" w:eastAsia="FangSong" w:cs="Times New Roman"/>
-          <w:b/>
-          <w:bCs/>
-        </w:rPr>
-        <w:t xml:space="preserve">题目</w:t>
-      </w:r>
-      <w:r>
-        <w:rPr>
-          <w:rFonts w:hint="eastAsia" w:ascii="Times New Roman" w:hAnsi="Times New Roman" w:eastAsia="Times New Roman" w:cs="Times New Roman"/>
-        </w:rPr>
-        <w:t xml:space="preserve">：</w:t>
-      </w:r>
-      <w:r>
-        <w:rPr>
-          <w:rFonts w:ascii="Times New Roman" w:hAnsi="Times New Roman" w:eastAsia="Times New Roman" w:cs="Times New Roman"/>
-        </w:rPr>
-        <w:t xml:space="preserve"> </w:t>
-      </w:r>
-      <w:r>
-        <w:rPr>
-          <w:rFonts w:hint="eastAsia" w:ascii="Times New Roman" w:hAnsi="Times New Roman" w:eastAsia="Times New Roman" w:cs="Times New Roman"/>
-        </w:rPr>
-        <w:t>【</w:t>
-      </w:r>
-      <w:r>
-        <w:rPr>
-          <w:rFonts w:hint="eastAsia" w:ascii="Times New Roman" w:hAnsi="Times New Roman" w:eastAsia="FangSong" w:cs="Times New Roman"/>
-        </w:rPr>
-        <w:t>习题</w:t>
-      </w:r>
-      <w:r>
-        <w:rPr>
-          <w:rFonts w:ascii="Times New Roman" w:hAnsi="Times New Roman" w:eastAsia="Times New Roman" w:cs="Times New Roman"/>
-        </w:rPr>
-        <w:t xml:space="preserve"> 1.21】 </w:t>
-      </w:r>
-      <w:r>
-        <w:rPr>
-          <w:rFonts w:hint="eastAsia" w:ascii="Times New Roman" w:hAnsi="Times New Roman" w:eastAsia="FangSong" w:cs="Times New Roman"/>
-        </w:rPr>
-        <w:t>在水溶液中</w:t>
-      </w:r>
-      <w:r>
-        <w:rPr>
-          <w:rFonts w:hint="eastAsia" w:ascii="Times New Roman" w:hAnsi="Times New Roman" w:eastAsia="Times New Roman" w:cs="Times New Roman"/>
-        </w:rPr>
-        <w:t>,</w:t>
+        <w:t xml:space="preserve"> 1.20*】</w:t>
       </w:r>
       <w:r>
         <w:rPr>
@@ -6571,62 +6637,53 @@
             </w:rPr>
           </m:ctrlPr>
         </m:oMathPr>
-        <m:r>
-          <m:rPr>
-            <m:sty m:val="p"/>
-          </m:rPr>
-          <m:t>T</m:t>
-        </m:r>
-        <m:r>
-          <m:rPr>
-            <m:sty m:val="p"/>
-          </m:rPr>
-          <m:t>i</m:t>
-        </m:r>
-        <m:r>
-          <m:rPr>
-            <m:sty m:val="p"/>
-          </m:rPr>
-          <m:t>(</m:t>
-        </m:r>
-        <m:r>
-          <m:rPr>
-            <m:sty m:val="p"/>
-          </m:rPr>
-          <m:t>S</m:t>
-        </m:r>
         <m:sSub>
           <m:e>
             <m:r>
               <m:rPr>
                 <m:sty m:val="p"/>
               </m:rPr>
+              <m:t>P</m:t>
+            </m:r>
+            <m:r>
+              <m:rPr>
+                <m:sty m:val="p"/>
+              </m:rPr>
+              <m:t>b</m:t>
+            </m:r>
+            <m:r>
+              <m:rPr>
+                <m:sty m:val="p"/>
+              </m:rPr>
+              <m:t>(</m:t>
+            </m:r>
+            <m:r>
+              <m:rPr>
+                <m:sty m:val="p"/>
+              </m:rPr>
               <m:t>O</m:t>
+            </m:r>
+            <m:r>
+              <m:rPr>
+                <m:sty m:val="p"/>
+              </m:rPr>
+              <m:t>A</m:t>
+            </m:r>
+            <m:r>
+              <m:rPr>
+                <m:sty m:val="p"/>
+              </m:rPr>
+              <m:t>c</m:t>
+            </m:r>
+            <m:r>
+              <m:rPr>
+                <m:sty m:val="p"/>
+              </m:rPr>
+              <m:t>)</m:t>
             </m:r>
           </m:e>
           <m:sub>
             <m:r>
-              <m:rPr>
-                <m:sty m:val="p"/>
-              </m:rPr>
-              <m:t>4</m:t>
-            </m:r>
-          </m:sub>
-        </m:sSub>
-        <m:sSub>
-          <m:e>
-            <m:r>
-              <m:rPr>
-                <m:sty m:val="p"/>
-              </m:rPr>
-              <m:t>)</m:t>
-            </m:r>
-          </m:e>
-          <m:sub>
-            <m:r>
-              <m:rPr>
-                <m:sty m:val="p"/>
-              </m:rPr>
               <m:t>2</m:t>
             </m:r>
           </m:sub>
@@ -6642,7 +6699,7 @@
         <w:rPr>
           <w:rFonts w:hint="eastAsia" w:ascii="Times New Roman" w:hAnsi="Times New Roman" w:eastAsia="FangSong" w:cs="Times New Roman"/>
         </w:rPr>
-        <w:t xml:space="preserve">与</w:t>
+        <w:t xml:space="preserve">与硒代酰胺</w:t>
       </w:r>
       <w:r>
         <w:rPr>
@@ -6659,66 +6716,99 @@
             </w:rPr>
           </m:ctrlPr>
         </m:oMathPr>
-        <m:r>
-          <m:rPr>
-            <m:sty m:val="p"/>
-          </m:rPr>
-          <m:t>N</m:t>
-        </m:r>
-        <m:sSub>
+        <m:sSup>
           <m:e>
             <m:r>
               <m:rPr>
                 <m:sty m:val="p"/>
               </m:rPr>
-              <m:t>a</m:t>
+              <m:t>R</m:t>
             </m:r>
           </m:e>
-          <m:sub>
-            <m:r>
-              <m:rPr>
-                <m:sty m:val="p"/>
-              </m:rPr>
+          <m:sup>
+            <m:r>
+              <m:t>1</m:t>
+            </m:r>
+          </m:sup>
+        </m:sSup>
+        <m:sSup>
+          <m:e>
+            <m:r>
+              <m:rPr>
+                <m:sty m:val="p"/>
+              </m:rPr>
+              <m:t>N</m:t>
+            </m:r>
+            <m:r>
+              <m:rPr>
+                <m:sty m:val="p"/>
+              </m:rPr>
+              <m:t>H</m:t>
+            </m:r>
+            <m:r>
+              <m:rPr>
+                <m:sty m:val="p"/>
+              </m:rPr>
+              <m:t>C</m:t>
+            </m:r>
+            <m:r>
+              <m:rPr>
+                <m:sty m:val="p"/>
+              </m:rPr>
+              <m:t>(</m:t>
+            </m:r>
+            <m:r>
+              <m:rPr>
+                <m:sty m:val="p"/>
+              </m:rPr>
+              <m:t>S</m:t>
+            </m:r>
+            <m:r>
+              <m:rPr>
+                <m:sty m:val="p"/>
+              </m:rPr>
+              <m:t>e</m:t>
+            </m:r>
+            <m:r>
+              <m:rPr>
+                <m:sty m:val="p"/>
+              </m:rPr>
+              <m:t>)</m:t>
+            </m:r>
+            <m:r>
+              <m:rPr>
+                <m:sty m:val="p"/>
+              </m:rPr>
+              <m:t>N</m:t>
+            </m:r>
+            <m:r>
+              <m:rPr>
+                <m:sty m:val="p"/>
+              </m:rPr>
+              <m:t>R</m:t>
+            </m:r>
+          </m:e>
+          <m:sup>
+            <m:r>
               <m:t>2</m:t>
             </m:r>
-          </m:sub>
-        </m:sSub>
-        <m:sSub>
+          </m:sup>
+        </m:sSup>
+        <m:sSup>
           <m:e>
             <m:r>
               <m:rPr>
                 <m:sty m:val="p"/>
               </m:rPr>
-              <m:t>S</m:t>
+              <m:t>R</m:t>
             </m:r>
           </m:e>
-          <m:sub>
-            <m:r>
-              <m:rPr>
-                <m:sty m:val="p"/>
-              </m:rPr>
-              <m:t>2</m:t>
-            </m:r>
-          </m:sub>
-        </m:sSub>
-        <m:sSub>
-          <m:e>
-            <m:r>
-              <m:rPr>
-                <m:sty m:val="p"/>
-              </m:rPr>
-              <m:t>O</m:t>
-            </m:r>
-          </m:e>
-          <m:sub>
-            <m:r>
-              <m:rPr>
-                <m:sty m:val="p"/>
-              </m:rPr>
+          <m:sup>
+            <m:r>
               <m:t>3</m:t>
             </m:r>
-          </m:sub>
-        </m:sSub>
+          </m:sup>
+        </m:sSup>
       </m:oMath>
       <w:r>
         <w:rPr>
@@ -6730,7 +6820,7 @@
         <w:rPr>
           <w:rFonts w:hint="eastAsia" w:ascii="Times New Roman" w:hAnsi="Times New Roman" w:eastAsia="FangSong" w:cs="Times New Roman"/>
         </w:rPr>
-        <w:t>可发生反应</w:t>
+        <w:t>反应可以制备一种微晶</w:t>
       </w:r>
       <w:r>
         <w:rPr>
@@ -6742,7 +6832,172 @@
         <w:rPr>
           <w:rFonts w:hint="eastAsia" w:ascii="Times New Roman" w:hAnsi="Times New Roman" w:eastAsia="FangSong" w:cs="Times New Roman"/>
         </w:rPr>
-        <w:t>生成</w:t>
+        <w:t>反应需要在非水溶剂中进行</w:t>
+      </w:r>
+      <w:r>
+        <w:rPr>
+          <w:rFonts w:hint="eastAsia" w:ascii="Times New Roman" w:hAnsi="Times New Roman" w:eastAsia="Times New Roman" w:cs="Times New Roman"/>
+        </w:rPr>
+        <w:t>，</w:t>
+      </w:r>
+      <w:r>
+        <w:rPr>
+          <w:rFonts w:hint="eastAsia" w:ascii="Times New Roman" w:hAnsi="Times New Roman" w:eastAsia="FangSong" w:cs="Times New Roman"/>
+        </w:rPr>
+        <w:t>据此写出反应的方程式</w:t>
+      </w:r>
+      <w:r>
+        <w:rPr>
+          <w:rFonts w:hint="eastAsia" w:ascii="Times New Roman" w:hAnsi="Times New Roman" w:eastAsia="Times New Roman" w:cs="Times New Roman"/>
+        </w:rPr>
+        <w:t>。</w:t>
+      </w:r>
+    </w:p>
+    <w:p>
+      <w:pPr>
+        <w:pStyle w:val="BodyText"/>
+      </w:pPr>
+      <w:r>
+        <w:rPr>
+          <w:rFonts w:hint="eastAsia" w:ascii="Times New Roman" w:hAnsi="Times New Roman" w:eastAsia="FangSong" w:cs="Times New Roman"/>
+          <w:b/>
+          <w:bCs/>
+        </w:rPr>
+        <w:t xml:space="preserve">来源</w:t>
+      </w:r>
+      <w:r>
+        <w:rPr>
+          <w:rFonts w:hint="eastAsia" w:ascii="Times New Roman" w:hAnsi="Times New Roman" w:eastAsia="Times New Roman" w:cs="Times New Roman"/>
+        </w:rPr>
+        <w:t>：</w:t>
+      </w:r>
+      <w:r>
+        <w:rPr>
+          <w:rFonts w:hint="eastAsia" w:ascii="Times New Roman" w:hAnsi="Times New Roman" w:eastAsia="FangSong" w:cs="Times New Roman"/>
+        </w:rPr>
+        <w:t>化学竞赛初赛讲义</w:t>
+      </w:r>
+      <w:r>
+        <w:rPr>
+          <w:rFonts w:ascii="Times New Roman" w:hAnsi="Times New Roman" w:eastAsia="Times New Roman" w:cs="Times New Roman"/>
+        </w:rPr>
+        <w:t xml:space="preserve"> </w:t>
+      </w:r>
+      <w:r>
+        <w:rPr>
+          <w:rFonts w:hint="eastAsia" w:ascii="Times New Roman" w:hAnsi="Times New Roman" w:eastAsia="FangSong" w:cs="Times New Roman"/>
+        </w:rPr>
+        <w:t>第</w:t>
+      </w:r>
+      <w:r>
+        <w:rPr>
+          <w:rFonts w:hint="eastAsia" w:ascii="Times New Roman" w:hAnsi="Times New Roman" w:eastAsia="Times New Roman" w:cs="Times New Roman"/>
+        </w:rPr>
+        <w:t>1</w:t>
+      </w:r>
+      <w:r>
+        <w:rPr>
+          <w:rFonts w:hint="eastAsia" w:ascii="Times New Roman" w:hAnsi="Times New Roman" w:eastAsia="FangSong" w:cs="Times New Roman"/>
+        </w:rPr>
+        <w:t>讲</w:t>
+      </w:r>
+      <w:r>
+        <w:rPr>
+          <w:rFonts w:ascii="Times New Roman" w:hAnsi="Times New Roman" w:eastAsia="Times New Roman" w:cs="Times New Roman"/>
+        </w:rPr>
+        <w:t xml:space="preserve"> §1.3 </w:t>
+      </w:r>
+      <w:r>
+        <w:rPr>
+          <w:rFonts w:hint="eastAsia" w:ascii="Times New Roman" w:hAnsi="Times New Roman" w:eastAsia="FangSong" w:cs="Times New Roman"/>
+        </w:rPr>
+        <w:t xml:space="preserve">习题</w:t>
+      </w:r>
+    </w:p>
+    <w:p>
+      <w:pPr>
+        <w:spacing w:before="160" w:after="80"/>
+      </w:pPr>
+      <w:r>
+        <w:pict>
+          <v:rect style="width:0;height:1.5pt" o:hralign="center" o:hrstd="t" o:hr="t"/>
+        </w:pict>
+      </w:r>
+    </w:p>
+    <w:bookmarkEnd w:id="28"/>
+    <w:bookmarkStart w:id="29" w:name="氧化还原反应方程式配平-10"/>
+    <w:p>
+      <w:pPr>
+        <w:pStyle w:val="Heading2"/>
+        <w:spacing w:before="280" w:after="80"/>
+        <w:keepNext/>
+      </w:pPr>
+      <w:r>
+        <w:rPr>
+          <w:rFonts w:ascii="Times New Roman" w:hAnsi="Times New Roman" w:eastAsia="Times New Roman" w:cs="Times New Roman"/>
+        </w:rPr>
+        <w:t xml:space="preserve">2.20 </w:t>
+      </w:r>
+      <w:r>
+        <w:rPr>
+          <w:rFonts w:hint="eastAsia" w:ascii="Times New Roman" w:hAnsi="Times New Roman" w:eastAsia="SimHei" w:cs="Times New Roman"/>
+        </w:rPr>
+        <w:t xml:space="preserve">氧化还原反应方程式配平</w:t>
+      </w:r>
+    </w:p>
+    <w:p>
+      <w:pPr>
+        <w:pStyle w:val="FirstParagraph"/>
+      </w:pPr>
+      <w:r>
+        <w:rPr>
+          <w:rFonts w:hint="eastAsia" w:ascii="Times New Roman" w:hAnsi="Times New Roman" w:eastAsia="FangSong" w:cs="Times New Roman"/>
+          <w:b/>
+          <w:bCs/>
+        </w:rPr>
+        <w:t xml:space="preserve">题目</w:t>
+      </w:r>
+      <w:r>
+        <w:rPr>
+          <w:rFonts w:hint="eastAsia" w:ascii="Times New Roman" w:hAnsi="Times New Roman" w:eastAsia="Times New Roman" w:cs="Times New Roman"/>
+        </w:rPr>
+        <w:t xml:space="preserve">：</w:t>
+      </w:r>
+      <w:r>
+        <w:rPr>
+          <w:rFonts w:ascii="Times New Roman" w:hAnsi="Times New Roman" w:eastAsia="Times New Roman" w:cs="Times New Roman"/>
+        </w:rPr>
+        <w:t xml:space="preserve"> </w:t>
+      </w:r>
+      <w:r>
+        <w:rPr>
+          <w:rFonts w:hint="eastAsia" w:ascii="Times New Roman" w:hAnsi="Times New Roman" w:eastAsia="Times New Roman" w:cs="Times New Roman"/>
+        </w:rPr>
+        <w:t>【</w:t>
+      </w:r>
+      <w:r>
+        <w:rPr>
+          <w:rFonts w:hint="eastAsia" w:ascii="Times New Roman" w:hAnsi="Times New Roman" w:eastAsia="FangSong" w:cs="Times New Roman"/>
+        </w:rPr>
+        <w:t>习题</w:t>
+      </w:r>
+      <w:r>
+        <w:rPr>
+          <w:rFonts w:ascii="Times New Roman" w:hAnsi="Times New Roman" w:eastAsia="Times New Roman" w:cs="Times New Roman"/>
+        </w:rPr>
+        <w:t xml:space="preserve"> 1.21】 </w:t>
+      </w:r>
+      <w:r>
+        <w:rPr>
+          <w:rFonts w:hint="eastAsia" w:ascii="Times New Roman" w:hAnsi="Times New Roman" w:eastAsia="FangSong" w:cs="Times New Roman"/>
+        </w:rPr>
+        <w:t>在水溶液中</w:t>
+      </w:r>
+      <w:r>
+        <w:rPr>
+          <w:rFonts w:hint="eastAsia" w:ascii="Times New Roman" w:hAnsi="Times New Roman" w:eastAsia="Times New Roman" w:cs="Times New Roman"/>
+        </w:rPr>
+        <w:t>,</w:t>
       </w:r>
       <w:r>
         <w:rPr>
@@ -6775,6 +7030,194 @@
           <m:rPr>
             <m:sty m:val="p"/>
           </m:rPr>
+          <m:t>(</m:t>
+        </m:r>
+        <m:r>
+          <m:rPr>
+            <m:sty m:val="p"/>
+          </m:rPr>
+          <m:t>S</m:t>
+        </m:r>
+        <m:sSub>
+          <m:e>
+            <m:r>
+              <m:rPr>
+                <m:sty m:val="p"/>
+              </m:rPr>
+              <m:t>O</m:t>
+            </m:r>
+          </m:e>
+          <m:sub>
+            <m:r>
+              <m:rPr>
+                <m:sty m:val="p"/>
+              </m:rPr>
+              <m:t>4</m:t>
+            </m:r>
+          </m:sub>
+        </m:sSub>
+        <m:sSub>
+          <m:e>
+            <m:r>
+              <m:rPr>
+                <m:sty m:val="p"/>
+              </m:rPr>
+              <m:t>)</m:t>
+            </m:r>
+          </m:e>
+          <m:sub>
+            <m:r>
+              <m:rPr>
+                <m:sty m:val="p"/>
+              </m:rPr>
+              <m:t>2</m:t>
+            </m:r>
+          </m:sub>
+        </m:sSub>
+      </m:oMath>
+      <w:r>
+        <w:rPr>
+          <w:rFonts w:ascii="Times New Roman" w:hAnsi="Times New Roman" w:eastAsia="Times New Roman" w:cs="Times New Roman"/>
+        </w:rPr>
+        <w:t xml:space="preserve"> </w:t>
+      </w:r>
+      <w:r>
+        <w:rPr>
+          <w:rFonts w:hint="eastAsia" w:ascii="Times New Roman" w:hAnsi="Times New Roman" w:eastAsia="FangSong" w:cs="Times New Roman"/>
+        </w:rPr>
+        <w:t xml:space="preserve">与</w:t>
+      </w:r>
+      <w:r>
+        <w:rPr>
+          <w:rFonts w:ascii="Times New Roman" w:hAnsi="Times New Roman" w:eastAsia="Times New Roman" w:cs="Times New Roman"/>
+        </w:rPr>
+        <w:t xml:space="preserve"> </w:t>
+      </w:r>
+      <m:oMath>
+        <m:oMathPr>
+          <m:ctrlPr>
+            <w:rPr>
+              <w:sz w:val="28"/>
+              <w:szCs w:val="28"/>
+            </w:rPr>
+          </m:ctrlPr>
+        </m:oMathPr>
+        <m:r>
+          <m:rPr>
+            <m:sty m:val="p"/>
+          </m:rPr>
+          <m:t>N</m:t>
+        </m:r>
+        <m:sSub>
+          <m:e>
+            <m:r>
+              <m:rPr>
+                <m:sty m:val="p"/>
+              </m:rPr>
+              <m:t>a</m:t>
+            </m:r>
+          </m:e>
+          <m:sub>
+            <m:r>
+              <m:rPr>
+                <m:sty m:val="p"/>
+              </m:rPr>
+              <m:t>2</m:t>
+            </m:r>
+          </m:sub>
+        </m:sSub>
+        <m:sSub>
+          <m:e>
+            <m:r>
+              <m:rPr>
+                <m:sty m:val="p"/>
+              </m:rPr>
+              <m:t>S</m:t>
+            </m:r>
+          </m:e>
+          <m:sub>
+            <m:r>
+              <m:rPr>
+                <m:sty m:val="p"/>
+              </m:rPr>
+              <m:t>2</m:t>
+            </m:r>
+          </m:sub>
+        </m:sSub>
+        <m:sSub>
+          <m:e>
+            <m:r>
+              <m:rPr>
+                <m:sty m:val="p"/>
+              </m:rPr>
+              <m:t>O</m:t>
+            </m:r>
+          </m:e>
+          <m:sub>
+            <m:r>
+              <m:rPr>
+                <m:sty m:val="p"/>
+              </m:rPr>
+              <m:t>3</m:t>
+            </m:r>
+          </m:sub>
+        </m:sSub>
+      </m:oMath>
+      <w:r>
+        <w:rPr>
+          <w:rFonts w:ascii="Times New Roman" w:hAnsi="Times New Roman" w:eastAsia="Times New Roman" w:cs="Times New Roman"/>
+        </w:rPr>
+        <w:t xml:space="preserve"> </w:t>
+      </w:r>
+      <w:r>
+        <w:rPr>
+          <w:rFonts w:hint="eastAsia" w:ascii="Times New Roman" w:hAnsi="Times New Roman" w:eastAsia="FangSong" w:cs="Times New Roman"/>
+        </w:rPr>
+        <w:t>可发生反应</w:t>
+      </w:r>
+      <w:r>
+        <w:rPr>
+          <w:rFonts w:hint="eastAsia" w:ascii="Times New Roman" w:hAnsi="Times New Roman" w:eastAsia="Times New Roman" w:cs="Times New Roman"/>
+        </w:rPr>
+        <w:t>，</w:t>
+      </w:r>
+      <w:r>
+        <w:rPr>
+          <w:rFonts w:hint="eastAsia" w:ascii="Times New Roman" w:hAnsi="Times New Roman" w:eastAsia="FangSong" w:cs="Times New Roman"/>
+        </w:rPr>
+        <w:t>生成</w:t>
+      </w:r>
+      <w:r>
+        <w:rPr>
+          <w:rFonts w:ascii="Times New Roman" w:hAnsi="Times New Roman" w:eastAsia="Times New Roman" w:cs="Times New Roman"/>
+        </w:rPr>
+        <w:t xml:space="preserve"> </w:t>
+      </w:r>
+      <m:oMath>
+        <m:oMathPr>
+          <m:ctrlPr>
+            <w:rPr>
+              <w:sz w:val="28"/>
+              <w:szCs w:val="28"/>
+            </w:rPr>
+          </m:ctrlPr>
+        </m:oMathPr>
+        <m:r>
+          <m:rPr>
+            <m:sty m:val="p"/>
+          </m:rPr>
+          <m:t>T</m:t>
+        </m:r>
+        <m:r>
+          <m:rPr>
+            <m:sty m:val="p"/>
+          </m:rPr>
+          <m:t>i</m:t>
+        </m:r>
+        <m:r>
+          <m:rPr>
+            <m:sty m:val="p"/>
+          </m:rPr>
           <m:t>O</m:t>
         </m:r>
         <m:r>
@@ -7225,7 +7668,57 @@
         <w:rPr>
           <w:rFonts w:ascii="Times New Roman" w:hAnsi="Times New Roman" w:eastAsia="Times New Roman" w:cs="Times New Roman"/>
         </w:rPr>
-        <w:t xml:space="preserve"> 1.24】 {4}C_{3}$ </w:t>
+        <w:t xml:space="preserve"> 1.24】</w:t>
+      </w:r>
+      <w:r>
+        <w:rPr>
+          <w:rFonts w:ascii="Times New Roman" w:hAnsi="Times New Roman" w:eastAsia="Times New Roman" w:cs="Times New Roman"/>
+        </w:rPr>
+        <w:t xml:space="preserve"> </w:t>
+      </w:r>
+      <m:oMath>
+        <m:sSub>
+          <m:e>
+            <m:r>
+              <m:rPr>
+                <m:sty m:val="p"/>
+              </m:rPr>
+              <m:t>A</m:t>
+            </m:r>
+            <m:r>
+              <m:rPr>
+                <m:sty m:val="p"/>
+              </m:rPr>
+              <m:t>l</m:t>
+            </m:r>
+          </m:e>
+          <m:sub>
+            <m:r>
+              <m:t>4</m:t>
+            </m:r>
+          </m:sub>
+        </m:sSub>
+        <m:sSub>
+          <m:e>
+            <m:r>
+              <m:rPr>
+                <m:sty m:val="p"/>
+              </m:rPr>
+              <m:t>C</m:t>
+            </m:r>
+          </m:e>
+          <m:sub>
+            <m:r>
+              <m:t>3</m:t>
+            </m:r>
+          </m:sub>
+        </m:sSub>
+      </m:oMath>
+      <w:r>
+        <w:rPr>
+          <w:rFonts w:ascii="Times New Roman" w:hAnsi="Times New Roman" w:eastAsia="Times New Roman" w:cs="Times New Roman"/>
+        </w:rPr>
+        <w:t xml:space="preserve"> </w:t>
       </w:r>
       <w:r>
         <w:rPr>
@@ -7237,7 +7730,48 @@
         <w:rPr>
           <w:rFonts w:ascii="Times New Roman" w:hAnsi="Times New Roman" w:eastAsia="Times New Roman" w:cs="Times New Roman"/>
         </w:rPr>
-        <w:t xml:space="preserve"> {2}$ </w:t>
+        <w:t xml:space="preserve"> </w:t>
+      </w:r>
+      <m:oMath>
+        <m:sSub>
+          <m:e>
+            <m:r>
+              <m:rPr>
+                <m:sty m:val="p"/>
+              </m:rPr>
+              <m:t>H</m:t>
+            </m:r>
+            <m:r>
+              <m:rPr>
+                <m:sty m:val="p"/>
+              </m:rPr>
+              <m:t>g</m:t>
+            </m:r>
+            <m:r>
+              <m:rPr>
+                <m:sty m:val="p"/>
+              </m:rPr>
+              <m:t>C</m:t>
+            </m:r>
+            <m:r>
+              <m:rPr>
+                <m:sty m:val="p"/>
+              </m:rPr>
+              <m:t>l</m:t>
+            </m:r>
+          </m:e>
+          <m:sub>
+            <m:r>
+              <m:t>2</m:t>
+            </m:r>
+          </m:sub>
+        </m:sSub>
+      </m:oMath>
+      <w:r>
+        <w:rPr>
+          <w:rFonts w:ascii="Times New Roman" w:hAnsi="Times New Roman" w:eastAsia="Times New Roman" w:cs="Times New Roman"/>
+        </w:rPr>
+        <w:t xml:space="preserve"> </w:t>
       </w:r>
       <w:r>
         <w:rPr>
@@ -8228,7 +8762,48 @@
         <w:rPr>
           <w:rFonts w:ascii="Times New Roman" w:hAnsi="Times New Roman" w:eastAsia="Times New Roman" w:cs="Times New Roman"/>
         </w:rPr>
-        <w:t xml:space="preserve"> {2}$ </w:t>
+        <w:t xml:space="preserve"> </w:t>
+      </w:r>
+      <m:oMath>
+        <m:sSub>
+          <m:e>
+            <m:r>
+              <m:rPr>
+                <m:sty m:val="p"/>
+              </m:rPr>
+              <m:t>N</m:t>
+            </m:r>
+            <m:r>
+              <m:rPr>
+                <m:sty m:val="p"/>
+              </m:rPr>
+              <m:t>i</m:t>
+            </m:r>
+            <m:r>
+              <m:rPr>
+                <m:sty m:val="p"/>
+              </m:rPr>
+              <m:t>C</m:t>
+            </m:r>
+            <m:r>
+              <m:rPr>
+                <m:sty m:val="p"/>
+              </m:rPr>
+              <m:t>l</m:t>
+            </m:r>
+          </m:e>
+          <m:sub>
+            <m:r>
+              <m:t>2</m:t>
+            </m:r>
+          </m:sub>
+        </m:sSub>
+      </m:oMath>
+      <w:r>
+        <w:rPr>
+          <w:rFonts w:ascii="Times New Roman" w:hAnsi="Times New Roman" w:eastAsia="Times New Roman" w:cs="Times New Roman"/>
+        </w:rPr>
+        <w:t xml:space="preserve"> </w:t>
       </w:r>
       <w:r>
         <w:rPr>
@@ -8252,7 +8827,48 @@
         <w:rPr>
           <w:rFonts w:ascii="Times New Roman" w:hAnsi="Times New Roman" w:eastAsia="Times New Roman" w:cs="Times New Roman"/>
         </w:rPr>
-        <w:t xml:space="preserve"> {4}$ </w:t>
+        <w:t xml:space="preserve"> </w:t>
+      </w:r>
+      <m:oMath>
+        <m:sSub>
+          <m:e>
+            <m:r>
+              <m:rPr>
+                <m:sty m:val="p"/>
+              </m:rPr>
+              <m:t>N</m:t>
+            </m:r>
+            <m:r>
+              <m:rPr>
+                <m:sty m:val="p"/>
+              </m:rPr>
+              <m:t>a</m:t>
+            </m:r>
+            <m:r>
+              <m:rPr>
+                <m:sty m:val="p"/>
+              </m:rPr>
+              <m:t>B</m:t>
+            </m:r>
+            <m:r>
+              <m:rPr>
+                <m:sty m:val="p"/>
+              </m:rPr>
+              <m:t>H</m:t>
+            </m:r>
+          </m:e>
+          <m:sub>
+            <m:r>
+              <m:t>4</m:t>
+            </m:r>
+          </m:sub>
+        </m:sSub>
+      </m:oMath>
+      <w:r>
+        <w:rPr>
+          <w:rFonts w:ascii="Times New Roman" w:hAnsi="Times New Roman" w:eastAsia="Times New Roman" w:cs="Times New Roman"/>
+        </w:rPr>
+        <w:t xml:space="preserve"> </w:t>
       </w:r>
       <w:r>
         <w:rPr>
@@ -9145,7 +9761,42 @@
         <w:rPr>
           <w:rFonts w:ascii="Times New Roman" w:hAnsi="Times New Roman" w:eastAsia="Times New Roman" w:cs="Times New Roman"/>
         </w:rPr>
-        <w:t xml:space="preserve">、 $ </w:t>
+        <w:t xml:space="preserve">、</w:t>
+      </w:r>
+      <w:r>
+        <w:rPr>
+          <w:rFonts w:ascii="Times New Roman" w:hAnsi="Times New Roman" w:eastAsia="Times New Roman" w:cs="Times New Roman"/>
+        </w:rPr>
+        <w:t xml:space="preserve"> </w:t>
+      </w:r>
+      <m:oMath>
+        <m:sSub>
+          <m:e>
+            <m:r>
+              <m:rPr>
+                <m:sty m:val="p"/>
+              </m:rPr>
+              <m:t>N</m:t>
+            </m:r>
+            <m:r>
+              <m:rPr>
+                <m:sty m:val="p"/>
+              </m:rPr>
+              <m:t>H</m:t>
+            </m:r>
+          </m:e>
+          <m:sub>
+            <m:r>
+              <m:t>3</m:t>
+            </m:r>
+          </m:sub>
+        </m:sSub>
+      </m:oMath>
+      <w:r>
+        <w:rPr>
+          <w:rFonts w:ascii="Times New Roman" w:hAnsi="Times New Roman" w:eastAsia="Times New Roman" w:cs="Times New Roman"/>
+        </w:rPr>
+        <w:t xml:space="preserve"> </w:t>
       </w:r>
       <w:r>
         <w:rPr>
@@ -9157,7 +9808,30 @@
         <w:rPr>
           <w:rFonts w:ascii="Times New Roman" w:hAnsi="Times New Roman" w:eastAsia="Times New Roman" w:cs="Times New Roman"/>
         </w:rPr>
-        <w:t xml:space="preserve"> $ </w:t>
+        <w:t xml:space="preserve"> </w:t>
+      </w:r>
+      <m:oMath>
+        <m:sSub>
+          <m:e>
+            <m:r>
+              <m:rPr>
+                <m:sty m:val="p"/>
+              </m:rPr>
+              <m:t>N</m:t>
+            </m:r>
+          </m:e>
+          <m:sub>
+            <m:r>
+              <m:t>2</m:t>
+            </m:r>
+          </m:sub>
+        </m:sSub>
+      </m:oMath>
+      <w:r>
+        <w:rPr>
+          <w:rFonts w:ascii="Times New Roman" w:hAnsi="Times New Roman" w:eastAsia="Times New Roman" w:cs="Times New Roman"/>
+        </w:rPr>
+        <w:t xml:space="preserve"> </w:t>
       </w:r>
       <w:r>
         <w:rPr>
@@ -9418,7 +10092,48 @@
         <w:rPr>
           <w:rFonts w:ascii="Times New Roman" w:hAnsi="Times New Roman" w:eastAsia="Times New Roman" w:cs="Times New Roman"/>
         </w:rPr>
-        <w:t xml:space="preserve"> {2}$ </w:t>
+        <w:t xml:space="preserve"> </w:t>
+      </w:r>
+      <m:oMath>
+        <m:sSub>
+          <m:e>
+            <m:r>
+              <m:rPr>
+                <m:sty m:val="p"/>
+              </m:rPr>
+              <m:t>F</m:t>
+            </m:r>
+            <m:r>
+              <m:rPr>
+                <m:sty m:val="p"/>
+              </m:rPr>
+              <m:t>e</m:t>
+            </m:r>
+            <m:r>
+              <m:rPr>
+                <m:sty m:val="p"/>
+              </m:rPr>
+              <m:t>C</m:t>
+            </m:r>
+            <m:r>
+              <m:rPr>
+                <m:sty m:val="p"/>
+              </m:rPr>
+              <m:t>l</m:t>
+            </m:r>
+          </m:e>
+          <m:sub>
+            <m:r>
+              <m:t>2</m:t>
+            </m:r>
+          </m:sub>
+        </m:sSub>
+      </m:oMath>
+      <w:r>
+        <w:rPr>
+          <w:rFonts w:ascii="Times New Roman" w:hAnsi="Times New Roman" w:eastAsia="Times New Roman" w:cs="Times New Roman"/>
+        </w:rPr>
+        <w:t xml:space="preserve"> </w:t>
       </w:r>
       <w:r>
         <w:rPr>
@@ -9460,7 +10175,54 @@
         <w:rPr>
           <w:rFonts w:ascii="Times New Roman" w:hAnsi="Times New Roman" w:eastAsia="Times New Roman" w:cs="Times New Roman"/>
         </w:rPr>
-        <w:t xml:space="preserve"> {4}Cl$ , </w:t>
+        <w:t xml:space="preserve"> </w:t>
+      </w:r>
+      <m:oMath>
+        <m:sSub>
+          <m:e>
+            <m:r>
+              <m:rPr>
+                <m:sty m:val="p"/>
+              </m:rPr>
+              <m:t>N</m:t>
+            </m:r>
+            <m:r>
+              <m:rPr>
+                <m:sty m:val="p"/>
+              </m:rPr>
+              <m:t>H</m:t>
+            </m:r>
+          </m:e>
+          <m:sub>
+            <m:r>
+              <m:t>4</m:t>
+            </m:r>
+          </m:sub>
+        </m:sSub>
+        <m:r>
+          <m:rPr>
+            <m:sty m:val="p"/>
+          </m:rPr>
+          <m:t>C</m:t>
+        </m:r>
+        <m:r>
+          <m:rPr>
+            <m:sty m:val="p"/>
+          </m:rPr>
+          <m:t>l</m:t>
+        </m:r>
+      </m:oMath>
+      <w:r>
+        <w:rPr>
+          <w:rFonts w:ascii="Times New Roman" w:hAnsi="Times New Roman" w:eastAsia="Times New Roman" w:cs="Times New Roman"/>
+        </w:rPr>
+        <w:t xml:space="preserve"> </w:t>
+      </w:r>
+      <w:r>
+        <w:rPr>
+          <w:rFonts w:ascii="Times New Roman" w:hAnsi="Times New Roman" w:eastAsia="Times New Roman" w:cs="Times New Roman"/>
+        </w:rPr>
+        <w:t xml:space="preserve">, </w:t>
       </w:r>
       <w:r>
         <w:rPr>

--- a/00-首页/题组Word/习题书/第四篇-元素与分析/2-离子反应与方程式-学生版-打印版.docx
+++ b/00-首页/题组Word/习题书/第四篇-元素与分析/2-离子反应与方程式-学生版-打印版.docx
@@ -26252,7 +26252,7 @@
       </w:r>
     </w:p>
     <w:bookmarkEnd w:id="77"/>
-    <w:bookmarkStart w:id="78" w:name="so42-参与的释能反应方程式第34届初赛"/>
+    <w:bookmarkStart w:id="78" w:name="mathrmso_42-参与的释能反应方程式第34届初赛"/>
     <w:p>
       <w:pPr>
         <w:pStyle w:val="Heading2"/>
@@ -26263,14 +26263,54 @@
         <w:rPr>
           <w:rFonts w:ascii="Times New Roman" w:hAnsi="Times New Roman" w:eastAsia="Times New Roman" w:cs="Times New Roman"/>
         </w:rPr>
-        <w:t xml:space="preserve">2.62 </w:t>
-      </w:r>
-      <w:r>
-        <w:rPr>
-          <w:rFonts w:hint="eastAsia" w:ascii="Times New Roman" w:hAnsi="Times New Roman" w:eastAsia="Times New Roman" w:cs="Times New Roman"/>
-        </w:rPr>
-        <w:t>SO4^2-</w:t>
-      </w:r>
+        <w:t xml:space="preserve">2.62</w:t>
+      </w:r>
+      <w:r>
+        <w:rPr>
+          <w:rFonts w:ascii="Times New Roman" w:hAnsi="Times New Roman" w:eastAsia="Times New Roman" w:cs="Times New Roman"/>
+        </w:rPr>
+        <w:t xml:space="preserve"> </w:t>
+      </w:r>
+      <m:oMath>
+        <m:r>
+          <m:rPr>
+            <m:sty m:val="p"/>
+          </m:rPr>
+          <m:t>S</m:t>
+        </m:r>
+        <m:sSubSup>
+          <m:e>
+            <m:r>
+              <m:rPr>
+                <m:sty m:val="p"/>
+              </m:rPr>
+              <m:t>O</m:t>
+            </m:r>
+          </m:e>
+          <m:sub>
+            <m:r>
+              <m:rPr>
+                <m:sty m:val="p"/>
+              </m:rPr>
+              <m:t>4</m:t>
+            </m:r>
+          </m:sub>
+          <m:sup>
+            <m:r>
+              <m:rPr>
+                <m:sty m:val="p"/>
+              </m:rPr>
+              <m:t>2</m:t>
+            </m:r>
+            <m:r>
+              <m:rPr>
+                <m:sty m:val="p"/>
+              </m:rPr>
+              <m:t>−</m:t>
+            </m:r>
+          </m:sup>
+        </m:sSubSup>
+      </m:oMath>
       <w:r>
         <w:rPr>
           <w:rFonts w:hint="eastAsia" w:ascii="Times New Roman" w:hAnsi="Times New Roman" w:eastAsia="SimHei" w:cs="Times New Roman"/>

--- a/00-首页/题组Word/习题书/第四篇-元素与分析/2-离子反应与方程式-学生版-打印版.docx
+++ b/00-首页/题组Word/习题书/第四篇-元素与分析/2-离子反应与方程式-学生版-打印版.docx
@@ -32232,7 +32232,7 @@
       </w:r>
     </w:p>
     <w:bookmarkEnd w:id="100"/>
-    <w:bookmarkStart w:id="101" w:name="mathrmso-42--参与的释能反应方程式第34届初赛"/>
+    <w:bookmarkStart w:id="101" w:name="so₄²参与的释能反应方程式第34届初赛"/>
     <w:p>
       <w:pPr>
         <w:pStyle w:val="Heading2"/>
@@ -32249,7 +32249,21 @@
         <w:rPr>
           <w:rFonts w:hint="eastAsia" w:ascii="Times New Roman" w:hAnsi="Times New Roman" w:eastAsia="Times New Roman" w:cs="Times New Roman"/>
         </w:rPr>
-        <w:t>mathrm{SO-4^{2-}}$-</w:t>
+        <w:t>SO</w:t>
+      </w:r>
+      <w:r>
+        <w:rPr>
+          <w:rFonts w:hint="eastAsia" w:ascii="Times New Roman" w:hAnsi="Times New Roman" w:eastAsia="Times New Roman" w:cs="Times New Roman"/>
+          <w:vertAlign w:val="subscript"/>
+        </w:rPr>
+        <w:t>4</w:t>
+      </w:r>
+      <w:r>
+        <w:rPr>
+          <w:rFonts w:hint="eastAsia" w:ascii="Times New Roman" w:hAnsi="Times New Roman" w:eastAsia="Times New Roman" w:cs="Times New Roman"/>
+          <w:vertAlign w:val="superscript"/>
+        </w:rPr>
+        <w:t>2-</w:t>
       </w:r>
       <w:r>
         <w:rPr>

--- a/00-首页/题组Word/习题书/第四篇-元素与分析/2-离子反应与方程式-学生版-打印版.docx
+++ b/00-首页/题组Word/习题书/第四篇-元素与分析/2-离子反应与方程式-学生版-打印版.docx
@@ -32232,7 +32232,7 @@
       </w:r>
     </w:p>
     <w:bookmarkEnd w:id="100"/>
-    <w:bookmarkStart w:id="101" w:name="so₄²参与的释能反应方程式第34届初赛"/>
+    <w:bookmarkStart w:id="101" w:name="mathrmso_42--参与的释能反应方程式第34届初赛"/>
     <w:p>
       <w:pPr>
         <w:pStyle w:val="Heading2"/>
@@ -32243,27 +32243,59 @@
         <w:rPr>
           <w:rFonts w:ascii="Times New Roman" w:hAnsi="Times New Roman" w:eastAsia="Times New Roman" w:cs="Times New Roman"/>
         </w:rPr>
-        <w:t xml:space="preserve">2.67 </w:t>
-      </w:r>
-      <w:r>
-        <w:rPr>
-          <w:rFonts w:hint="eastAsia" w:ascii="Times New Roman" w:hAnsi="Times New Roman" w:eastAsia="Times New Roman" w:cs="Times New Roman"/>
-        </w:rPr>
-        <w:t>SO</w:t>
-      </w:r>
-      <w:r>
-        <w:rPr>
-          <w:rFonts w:hint="eastAsia" w:ascii="Times New Roman" w:hAnsi="Times New Roman" w:eastAsia="Times New Roman" w:cs="Times New Roman"/>
-          <w:vertAlign w:val="subscript"/>
-        </w:rPr>
-        <w:t>4</w:t>
-      </w:r>
-      <w:r>
-        <w:rPr>
-          <w:rFonts w:hint="eastAsia" w:ascii="Times New Roman" w:hAnsi="Times New Roman" w:eastAsia="Times New Roman" w:cs="Times New Roman"/>
-          <w:vertAlign w:val="superscript"/>
-        </w:rPr>
-        <w:t>2-</w:t>
+        <w:t xml:space="preserve">2.67</w:t>
+      </w:r>
+      <w:r>
+        <w:rPr>
+          <w:rFonts w:ascii="Times New Roman" w:hAnsi="Times New Roman" w:eastAsia="Times New Roman" w:cs="Times New Roman"/>
+        </w:rPr>
+        <w:t xml:space="preserve"> </w:t>
+      </w:r>
+      <m:oMath>
+        <m:r>
+          <m:rPr>
+            <m:sty m:val="p"/>
+          </m:rPr>
+          <m:t>S</m:t>
+        </m:r>
+        <m:sSubSup>
+          <m:e>
+            <m:r>
+              <m:rPr>
+                <m:sty m:val="p"/>
+              </m:rPr>
+              <m:t>O</m:t>
+            </m:r>
+          </m:e>
+          <m:sub>
+            <m:r>
+              <m:rPr>
+                <m:sty m:val="p"/>
+              </m:rPr>
+              <m:t>4</m:t>
+            </m:r>
+          </m:sub>
+          <m:sup>
+            <m:r>
+              <m:rPr>
+                <m:sty m:val="p"/>
+              </m:rPr>
+              <m:t>2</m:t>
+            </m:r>
+            <m:r>
+              <m:rPr>
+                <m:sty m:val="p"/>
+              </m:rPr>
+              <m:t>−</m:t>
+            </m:r>
+          </m:sup>
+        </m:sSubSup>
+      </m:oMath>
+      <w:r>
+        <w:rPr>
+          <w:rFonts w:hint="eastAsia" w:ascii="Times New Roman" w:hAnsi="Times New Roman" w:eastAsia="Times New Roman" w:cs="Times New Roman"/>
+        </w:rPr>
+        <w:t>-</w:t>
       </w:r>
       <w:r>
         <w:rPr>

--- a/00-首页/题组Word/习题书/第四篇-元素与分析/2-离子反应与方程式-学生版-打印版.docx
+++ b/00-首页/题组Word/习题书/第四篇-元素与分析/2-离子反应与方程式-学生版-打印版.docx
@@ -327,6 +327,31 @@
     </w:p>
     <w:p>
       <w:pPr>
+        <w:spacing w:before="0" w:after="0"/>
+      </w:pPr>
+    </w:p>
+    <w:p>
+      <w:pPr>
+        <w:spacing w:before="0" w:after="0"/>
+      </w:pPr>
+    </w:p>
+    <w:p>
+      <w:pPr>
+        <w:spacing w:before="0" w:after="0"/>
+      </w:pPr>
+    </w:p>
+    <w:p>
+      <w:pPr>
+        <w:spacing w:before="0" w:after="0"/>
+      </w:pPr>
+    </w:p>
+    <w:p>
+      <w:pPr>
+        <w:spacing w:before="0" w:after="0"/>
+      </w:pPr>
+    </w:p>
+    <w:p>
+      <w:pPr>
         <w:spacing w:before="160" w:after="80"/>
       </w:pPr>
       <w:r>
@@ -725,6 +750,46 @@
         </w:rPr>
         <w:t>。</w:t>
       </w:r>
+    </w:p>
+    <w:p>
+      <w:pPr>
+        <w:spacing w:before="0" w:after="0"/>
+      </w:pPr>
+    </w:p>
+    <w:p>
+      <w:pPr>
+        <w:spacing w:before="0" w:after="0"/>
+      </w:pPr>
+    </w:p>
+    <w:p>
+      <w:pPr>
+        <w:spacing w:before="0" w:after="0"/>
+      </w:pPr>
+    </w:p>
+    <w:p>
+      <w:pPr>
+        <w:spacing w:before="0" w:after="0"/>
+      </w:pPr>
+    </w:p>
+    <w:p>
+      <w:pPr>
+        <w:spacing w:before="0" w:after="0"/>
+      </w:pPr>
+    </w:p>
+    <w:p>
+      <w:pPr>
+        <w:spacing w:before="0" w:after="0"/>
+      </w:pPr>
+    </w:p>
+    <w:p>
+      <w:pPr>
+        <w:spacing w:before="0" w:after="0"/>
+      </w:pPr>
+    </w:p>
+    <w:p>
+      <w:pPr>
+        <w:spacing w:before="0" w:after="0"/>
+      </w:pPr>
     </w:p>
     <w:p>
       <w:pPr>
@@ -1774,6 +1839,31 @@
     </w:p>
     <w:p>
       <w:pPr>
+        <w:spacing w:before="0" w:after="0"/>
+      </w:pPr>
+    </w:p>
+    <w:p>
+      <w:pPr>
+        <w:spacing w:before="0" w:after="0"/>
+      </w:pPr>
+    </w:p>
+    <w:p>
+      <w:pPr>
+        <w:spacing w:before="0" w:after="0"/>
+      </w:pPr>
+    </w:p>
+    <w:p>
+      <w:pPr>
+        <w:spacing w:before="0" w:after="0"/>
+      </w:pPr>
+    </w:p>
+    <w:p>
+      <w:pPr>
+        <w:spacing w:before="0" w:after="0"/>
+      </w:pPr>
+    </w:p>
+    <w:p>
+      <w:pPr>
         <w:spacing w:before="160" w:after="80"/>
       </w:pPr>
       <w:r>
@@ -1831,6 +1921,21 @@
         </w:rPr>
         <w:t>。</w:t>
       </w:r>
+    </w:p>
+    <w:p>
+      <w:pPr>
+        <w:spacing w:before="0" w:after="0"/>
+      </w:pPr>
+    </w:p>
+    <w:p>
+      <w:pPr>
+        <w:spacing w:before="0" w:after="0"/>
+      </w:pPr>
+    </w:p>
+    <w:p>
+      <w:pPr>
+        <w:spacing w:before="0" w:after="0"/>
+      </w:pPr>
     </w:p>
     <w:p>
       <w:pPr>
@@ -2559,6 +2664,31 @@
     </w:p>
     <w:p>
       <w:pPr>
+        <w:spacing w:before="0" w:after="0"/>
+      </w:pPr>
+    </w:p>
+    <w:p>
+      <w:pPr>
+        <w:spacing w:before="0" w:after="0"/>
+      </w:pPr>
+    </w:p>
+    <w:p>
+      <w:pPr>
+        <w:spacing w:before="0" w:after="0"/>
+      </w:pPr>
+    </w:p>
+    <w:p>
+      <w:pPr>
+        <w:spacing w:before="0" w:after="0"/>
+      </w:pPr>
+    </w:p>
+    <w:p>
+      <w:pPr>
+        <w:spacing w:before="0" w:after="0"/>
+      </w:pPr>
+    </w:p>
+    <w:p>
+      <w:pPr>
         <w:spacing w:before="160" w:after="80"/>
       </w:pPr>
       <w:r>
@@ -2760,6 +2890,46 @@
         </w:rPr>
         <w:t>)。</w:t>
       </w:r>
+    </w:p>
+    <w:p>
+      <w:pPr>
+        <w:spacing w:before="0" w:after="0"/>
+      </w:pPr>
+    </w:p>
+    <w:p>
+      <w:pPr>
+        <w:spacing w:before="0" w:after="0"/>
+      </w:pPr>
+    </w:p>
+    <w:p>
+      <w:pPr>
+        <w:spacing w:before="0" w:after="0"/>
+      </w:pPr>
+    </w:p>
+    <w:p>
+      <w:pPr>
+        <w:spacing w:before="0" w:after="0"/>
+      </w:pPr>
+    </w:p>
+    <w:p>
+      <w:pPr>
+        <w:spacing w:before="0" w:after="0"/>
+      </w:pPr>
+    </w:p>
+    <w:p>
+      <w:pPr>
+        <w:spacing w:before="0" w:after="0"/>
+      </w:pPr>
+    </w:p>
+    <w:p>
+      <w:pPr>
+        <w:spacing w:before="0" w:after="0"/>
+      </w:pPr>
+    </w:p>
+    <w:p>
+      <w:pPr>
+        <w:spacing w:before="0" w:after="0"/>
+      </w:pPr>
     </w:p>
     <w:p>
       <w:pPr>
@@ -2976,6 +3146,31 @@
     </w:p>
     <w:p>
       <w:pPr>
+        <w:spacing w:before="0" w:after="0"/>
+      </w:pPr>
+    </w:p>
+    <w:p>
+      <w:pPr>
+        <w:spacing w:before="0" w:after="0"/>
+      </w:pPr>
+    </w:p>
+    <w:p>
+      <w:pPr>
+        <w:spacing w:before="0" w:after="0"/>
+      </w:pPr>
+    </w:p>
+    <w:p>
+      <w:pPr>
+        <w:spacing w:before="0" w:after="0"/>
+      </w:pPr>
+    </w:p>
+    <w:p>
+      <w:pPr>
+        <w:spacing w:before="0" w:after="0"/>
+      </w:pPr>
+    </w:p>
+    <w:p>
+      <w:pPr>
         <w:spacing w:before="160" w:after="80"/>
       </w:pPr>
       <w:r>
@@ -3200,6 +3395,21 @@
     </w:p>
     <w:p>
       <w:pPr>
+        <w:spacing w:before="0" w:after="0"/>
+      </w:pPr>
+    </w:p>
+    <w:p>
+      <w:pPr>
+        <w:spacing w:before="0" w:after="0"/>
+      </w:pPr>
+    </w:p>
+    <w:p>
+      <w:pPr>
+        <w:spacing w:before="0" w:after="0"/>
+      </w:pPr>
+    </w:p>
+    <w:p>
+      <w:pPr>
         <w:spacing w:before="160" w:after="80"/>
       </w:pPr>
       <w:r>
@@ -3491,6 +3701,21 @@
         </w:rPr>
         <w:t>。</w:t>
       </w:r>
+    </w:p>
+    <w:p>
+      <w:pPr>
+        <w:spacing w:before="0" w:after="0"/>
+      </w:pPr>
+    </w:p>
+    <w:p>
+      <w:pPr>
+        <w:spacing w:before="0" w:after="0"/>
+      </w:pPr>
+    </w:p>
+    <w:p>
+      <w:pPr>
+        <w:spacing w:before="0" w:after="0"/>
+      </w:pPr>
     </w:p>
     <w:p>
       <w:pPr>
@@ -4060,6 +4285,31 @@
     </w:p>
     <w:p>
       <w:pPr>
+        <w:spacing w:before="0" w:after="0"/>
+      </w:pPr>
+    </w:p>
+    <w:p>
+      <w:pPr>
+        <w:spacing w:before="0" w:after="0"/>
+      </w:pPr>
+    </w:p>
+    <w:p>
+      <w:pPr>
+        <w:spacing w:before="0" w:after="0"/>
+      </w:pPr>
+    </w:p>
+    <w:p>
+      <w:pPr>
+        <w:spacing w:before="0" w:after="0"/>
+      </w:pPr>
+    </w:p>
+    <w:p>
+      <w:pPr>
+        <w:spacing w:before="0" w:after="0"/>
+      </w:pPr>
+    </w:p>
+    <w:p>
+      <w:pPr>
         <w:spacing w:before="160" w:after="80"/>
       </w:pPr>
       <w:r>
@@ -4234,6 +4484,21 @@
         </w:rPr>
         <w:t xml:space="preserve">习题</w:t>
       </w:r>
+    </w:p>
+    <w:p>
+      <w:pPr>
+        <w:spacing w:before="0" w:after="0"/>
+      </w:pPr>
+    </w:p>
+    <w:p>
+      <w:pPr>
+        <w:spacing w:before="0" w:after="0"/>
+      </w:pPr>
+    </w:p>
+    <w:p>
+      <w:pPr>
+        <w:spacing w:before="0" w:after="0"/>
+      </w:pPr>
     </w:p>
     <w:p>
       <w:pPr>
@@ -4615,6 +4880,31 @@
     </w:p>
     <w:p>
       <w:pPr>
+        <w:spacing w:before="0" w:after="0"/>
+      </w:pPr>
+    </w:p>
+    <w:p>
+      <w:pPr>
+        <w:spacing w:before="0" w:after="0"/>
+      </w:pPr>
+    </w:p>
+    <w:p>
+      <w:pPr>
+        <w:spacing w:before="0" w:after="0"/>
+      </w:pPr>
+    </w:p>
+    <w:p>
+      <w:pPr>
+        <w:spacing w:before="0" w:after="0"/>
+      </w:pPr>
+    </w:p>
+    <w:p>
+      <w:pPr>
+        <w:spacing w:before="0" w:after="0"/>
+      </w:pPr>
+    </w:p>
+    <w:p>
+      <w:pPr>
         <w:spacing w:before="160" w:after="80"/>
       </w:pPr>
       <w:r>
@@ -4789,6 +5079,31 @@
         </w:rPr>
         <w:t xml:space="preserve">习题</w:t>
       </w:r>
+    </w:p>
+    <w:p>
+      <w:pPr>
+        <w:spacing w:before="0" w:after="0"/>
+      </w:pPr>
+    </w:p>
+    <w:p>
+      <w:pPr>
+        <w:spacing w:before="0" w:after="0"/>
+      </w:pPr>
+    </w:p>
+    <w:p>
+      <w:pPr>
+        <w:spacing w:before="0" w:after="0"/>
+      </w:pPr>
+    </w:p>
+    <w:p>
+      <w:pPr>
+        <w:spacing w:before="0" w:after="0"/>
+      </w:pPr>
+    </w:p>
+    <w:p>
+      <w:pPr>
+        <w:spacing w:before="0" w:after="0"/>
+      </w:pPr>
     </w:p>
     <w:p>
       <w:pPr>
@@ -5167,6 +5482,31 @@
     </w:p>
     <w:p>
       <w:pPr>
+        <w:spacing w:before="0" w:after="0"/>
+      </w:pPr>
+    </w:p>
+    <w:p>
+      <w:pPr>
+        <w:spacing w:before="0" w:after="0"/>
+      </w:pPr>
+    </w:p>
+    <w:p>
+      <w:pPr>
+        <w:spacing w:before="0" w:after="0"/>
+      </w:pPr>
+    </w:p>
+    <w:p>
+      <w:pPr>
+        <w:spacing w:before="0" w:after="0"/>
+      </w:pPr>
+    </w:p>
+    <w:p>
+      <w:pPr>
+        <w:spacing w:before="0" w:after="0"/>
+      </w:pPr>
+    </w:p>
+    <w:p>
+      <w:pPr>
         <w:spacing w:before="160" w:after="80"/>
       </w:pPr>
       <w:r>
@@ -5498,6 +5838,31 @@
     </w:p>
     <w:p>
       <w:pPr>
+        <w:spacing w:before="0" w:after="0"/>
+      </w:pPr>
+    </w:p>
+    <w:p>
+      <w:pPr>
+        <w:spacing w:before="0" w:after="0"/>
+      </w:pPr>
+    </w:p>
+    <w:p>
+      <w:pPr>
+        <w:spacing w:before="0" w:after="0"/>
+      </w:pPr>
+    </w:p>
+    <w:p>
+      <w:pPr>
+        <w:spacing w:before="0" w:after="0"/>
+      </w:pPr>
+    </w:p>
+    <w:p>
+      <w:pPr>
+        <w:spacing w:before="0" w:after="0"/>
+      </w:pPr>
+    </w:p>
+    <w:p>
+      <w:pPr>
         <w:spacing w:before="160" w:after="80"/>
       </w:pPr>
       <w:r>
@@ -5784,6 +6149,31 @@
         </w:rPr>
         <w:t xml:space="preserve">习题</w:t>
       </w:r>
+    </w:p>
+    <w:p>
+      <w:pPr>
+        <w:spacing w:before="0" w:after="0"/>
+      </w:pPr>
+    </w:p>
+    <w:p>
+      <w:pPr>
+        <w:spacing w:before="0" w:after="0"/>
+      </w:pPr>
+    </w:p>
+    <w:p>
+      <w:pPr>
+        <w:spacing w:before="0" w:after="0"/>
+      </w:pPr>
+    </w:p>
+    <w:p>
+      <w:pPr>
+        <w:spacing w:before="0" w:after="0"/>
+      </w:pPr>
+    </w:p>
+    <w:p>
+      <w:pPr>
+        <w:spacing w:before="0" w:after="0"/>
+      </w:pPr>
     </w:p>
     <w:p>
       <w:pPr>
@@ -6157,6 +6547,31 @@
     </w:p>
     <w:p>
       <w:pPr>
+        <w:spacing w:before="0" w:after="0"/>
+      </w:pPr>
+    </w:p>
+    <w:p>
+      <w:pPr>
+        <w:spacing w:before="0" w:after="0"/>
+      </w:pPr>
+    </w:p>
+    <w:p>
+      <w:pPr>
+        <w:spacing w:before="0" w:after="0"/>
+      </w:pPr>
+    </w:p>
+    <w:p>
+      <w:pPr>
+        <w:spacing w:before="0" w:after="0"/>
+      </w:pPr>
+    </w:p>
+    <w:p>
+      <w:pPr>
+        <w:spacing w:before="0" w:after="0"/>
+      </w:pPr>
+    </w:p>
+    <w:p>
+      <w:pPr>
         <w:spacing w:before="160" w:after="80"/>
       </w:pPr>
       <w:r>
@@ -6551,6 +6966,31 @@
     </w:p>
     <w:p>
       <w:pPr>
+        <w:spacing w:before="0" w:after="0"/>
+      </w:pPr>
+    </w:p>
+    <w:p>
+      <w:pPr>
+        <w:spacing w:before="0" w:after="0"/>
+      </w:pPr>
+    </w:p>
+    <w:p>
+      <w:pPr>
+        <w:spacing w:before="0" w:after="0"/>
+      </w:pPr>
+    </w:p>
+    <w:p>
+      <w:pPr>
+        <w:spacing w:before="0" w:after="0"/>
+      </w:pPr>
+    </w:p>
+    <w:p>
+      <w:pPr>
+        <w:spacing w:before="0" w:after="0"/>
+      </w:pPr>
+    </w:p>
+    <w:p>
+      <w:pPr>
         <w:spacing w:before="160" w:after="80"/>
       </w:pPr>
       <w:r>
@@ -6916,6 +7356,31 @@
     </w:p>
     <w:p>
       <w:pPr>
+        <w:spacing w:before="0" w:after="0"/>
+      </w:pPr>
+    </w:p>
+    <w:p>
+      <w:pPr>
+        <w:spacing w:before="0" w:after="0"/>
+      </w:pPr>
+    </w:p>
+    <w:p>
+      <w:pPr>
+        <w:spacing w:before="0" w:after="0"/>
+      </w:pPr>
+    </w:p>
+    <w:p>
+      <w:pPr>
+        <w:spacing w:before="0" w:after="0"/>
+      </w:pPr>
+    </w:p>
+    <w:p>
+      <w:pPr>
+        <w:spacing w:before="0" w:after="0"/>
+      </w:pPr>
+    </w:p>
+    <w:p>
+      <w:pPr>
         <w:spacing w:before="160" w:after="80"/>
       </w:pPr>
       <w:r>
@@ -7363,6 +7828,31 @@
     </w:p>
     <w:p>
       <w:pPr>
+        <w:spacing w:before="0" w:after="0"/>
+      </w:pPr>
+    </w:p>
+    <w:p>
+      <w:pPr>
+        <w:spacing w:before="0" w:after="0"/>
+      </w:pPr>
+    </w:p>
+    <w:p>
+      <w:pPr>
+        <w:spacing w:before="0" w:after="0"/>
+      </w:pPr>
+    </w:p>
+    <w:p>
+      <w:pPr>
+        <w:spacing w:before="0" w:after="0"/>
+      </w:pPr>
+    </w:p>
+    <w:p>
+      <w:pPr>
+        <w:spacing w:before="0" w:after="0"/>
+      </w:pPr>
+    </w:p>
+    <w:p>
+      <w:pPr>
         <w:spacing w:before="160" w:after="80"/>
       </w:pPr>
       <w:r>
@@ -7599,6 +8089,31 @@
     </w:p>
     <w:p>
       <w:pPr>
+        <w:spacing w:before="0" w:after="0"/>
+      </w:pPr>
+    </w:p>
+    <w:p>
+      <w:pPr>
+        <w:spacing w:before="0" w:after="0"/>
+      </w:pPr>
+    </w:p>
+    <w:p>
+      <w:pPr>
+        <w:spacing w:before="0" w:after="0"/>
+      </w:pPr>
+    </w:p>
+    <w:p>
+      <w:pPr>
+        <w:spacing w:before="0" w:after="0"/>
+      </w:pPr>
+    </w:p>
+    <w:p>
+      <w:pPr>
+        <w:spacing w:before="0" w:after="0"/>
+      </w:pPr>
+    </w:p>
+    <w:p>
+      <w:pPr>
         <w:spacing w:before="160" w:after="80"/>
       </w:pPr>
       <w:r>
@@ -7876,6 +8391,31 @@
         </w:rPr>
         <w:t xml:space="preserve">习题</w:t>
       </w:r>
+    </w:p>
+    <w:p>
+      <w:pPr>
+        <w:spacing w:before="0" w:after="0"/>
+      </w:pPr>
+    </w:p>
+    <w:p>
+      <w:pPr>
+        <w:spacing w:before="0" w:after="0"/>
+      </w:pPr>
+    </w:p>
+    <w:p>
+      <w:pPr>
+        <w:spacing w:before="0" w:after="0"/>
+      </w:pPr>
+    </w:p>
+    <w:p>
+      <w:pPr>
+        <w:spacing w:before="0" w:after="0"/>
+      </w:pPr>
+    </w:p>
+    <w:p>
+      <w:pPr>
+        <w:spacing w:before="0" w:after="0"/>
+      </w:pPr>
     </w:p>
     <w:p>
       <w:pPr>
@@ -8114,6 +8654,31 @@
     </w:p>
     <w:p>
       <w:pPr>
+        <w:spacing w:before="0" w:after="0"/>
+      </w:pPr>
+    </w:p>
+    <w:p>
+      <w:pPr>
+        <w:spacing w:before="0" w:after="0"/>
+      </w:pPr>
+    </w:p>
+    <w:p>
+      <w:pPr>
+        <w:spacing w:before="0" w:after="0"/>
+      </w:pPr>
+    </w:p>
+    <w:p>
+      <w:pPr>
+        <w:spacing w:before="0" w:after="0"/>
+      </w:pPr>
+    </w:p>
+    <w:p>
+      <w:pPr>
+        <w:spacing w:before="0" w:after="0"/>
+      </w:pPr>
+    </w:p>
+    <w:p>
+      <w:pPr>
         <w:spacing w:before="160" w:after="80"/>
       </w:pPr>
       <w:r>
@@ -8276,6 +8841,21 @@
         </w:rPr>
         <w:t xml:space="preserve">习题</w:t>
       </w:r>
+    </w:p>
+    <w:p>
+      <w:pPr>
+        <w:spacing w:before="0" w:after="0"/>
+      </w:pPr>
+    </w:p>
+    <w:p>
+      <w:pPr>
+        <w:spacing w:before="0" w:after="0"/>
+      </w:pPr>
+    </w:p>
+    <w:p>
+      <w:pPr>
+        <w:spacing w:before="0" w:after="0"/>
+      </w:pPr>
     </w:p>
     <w:p>
       <w:pPr>
@@ -8675,6 +9255,31 @@
     </w:p>
     <w:p>
       <w:pPr>
+        <w:spacing w:before="0" w:after="0"/>
+      </w:pPr>
+    </w:p>
+    <w:p>
+      <w:pPr>
+        <w:spacing w:before="0" w:after="0"/>
+      </w:pPr>
+    </w:p>
+    <w:p>
+      <w:pPr>
+        <w:spacing w:before="0" w:after="0"/>
+      </w:pPr>
+    </w:p>
+    <w:p>
+      <w:pPr>
+        <w:spacing w:before="0" w:after="0"/>
+      </w:pPr>
+    </w:p>
+    <w:p>
+      <w:pPr>
+        <w:spacing w:before="0" w:after="0"/>
+      </w:pPr>
+    </w:p>
+    <w:p>
+      <w:pPr>
         <w:spacing w:before="160" w:after="80"/>
       </w:pPr>
       <w:r>
@@ -8991,6 +9596,31 @@
         </w:rPr>
         <w:t xml:space="preserve">习题</w:t>
       </w:r>
+    </w:p>
+    <w:p>
+      <w:pPr>
+        <w:spacing w:before="0" w:after="0"/>
+      </w:pPr>
+    </w:p>
+    <w:p>
+      <w:pPr>
+        <w:spacing w:before="0" w:after="0"/>
+      </w:pPr>
+    </w:p>
+    <w:p>
+      <w:pPr>
+        <w:spacing w:before="0" w:after="0"/>
+      </w:pPr>
+    </w:p>
+    <w:p>
+      <w:pPr>
+        <w:spacing w:before="0" w:after="0"/>
+      </w:pPr>
+    </w:p>
+    <w:p>
+      <w:pPr>
+        <w:spacing w:before="0" w:after="0"/>
+      </w:pPr>
     </w:p>
     <w:p>
       <w:pPr>
@@ -9568,6 +10198,31 @@
     </w:p>
     <w:p>
       <w:pPr>
+        <w:spacing w:before="0" w:after="0"/>
+      </w:pPr>
+    </w:p>
+    <w:p>
+      <w:pPr>
+        <w:spacing w:before="0" w:after="0"/>
+      </w:pPr>
+    </w:p>
+    <w:p>
+      <w:pPr>
+        <w:spacing w:before="0" w:after="0"/>
+      </w:pPr>
+    </w:p>
+    <w:p>
+      <w:pPr>
+        <w:spacing w:before="0" w:after="0"/>
+      </w:pPr>
+    </w:p>
+    <w:p>
+      <w:pPr>
+        <w:spacing w:before="0" w:after="0"/>
+      </w:pPr>
+    </w:p>
+    <w:p>
+      <w:pPr>
         <w:spacing w:before="160" w:after="80"/>
       </w:pPr>
       <w:r>
@@ -9915,6 +10570,31 @@
     </w:p>
     <w:p>
       <w:pPr>
+        <w:spacing w:before="0" w:after="0"/>
+      </w:pPr>
+    </w:p>
+    <w:p>
+      <w:pPr>
+        <w:spacing w:before="0" w:after="0"/>
+      </w:pPr>
+    </w:p>
+    <w:p>
+      <w:pPr>
+        <w:spacing w:before="0" w:after="0"/>
+      </w:pPr>
+    </w:p>
+    <w:p>
+      <w:pPr>
+        <w:spacing w:before="0" w:after="0"/>
+      </w:pPr>
+    </w:p>
+    <w:p>
+      <w:pPr>
+        <w:spacing w:before="0" w:after="0"/>
+      </w:pPr>
+    </w:p>
+    <w:p>
+      <w:pPr>
         <w:spacing w:before="160" w:after="80"/>
       </w:pPr>
       <w:r>
@@ -10363,6 +11043,31 @@
         </w:rPr>
         <w:t xml:space="preserve">习题</w:t>
       </w:r>
+    </w:p>
+    <w:p>
+      <w:pPr>
+        <w:spacing w:before="0" w:after="0"/>
+      </w:pPr>
+    </w:p>
+    <w:p>
+      <w:pPr>
+        <w:spacing w:before="0" w:after="0"/>
+      </w:pPr>
+    </w:p>
+    <w:p>
+      <w:pPr>
+        <w:spacing w:before="0" w:after="0"/>
+      </w:pPr>
+    </w:p>
+    <w:p>
+      <w:pPr>
+        <w:spacing w:before="0" w:after="0"/>
+      </w:pPr>
+    </w:p>
+    <w:p>
+      <w:pPr>
+        <w:spacing w:before="0" w:after="0"/>
+      </w:pPr>
     </w:p>
     <w:p>
       <w:pPr>
@@ -10818,6 +11523,31 @@
     </w:p>
     <w:p>
       <w:pPr>
+        <w:spacing w:before="0" w:after="0"/>
+      </w:pPr>
+    </w:p>
+    <w:p>
+      <w:pPr>
+        <w:spacing w:before="0" w:after="0"/>
+      </w:pPr>
+    </w:p>
+    <w:p>
+      <w:pPr>
+        <w:spacing w:before="0" w:after="0"/>
+      </w:pPr>
+    </w:p>
+    <w:p>
+      <w:pPr>
+        <w:spacing w:before="0" w:after="0"/>
+      </w:pPr>
+    </w:p>
+    <w:p>
+      <w:pPr>
+        <w:spacing w:before="0" w:after="0"/>
+      </w:pPr>
+    </w:p>
+    <w:p>
+      <w:pPr>
         <w:spacing w:before="160" w:after="80"/>
       </w:pPr>
       <w:r>
@@ -11074,6 +11804,31 @@
     </w:p>
     <w:p>
       <w:pPr>
+        <w:spacing w:before="0" w:after="0"/>
+      </w:pPr>
+    </w:p>
+    <w:p>
+      <w:pPr>
+        <w:spacing w:before="0" w:after="0"/>
+      </w:pPr>
+    </w:p>
+    <w:p>
+      <w:pPr>
+        <w:spacing w:before="0" w:after="0"/>
+      </w:pPr>
+    </w:p>
+    <w:p>
+      <w:pPr>
+        <w:spacing w:before="0" w:after="0"/>
+      </w:pPr>
+    </w:p>
+    <w:p>
+      <w:pPr>
+        <w:spacing w:before="0" w:after="0"/>
+      </w:pPr>
+    </w:p>
+    <w:p>
+      <w:pPr>
         <w:spacing w:before="160" w:after="80"/>
       </w:pPr>
       <w:r>
@@ -11777,6 +12532,31 @@
     </w:p>
     <w:p>
       <w:pPr>
+        <w:spacing w:before="0" w:after="0"/>
+      </w:pPr>
+    </w:p>
+    <w:p>
+      <w:pPr>
+        <w:spacing w:before="0" w:after="0"/>
+      </w:pPr>
+    </w:p>
+    <w:p>
+      <w:pPr>
+        <w:spacing w:before="0" w:after="0"/>
+      </w:pPr>
+    </w:p>
+    <w:p>
+      <w:pPr>
+        <w:spacing w:before="0" w:after="0"/>
+      </w:pPr>
+    </w:p>
+    <w:p>
+      <w:pPr>
+        <w:spacing w:before="0" w:after="0"/>
+      </w:pPr>
+    </w:p>
+    <w:p>
+      <w:pPr>
         <w:spacing w:before="160" w:after="80"/>
       </w:pPr>
       <w:r>
@@ -12315,6 +13095,46 @@
     </w:p>
     <w:p>
       <w:pPr>
+        <w:spacing w:before="0" w:after="0"/>
+      </w:pPr>
+    </w:p>
+    <w:p>
+      <w:pPr>
+        <w:spacing w:before="0" w:after="0"/>
+      </w:pPr>
+    </w:p>
+    <w:p>
+      <w:pPr>
+        <w:spacing w:before="0" w:after="0"/>
+      </w:pPr>
+    </w:p>
+    <w:p>
+      <w:pPr>
+        <w:spacing w:before="0" w:after="0"/>
+      </w:pPr>
+    </w:p>
+    <w:p>
+      <w:pPr>
+        <w:spacing w:before="0" w:after="0"/>
+      </w:pPr>
+    </w:p>
+    <w:p>
+      <w:pPr>
+        <w:spacing w:before="0" w:after="0"/>
+      </w:pPr>
+    </w:p>
+    <w:p>
+      <w:pPr>
+        <w:spacing w:before="0" w:after="0"/>
+      </w:pPr>
+    </w:p>
+    <w:p>
+      <w:pPr>
+        <w:spacing w:before="0" w:after="0"/>
+      </w:pPr>
+    </w:p>
+    <w:p>
+      <w:pPr>
         <w:spacing w:before="160" w:after="80"/>
       </w:pPr>
       <w:r>
@@ -12760,6 +13580,46 @@
     </w:p>
     <w:p>
       <w:pPr>
+        <w:spacing w:before="0" w:after="0"/>
+      </w:pPr>
+    </w:p>
+    <w:p>
+      <w:pPr>
+        <w:spacing w:before="0" w:after="0"/>
+      </w:pPr>
+    </w:p>
+    <w:p>
+      <w:pPr>
+        <w:spacing w:before="0" w:after="0"/>
+      </w:pPr>
+    </w:p>
+    <w:p>
+      <w:pPr>
+        <w:spacing w:before="0" w:after="0"/>
+      </w:pPr>
+    </w:p>
+    <w:p>
+      <w:pPr>
+        <w:spacing w:before="0" w:after="0"/>
+      </w:pPr>
+    </w:p>
+    <w:p>
+      <w:pPr>
+        <w:spacing w:before="0" w:after="0"/>
+      </w:pPr>
+    </w:p>
+    <w:p>
+      <w:pPr>
+        <w:spacing w:before="0" w:after="0"/>
+      </w:pPr>
+    </w:p>
+    <w:p>
+      <w:pPr>
+        <w:spacing w:before="0" w:after="0"/>
+      </w:pPr>
+    </w:p>
+    <w:p>
+      <w:pPr>
         <w:spacing w:before="160" w:after="80"/>
       </w:pPr>
       <w:r>
@@ -13008,6 +13868,31 @@
         </w:rPr>
         <w:t>。</w:t>
       </w:r>
+    </w:p>
+    <w:p>
+      <w:pPr>
+        <w:spacing w:before="0" w:after="0"/>
+      </w:pPr>
+    </w:p>
+    <w:p>
+      <w:pPr>
+        <w:spacing w:before="0" w:after="0"/>
+      </w:pPr>
+    </w:p>
+    <w:p>
+      <w:pPr>
+        <w:spacing w:before="0" w:after="0"/>
+      </w:pPr>
+    </w:p>
+    <w:p>
+      <w:pPr>
+        <w:spacing w:before="0" w:after="0"/>
+      </w:pPr>
+    </w:p>
+    <w:p>
+      <w:pPr>
+        <w:spacing w:before="0" w:after="0"/>
+      </w:pPr>
     </w:p>
     <w:p>
       <w:pPr>
@@ -13772,6 +14657,31 @@
         </w:rPr>
         <w:t>。</w:t>
       </w:r>
+    </w:p>
+    <w:p>
+      <w:pPr>
+        <w:spacing w:before="0" w:after="0"/>
+      </w:pPr>
+    </w:p>
+    <w:p>
+      <w:pPr>
+        <w:spacing w:before="0" w:after="0"/>
+      </w:pPr>
+    </w:p>
+    <w:p>
+      <w:pPr>
+        <w:spacing w:before="0" w:after="0"/>
+      </w:pPr>
+    </w:p>
+    <w:p>
+      <w:pPr>
+        <w:spacing w:before="0" w:after="0"/>
+      </w:pPr>
+    </w:p>
+    <w:p>
+      <w:pPr>
+        <w:spacing w:before="0" w:after="0"/>
+      </w:pPr>
     </w:p>
     <w:p>
       <w:pPr>
@@ -14676,6 +15586,46 @@
     </w:p>
     <w:p>
       <w:pPr>
+        <w:spacing w:before="0" w:after="0"/>
+      </w:pPr>
+    </w:p>
+    <w:p>
+      <w:pPr>
+        <w:spacing w:before="0" w:after="0"/>
+      </w:pPr>
+    </w:p>
+    <w:p>
+      <w:pPr>
+        <w:spacing w:before="0" w:after="0"/>
+      </w:pPr>
+    </w:p>
+    <w:p>
+      <w:pPr>
+        <w:spacing w:before="0" w:after="0"/>
+      </w:pPr>
+    </w:p>
+    <w:p>
+      <w:pPr>
+        <w:spacing w:before="0" w:after="0"/>
+      </w:pPr>
+    </w:p>
+    <w:p>
+      <w:pPr>
+        <w:spacing w:before="0" w:after="0"/>
+      </w:pPr>
+    </w:p>
+    <w:p>
+      <w:pPr>
+        <w:spacing w:before="0" w:after="0"/>
+      </w:pPr>
+    </w:p>
+    <w:p>
+      <w:pPr>
+        <w:spacing w:before="0" w:after="0"/>
+      </w:pPr>
+    </w:p>
+    <w:p>
+      <w:pPr>
         <w:spacing w:before="160" w:after="80"/>
       </w:pPr>
       <w:r>
@@ -15017,6 +15967,31 @@
     </w:p>
     <w:p>
       <w:pPr>
+        <w:spacing w:before="0" w:after="0"/>
+      </w:pPr>
+    </w:p>
+    <w:p>
+      <w:pPr>
+        <w:spacing w:before="0" w:after="0"/>
+      </w:pPr>
+    </w:p>
+    <w:p>
+      <w:pPr>
+        <w:spacing w:before="0" w:after="0"/>
+      </w:pPr>
+    </w:p>
+    <w:p>
+      <w:pPr>
+        <w:spacing w:before="0" w:after="0"/>
+      </w:pPr>
+    </w:p>
+    <w:p>
+      <w:pPr>
+        <w:spacing w:before="0" w:after="0"/>
+      </w:pPr>
+    </w:p>
+    <w:p>
+      <w:pPr>
         <w:spacing w:before="160" w:after="80"/>
       </w:pPr>
       <w:r>
@@ -15138,6 +16113,21 @@
         </w:rPr>
         <w:t>。</w:t>
       </w:r>
+    </w:p>
+    <w:p>
+      <w:pPr>
+        <w:spacing w:before="0" w:after="0"/>
+      </w:pPr>
+    </w:p>
+    <w:p>
+      <w:pPr>
+        <w:spacing w:before="0" w:after="0"/>
+      </w:pPr>
+    </w:p>
+    <w:p>
+      <w:pPr>
+        <w:spacing w:before="0" w:after="0"/>
+      </w:pPr>
     </w:p>
     <w:p>
       <w:pPr>
@@ -15652,6 +16642,21 @@
     </w:p>
     <w:p>
       <w:pPr>
+        <w:spacing w:before="0" w:after="0"/>
+      </w:pPr>
+    </w:p>
+    <w:p>
+      <w:pPr>
+        <w:spacing w:before="0" w:after="0"/>
+      </w:pPr>
+    </w:p>
+    <w:p>
+      <w:pPr>
+        <w:spacing w:before="0" w:after="0"/>
+      </w:pPr>
+    </w:p>
+    <w:p>
+      <w:pPr>
         <w:spacing w:before="160" w:after="80"/>
       </w:pPr>
       <w:r>
@@ -16073,6 +17078,21 @@
           <m:t>?</m:t>
         </m:r>
       </m:oMath>
+    </w:p>
+    <w:p>
+      <w:pPr>
+        <w:spacing w:before="0" w:after="0"/>
+      </w:pPr>
+    </w:p>
+    <w:p>
+      <w:pPr>
+        <w:spacing w:before="0" w:after="0"/>
+      </w:pPr>
+    </w:p>
+    <w:p>
+      <w:pPr>
+        <w:spacing w:before="0" w:after="0"/>
+      </w:pPr>
     </w:p>
     <w:p>
       <w:pPr>
@@ -16244,6 +17264,21 @@
           </m:sup>
         </m:sSup>
       </m:oMath>
+    </w:p>
+    <w:p>
+      <w:pPr>
+        <w:spacing w:before="0" w:after="0"/>
+      </w:pPr>
+    </w:p>
+    <w:p>
+      <w:pPr>
+        <w:spacing w:before="0" w:after="0"/>
+      </w:pPr>
+    </w:p>
+    <w:p>
+      <w:pPr>
+        <w:spacing w:before="0" w:after="0"/>
+      </w:pPr>
     </w:p>
     <w:p>
       <w:pPr>
@@ -16781,6 +17816,31 @@
         </w:rPr>
         <w:t>。</w:t>
       </w:r>
+    </w:p>
+    <w:p>
+      <w:pPr>
+        <w:spacing w:before="0" w:after="0"/>
+      </w:pPr>
+    </w:p>
+    <w:p>
+      <w:pPr>
+        <w:spacing w:before="0" w:after="0"/>
+      </w:pPr>
+    </w:p>
+    <w:p>
+      <w:pPr>
+        <w:spacing w:before="0" w:after="0"/>
+      </w:pPr>
+    </w:p>
+    <w:p>
+      <w:pPr>
+        <w:spacing w:before="0" w:after="0"/>
+      </w:pPr>
+    </w:p>
+    <w:p>
+      <w:pPr>
+        <w:spacing w:before="0" w:after="0"/>
+      </w:pPr>
     </w:p>
     <w:p>
       <w:pPr>
@@ -17489,6 +18549,46 @@
     </w:p>
     <w:p>
       <w:pPr>
+        <w:spacing w:before="0" w:after="0"/>
+      </w:pPr>
+    </w:p>
+    <w:p>
+      <w:pPr>
+        <w:spacing w:before="0" w:after="0"/>
+      </w:pPr>
+    </w:p>
+    <w:p>
+      <w:pPr>
+        <w:spacing w:before="0" w:after="0"/>
+      </w:pPr>
+    </w:p>
+    <w:p>
+      <w:pPr>
+        <w:spacing w:before="0" w:after="0"/>
+      </w:pPr>
+    </w:p>
+    <w:p>
+      <w:pPr>
+        <w:spacing w:before="0" w:after="0"/>
+      </w:pPr>
+    </w:p>
+    <w:p>
+      <w:pPr>
+        <w:spacing w:before="0" w:after="0"/>
+      </w:pPr>
+    </w:p>
+    <w:p>
+      <w:pPr>
+        <w:spacing w:before="0" w:after="0"/>
+      </w:pPr>
+    </w:p>
+    <w:p>
+      <w:pPr>
+        <w:spacing w:before="0" w:after="0"/>
+      </w:pPr>
+    </w:p>
+    <w:p>
+      <w:pPr>
         <w:spacing w:before="160" w:after="80"/>
       </w:pPr>
       <w:r>
@@ -18883,6 +19983,46 @@
     </w:p>
     <w:p>
       <w:pPr>
+        <w:spacing w:before="0" w:after="0"/>
+      </w:pPr>
+    </w:p>
+    <w:p>
+      <w:pPr>
+        <w:spacing w:before="0" w:after="0"/>
+      </w:pPr>
+    </w:p>
+    <w:p>
+      <w:pPr>
+        <w:spacing w:before="0" w:after="0"/>
+      </w:pPr>
+    </w:p>
+    <w:p>
+      <w:pPr>
+        <w:spacing w:before="0" w:after="0"/>
+      </w:pPr>
+    </w:p>
+    <w:p>
+      <w:pPr>
+        <w:spacing w:before="0" w:after="0"/>
+      </w:pPr>
+    </w:p>
+    <w:p>
+      <w:pPr>
+        <w:spacing w:before="0" w:after="0"/>
+      </w:pPr>
+    </w:p>
+    <w:p>
+      <w:pPr>
+        <w:spacing w:before="0" w:after="0"/>
+      </w:pPr>
+    </w:p>
+    <w:p>
+      <w:pPr>
+        <w:spacing w:before="0" w:after="0"/>
+      </w:pPr>
+    </w:p>
+    <w:p>
+      <w:pPr>
         <w:spacing w:before="160" w:after="80"/>
       </w:pPr>
       <w:r>
@@ -19942,6 +21082,46 @@
         </w:rPr>
         <w:t>。</w:t>
       </w:r>
+    </w:p>
+    <w:p>
+      <w:pPr>
+        <w:spacing w:before="0" w:after="0"/>
+      </w:pPr>
+    </w:p>
+    <w:p>
+      <w:pPr>
+        <w:spacing w:before="0" w:after="0"/>
+      </w:pPr>
+    </w:p>
+    <w:p>
+      <w:pPr>
+        <w:spacing w:before="0" w:after="0"/>
+      </w:pPr>
+    </w:p>
+    <w:p>
+      <w:pPr>
+        <w:spacing w:before="0" w:after="0"/>
+      </w:pPr>
+    </w:p>
+    <w:p>
+      <w:pPr>
+        <w:spacing w:before="0" w:after="0"/>
+      </w:pPr>
+    </w:p>
+    <w:p>
+      <w:pPr>
+        <w:spacing w:before="0" w:after="0"/>
+      </w:pPr>
+    </w:p>
+    <w:p>
+      <w:pPr>
+        <w:spacing w:before="0" w:after="0"/>
+      </w:pPr>
+    </w:p>
+    <w:p>
+      <w:pPr>
+        <w:spacing w:before="0" w:after="0"/>
+      </w:pPr>
     </w:p>
     <w:p>
       <w:pPr>
@@ -21095,6 +22275,46 @@
         </w:rPr>
         <w:t>3</w:t>
       </w:r>
+    </w:p>
+    <w:p>
+      <w:pPr>
+        <w:spacing w:before="0" w:after="0"/>
+      </w:pPr>
+    </w:p>
+    <w:p>
+      <w:pPr>
+        <w:spacing w:before="0" w:after="0"/>
+      </w:pPr>
+    </w:p>
+    <w:p>
+      <w:pPr>
+        <w:spacing w:before="0" w:after="0"/>
+      </w:pPr>
+    </w:p>
+    <w:p>
+      <w:pPr>
+        <w:spacing w:before="0" w:after="0"/>
+      </w:pPr>
+    </w:p>
+    <w:p>
+      <w:pPr>
+        <w:spacing w:before="0" w:after="0"/>
+      </w:pPr>
+    </w:p>
+    <w:p>
+      <w:pPr>
+        <w:spacing w:before="0" w:after="0"/>
+      </w:pPr>
+    </w:p>
+    <w:p>
+      <w:pPr>
+        <w:spacing w:before="0" w:after="0"/>
+      </w:pPr>
+    </w:p>
+    <w:p>
+      <w:pPr>
+        <w:spacing w:before="0" w:after="0"/>
+      </w:pPr>
     </w:p>
     <w:p>
       <w:pPr>
@@ -23728,6 +24948,46 @@
     </w:p>
     <w:p>
       <w:pPr>
+        <w:spacing w:before="0" w:after="0"/>
+      </w:pPr>
+    </w:p>
+    <w:p>
+      <w:pPr>
+        <w:spacing w:before="0" w:after="0"/>
+      </w:pPr>
+    </w:p>
+    <w:p>
+      <w:pPr>
+        <w:spacing w:before="0" w:after="0"/>
+      </w:pPr>
+    </w:p>
+    <w:p>
+      <w:pPr>
+        <w:spacing w:before="0" w:after="0"/>
+      </w:pPr>
+    </w:p>
+    <w:p>
+      <w:pPr>
+        <w:spacing w:before="0" w:after="0"/>
+      </w:pPr>
+    </w:p>
+    <w:p>
+      <w:pPr>
+        <w:spacing w:before="0" w:after="0"/>
+      </w:pPr>
+    </w:p>
+    <w:p>
+      <w:pPr>
+        <w:spacing w:before="0" w:after="0"/>
+      </w:pPr>
+    </w:p>
+    <w:p>
+      <w:pPr>
+        <w:spacing w:before="0" w:after="0"/>
+      </w:pPr>
+    </w:p>
+    <w:p>
+      <w:pPr>
         <w:spacing w:before="160" w:after="80"/>
       </w:pPr>
       <w:r>
@@ -24506,6 +25766,46 @@
     </w:p>
     <w:p>
       <w:pPr>
+        <w:spacing w:before="0" w:after="0"/>
+      </w:pPr>
+    </w:p>
+    <w:p>
+      <w:pPr>
+        <w:spacing w:before="0" w:after="0"/>
+      </w:pPr>
+    </w:p>
+    <w:p>
+      <w:pPr>
+        <w:spacing w:before="0" w:after="0"/>
+      </w:pPr>
+    </w:p>
+    <w:p>
+      <w:pPr>
+        <w:spacing w:before="0" w:after="0"/>
+      </w:pPr>
+    </w:p>
+    <w:p>
+      <w:pPr>
+        <w:spacing w:before="0" w:after="0"/>
+      </w:pPr>
+    </w:p>
+    <w:p>
+      <w:pPr>
+        <w:spacing w:before="0" w:after="0"/>
+      </w:pPr>
+    </w:p>
+    <w:p>
+      <w:pPr>
+        <w:spacing w:before="0" w:after="0"/>
+      </w:pPr>
+    </w:p>
+    <w:p>
+      <w:pPr>
+        <w:spacing w:before="0" w:after="0"/>
+      </w:pPr>
+    </w:p>
+    <w:p>
+      <w:pPr>
         <w:spacing w:before="160" w:after="80"/>
       </w:pPr>
       <w:r>
@@ -25175,6 +26475,31 @@
     </w:p>
     <w:p>
       <w:pPr>
+        <w:spacing w:before="0" w:after="0"/>
+      </w:pPr>
+    </w:p>
+    <w:p>
+      <w:pPr>
+        <w:spacing w:before="0" w:after="0"/>
+      </w:pPr>
+    </w:p>
+    <w:p>
+      <w:pPr>
+        <w:spacing w:before="0" w:after="0"/>
+      </w:pPr>
+    </w:p>
+    <w:p>
+      <w:pPr>
+        <w:spacing w:before="0" w:after="0"/>
+      </w:pPr>
+    </w:p>
+    <w:p>
+      <w:pPr>
+        <w:spacing w:before="0" w:after="0"/>
+      </w:pPr>
+    </w:p>
+    <w:p>
+      <w:pPr>
         <w:spacing w:before="160" w:after="80"/>
       </w:pPr>
       <w:r>
@@ -25608,6 +26933,31 @@
     </w:p>
     <w:p>
       <w:pPr>
+        <w:spacing w:before="0" w:after="0"/>
+      </w:pPr>
+    </w:p>
+    <w:p>
+      <w:pPr>
+        <w:spacing w:before="0" w:after="0"/>
+      </w:pPr>
+    </w:p>
+    <w:p>
+      <w:pPr>
+        <w:spacing w:before="0" w:after="0"/>
+      </w:pPr>
+    </w:p>
+    <w:p>
+      <w:pPr>
+        <w:spacing w:before="0" w:after="0"/>
+      </w:pPr>
+    </w:p>
+    <w:p>
+      <w:pPr>
+        <w:spacing w:before="0" w:after="0"/>
+      </w:pPr>
+    </w:p>
+    <w:p>
+      <w:pPr>
         <w:spacing w:before="160" w:after="80"/>
       </w:pPr>
       <w:r>
@@ -25954,6 +27304,31 @@
         </w:rPr>
         <w:t>。</w:t>
       </w:r>
+    </w:p>
+    <w:p>
+      <w:pPr>
+        <w:spacing w:before="0" w:after="0"/>
+      </w:pPr>
+    </w:p>
+    <w:p>
+      <w:pPr>
+        <w:spacing w:before="0" w:after="0"/>
+      </w:pPr>
+    </w:p>
+    <w:p>
+      <w:pPr>
+        <w:spacing w:before="0" w:after="0"/>
+      </w:pPr>
+    </w:p>
+    <w:p>
+      <w:pPr>
+        <w:spacing w:before="0" w:after="0"/>
+      </w:pPr>
+    </w:p>
+    <w:p>
+      <w:pPr>
+        <w:spacing w:before="0" w:after="0"/>
+      </w:pPr>
     </w:p>
     <w:p>
       <w:pPr>
@@ -26214,6 +27589,31 @@
     </w:p>
     <w:p>
       <w:pPr>
+        <w:spacing w:before="0" w:after="0"/>
+      </w:pPr>
+    </w:p>
+    <w:p>
+      <w:pPr>
+        <w:spacing w:before="0" w:after="0"/>
+      </w:pPr>
+    </w:p>
+    <w:p>
+      <w:pPr>
+        <w:spacing w:before="0" w:after="0"/>
+      </w:pPr>
+    </w:p>
+    <w:p>
+      <w:pPr>
+        <w:spacing w:before="0" w:after="0"/>
+      </w:pPr>
+    </w:p>
+    <w:p>
+      <w:pPr>
+        <w:spacing w:before="0" w:after="0"/>
+      </w:pPr>
+    </w:p>
+    <w:p>
+      <w:pPr>
         <w:spacing w:before="160" w:after="80"/>
       </w:pPr>
       <w:r>
@@ -26421,6 +27821,31 @@
     </w:p>
     <w:p>
       <w:pPr>
+        <w:spacing w:before="0" w:after="0"/>
+      </w:pPr>
+    </w:p>
+    <w:p>
+      <w:pPr>
+        <w:spacing w:before="0" w:after="0"/>
+      </w:pPr>
+    </w:p>
+    <w:p>
+      <w:pPr>
+        <w:spacing w:before="0" w:after="0"/>
+      </w:pPr>
+    </w:p>
+    <w:p>
+      <w:pPr>
+        <w:spacing w:before="0" w:after="0"/>
+      </w:pPr>
+    </w:p>
+    <w:p>
+      <w:pPr>
+        <w:spacing w:before="0" w:after="0"/>
+      </w:pPr>
+    </w:p>
+    <w:p>
+      <w:pPr>
         <w:spacing w:before="160" w:after="80"/>
       </w:pPr>
       <w:r>
@@ -26764,6 +28189,46 @@
     </w:p>
     <w:p>
       <w:pPr>
+        <w:spacing w:before="0" w:after="0"/>
+      </w:pPr>
+    </w:p>
+    <w:p>
+      <w:pPr>
+        <w:spacing w:before="0" w:after="0"/>
+      </w:pPr>
+    </w:p>
+    <w:p>
+      <w:pPr>
+        <w:spacing w:before="0" w:after="0"/>
+      </w:pPr>
+    </w:p>
+    <w:p>
+      <w:pPr>
+        <w:spacing w:before="0" w:after="0"/>
+      </w:pPr>
+    </w:p>
+    <w:p>
+      <w:pPr>
+        <w:spacing w:before="0" w:after="0"/>
+      </w:pPr>
+    </w:p>
+    <w:p>
+      <w:pPr>
+        <w:spacing w:before="0" w:after="0"/>
+      </w:pPr>
+    </w:p>
+    <w:p>
+      <w:pPr>
+        <w:spacing w:before="0" w:after="0"/>
+      </w:pPr>
+    </w:p>
+    <w:p>
+      <w:pPr>
+        <w:spacing w:before="0" w:after="0"/>
+      </w:pPr>
+    </w:p>
+    <w:p>
+      <w:pPr>
         <w:spacing w:before="160" w:after="80"/>
       </w:pPr>
       <w:r>
@@ -26913,6 +28378,21 @@
     </w:p>
     <w:p>
       <w:pPr>
+        <w:spacing w:before="0" w:after="0"/>
+      </w:pPr>
+    </w:p>
+    <w:p>
+      <w:pPr>
+        <w:spacing w:before="0" w:after="0"/>
+      </w:pPr>
+    </w:p>
+    <w:p>
+      <w:pPr>
+        <w:spacing w:before="0" w:after="0"/>
+      </w:pPr>
+    </w:p>
+    <w:p>
+      <w:pPr>
         <w:spacing w:before="160" w:after="80"/>
       </w:pPr>
       <w:r>
@@ -27054,6 +28534,21 @@
     </w:p>
     <w:p>
       <w:pPr>
+        <w:spacing w:before="0" w:after="0"/>
+      </w:pPr>
+    </w:p>
+    <w:p>
+      <w:pPr>
+        <w:spacing w:before="0" w:after="0"/>
+      </w:pPr>
+    </w:p>
+    <w:p>
+      <w:pPr>
+        <w:spacing w:before="0" w:after="0"/>
+      </w:pPr>
+    </w:p>
+    <w:p>
+      <w:pPr>
         <w:spacing w:before="160" w:after="80"/>
       </w:pPr>
       <w:r>
@@ -27200,6 +28695,31 @@
     </w:p>
     <w:p>
       <w:pPr>
+        <w:spacing w:before="0" w:after="0"/>
+      </w:pPr>
+    </w:p>
+    <w:p>
+      <w:pPr>
+        <w:spacing w:before="0" w:after="0"/>
+      </w:pPr>
+    </w:p>
+    <w:p>
+      <w:pPr>
+        <w:spacing w:before="0" w:after="0"/>
+      </w:pPr>
+    </w:p>
+    <w:p>
+      <w:pPr>
+        <w:spacing w:before="0" w:after="0"/>
+      </w:pPr>
+    </w:p>
+    <w:p>
+      <w:pPr>
+        <w:spacing w:before="0" w:after="0"/>
+      </w:pPr>
+    </w:p>
+    <w:p>
+      <w:pPr>
         <w:spacing w:before="160" w:after="80"/>
       </w:pPr>
       <w:r>
@@ -27415,6 +28935,31 @@
     </w:p>
     <w:p>
       <w:pPr>
+        <w:spacing w:before="0" w:after="0"/>
+      </w:pPr>
+    </w:p>
+    <w:p>
+      <w:pPr>
+        <w:spacing w:before="0" w:after="0"/>
+      </w:pPr>
+    </w:p>
+    <w:p>
+      <w:pPr>
+        <w:spacing w:before="0" w:after="0"/>
+      </w:pPr>
+    </w:p>
+    <w:p>
+      <w:pPr>
+        <w:spacing w:before="0" w:after="0"/>
+      </w:pPr>
+    </w:p>
+    <w:p>
+      <w:pPr>
+        <w:spacing w:before="0" w:after="0"/>
+      </w:pPr>
+    </w:p>
+    <w:p>
+      <w:pPr>
         <w:spacing w:before="160" w:after="80"/>
       </w:pPr>
       <w:r>
@@ -27695,6 +29240,31 @@
     </w:p>
     <w:p>
       <w:pPr>
+        <w:spacing w:before="0" w:after="0"/>
+      </w:pPr>
+    </w:p>
+    <w:p>
+      <w:pPr>
+        <w:spacing w:before="0" w:after="0"/>
+      </w:pPr>
+    </w:p>
+    <w:p>
+      <w:pPr>
+        <w:spacing w:before="0" w:after="0"/>
+      </w:pPr>
+    </w:p>
+    <w:p>
+      <w:pPr>
+        <w:spacing w:before="0" w:after="0"/>
+      </w:pPr>
+    </w:p>
+    <w:p>
+      <w:pPr>
+        <w:spacing w:before="0" w:after="0"/>
+      </w:pPr>
+    </w:p>
+    <w:p>
+      <w:pPr>
         <w:spacing w:before="160" w:after="80"/>
       </w:pPr>
       <w:r>
@@ -27844,6 +29414,31 @@
         </w:rPr>
         <w:t>。</w:t>
       </w:r>
+    </w:p>
+    <w:p>
+      <w:pPr>
+        <w:spacing w:before="0" w:after="0"/>
+      </w:pPr>
+    </w:p>
+    <w:p>
+      <w:pPr>
+        <w:spacing w:before="0" w:after="0"/>
+      </w:pPr>
+    </w:p>
+    <w:p>
+      <w:pPr>
+        <w:spacing w:before="0" w:after="0"/>
+      </w:pPr>
+    </w:p>
+    <w:p>
+      <w:pPr>
+        <w:spacing w:before="0" w:after="0"/>
+      </w:pPr>
+    </w:p>
+    <w:p>
+      <w:pPr>
+        <w:spacing w:before="0" w:after="0"/>
+      </w:pPr>
     </w:p>
     <w:p>
       <w:pPr>
@@ -28710,6 +30305,46 @@
     </w:p>
     <w:p>
       <w:pPr>
+        <w:spacing w:before="0" w:after="0"/>
+      </w:pPr>
+    </w:p>
+    <w:p>
+      <w:pPr>
+        <w:spacing w:before="0" w:after="0"/>
+      </w:pPr>
+    </w:p>
+    <w:p>
+      <w:pPr>
+        <w:spacing w:before="0" w:after="0"/>
+      </w:pPr>
+    </w:p>
+    <w:p>
+      <w:pPr>
+        <w:spacing w:before="0" w:after="0"/>
+      </w:pPr>
+    </w:p>
+    <w:p>
+      <w:pPr>
+        <w:spacing w:before="0" w:after="0"/>
+      </w:pPr>
+    </w:p>
+    <w:p>
+      <w:pPr>
+        <w:spacing w:before="0" w:after="0"/>
+      </w:pPr>
+    </w:p>
+    <w:p>
+      <w:pPr>
+        <w:spacing w:before="0" w:after="0"/>
+      </w:pPr>
+    </w:p>
+    <w:p>
+      <w:pPr>
+        <w:spacing w:before="0" w:after="0"/>
+      </w:pPr>
+    </w:p>
+    <w:p>
+      <w:pPr>
         <w:spacing w:before="160" w:after="80"/>
       </w:pPr>
       <w:r>
@@ -29064,6 +30699,46 @@
         </w:rPr>
         <w:t>。</w:t>
       </w:r>
+    </w:p>
+    <w:p>
+      <w:pPr>
+        <w:spacing w:before="0" w:after="0"/>
+      </w:pPr>
+    </w:p>
+    <w:p>
+      <w:pPr>
+        <w:spacing w:before="0" w:after="0"/>
+      </w:pPr>
+    </w:p>
+    <w:p>
+      <w:pPr>
+        <w:spacing w:before="0" w:after="0"/>
+      </w:pPr>
+    </w:p>
+    <w:p>
+      <w:pPr>
+        <w:spacing w:before="0" w:after="0"/>
+      </w:pPr>
+    </w:p>
+    <w:p>
+      <w:pPr>
+        <w:spacing w:before="0" w:after="0"/>
+      </w:pPr>
+    </w:p>
+    <w:p>
+      <w:pPr>
+        <w:spacing w:before="0" w:after="0"/>
+      </w:pPr>
+    </w:p>
+    <w:p>
+      <w:pPr>
+        <w:spacing w:before="0" w:after="0"/>
+      </w:pPr>
+    </w:p>
+    <w:p>
+      <w:pPr>
+        <w:spacing w:before="0" w:after="0"/>
+      </w:pPr>
     </w:p>
     <w:p>
       <w:pPr>
@@ -29321,7 +30996,7 @@
         </w:rPr>
         <w:drawing>
           <wp:inline>
-            <wp:extent cx="3600000" cy="487238"/>
+            <wp:extent cx="3599993" cy="487238"/>
             <wp:effectExtent b="0" l="0" r="0" t="0"/>
             <wp:docPr descr="" title="" id="96" name="Picture"/>
             <a:graphic>
@@ -29342,7 +31017,7 @@
                   <pic:spPr bwMode="auto">
                     <a:xfrm>
                       <a:off x="0" y="0"/>
-                      <a:ext cx="3600000" cy="487238"/>
+                      <a:ext cx="3599993" cy="487238"/>
                     </a:xfrm>
                     <a:prstGeom prst="rect">
                       <a:avLst/>
@@ -29795,6 +31470,46 @@
     </w:p>
     <w:p>
       <w:pPr>
+        <w:spacing w:before="0" w:after="0"/>
+      </w:pPr>
+    </w:p>
+    <w:p>
+      <w:pPr>
+        <w:spacing w:before="0" w:after="0"/>
+      </w:pPr>
+    </w:p>
+    <w:p>
+      <w:pPr>
+        <w:spacing w:before="0" w:after="0"/>
+      </w:pPr>
+    </w:p>
+    <w:p>
+      <w:pPr>
+        <w:spacing w:before="0" w:after="0"/>
+      </w:pPr>
+    </w:p>
+    <w:p>
+      <w:pPr>
+        <w:spacing w:before="0" w:after="0"/>
+      </w:pPr>
+    </w:p>
+    <w:p>
+      <w:pPr>
+        <w:spacing w:before="0" w:after="0"/>
+      </w:pPr>
+    </w:p>
+    <w:p>
+      <w:pPr>
+        <w:spacing w:before="0" w:after="0"/>
+      </w:pPr>
+    </w:p>
+    <w:p>
+      <w:pPr>
+        <w:spacing w:before="0" w:after="0"/>
+      </w:pPr>
+    </w:p>
+    <w:p>
+      <w:pPr>
         <w:spacing w:before="160" w:after="80"/>
       </w:pPr>
       <w:r>
@@ -30577,6 +32292,31 @@
     </w:p>
     <w:p>
       <w:pPr>
+        <w:spacing w:before="0" w:after="0"/>
+      </w:pPr>
+    </w:p>
+    <w:p>
+      <w:pPr>
+        <w:spacing w:before="0" w:after="0"/>
+      </w:pPr>
+    </w:p>
+    <w:p>
+      <w:pPr>
+        <w:spacing w:before="0" w:after="0"/>
+      </w:pPr>
+    </w:p>
+    <w:p>
+      <w:pPr>
+        <w:spacing w:before="0" w:after="0"/>
+      </w:pPr>
+    </w:p>
+    <w:p>
+      <w:pPr>
+        <w:spacing w:before="0" w:after="0"/>
+      </w:pPr>
+    </w:p>
+    <w:p>
+      <w:pPr>
         <w:spacing w:before="160" w:after="80"/>
       </w:pPr>
       <w:r>
@@ -32223,6 +33963,46 @@
     </w:p>
     <w:p>
       <w:pPr>
+        <w:spacing w:before="0" w:after="0"/>
+      </w:pPr>
+    </w:p>
+    <w:p>
+      <w:pPr>
+        <w:spacing w:before="0" w:after="0"/>
+      </w:pPr>
+    </w:p>
+    <w:p>
+      <w:pPr>
+        <w:spacing w:before="0" w:after="0"/>
+      </w:pPr>
+    </w:p>
+    <w:p>
+      <w:pPr>
+        <w:spacing w:before="0" w:after="0"/>
+      </w:pPr>
+    </w:p>
+    <w:p>
+      <w:pPr>
+        <w:spacing w:before="0" w:after="0"/>
+      </w:pPr>
+    </w:p>
+    <w:p>
+      <w:pPr>
+        <w:spacing w:before="0" w:after="0"/>
+      </w:pPr>
+    </w:p>
+    <w:p>
+      <w:pPr>
+        <w:spacing w:before="0" w:after="0"/>
+      </w:pPr>
+    </w:p>
+    <w:p>
+      <w:pPr>
+        <w:spacing w:before="0" w:after="0"/>
+      </w:pPr>
+    </w:p>
+    <w:p>
+      <w:pPr>
         <w:spacing w:before="160" w:after="80"/>
       </w:pPr>
       <w:r>
@@ -33663,6 +35443,46 @@
         </w:rPr>
         <w:t>。</w:t>
       </w:r>
+    </w:p>
+    <w:p>
+      <w:pPr>
+        <w:spacing w:before="0" w:after="0"/>
+      </w:pPr>
+    </w:p>
+    <w:p>
+      <w:pPr>
+        <w:spacing w:before="0" w:after="0"/>
+      </w:pPr>
+    </w:p>
+    <w:p>
+      <w:pPr>
+        <w:spacing w:before="0" w:after="0"/>
+      </w:pPr>
+    </w:p>
+    <w:p>
+      <w:pPr>
+        <w:spacing w:before="0" w:after="0"/>
+      </w:pPr>
+    </w:p>
+    <w:p>
+      <w:pPr>
+        <w:spacing w:before="0" w:after="0"/>
+      </w:pPr>
+    </w:p>
+    <w:p>
+      <w:pPr>
+        <w:spacing w:before="0" w:after="0"/>
+      </w:pPr>
+    </w:p>
+    <w:p>
+      <w:pPr>
+        <w:spacing w:before="0" w:after="0"/>
+      </w:pPr>
+    </w:p>
+    <w:p>
+      <w:pPr>
+        <w:spacing w:before="0" w:after="0"/>
+      </w:pPr>
     </w:p>
     <w:p>
       <w:pPr>
@@ -36232,6 +38052,46 @@
     </w:p>
     <w:p>
       <w:pPr>
+        <w:spacing w:before="0" w:after="0"/>
+      </w:pPr>
+    </w:p>
+    <w:p>
+      <w:pPr>
+        <w:spacing w:before="0" w:after="0"/>
+      </w:pPr>
+    </w:p>
+    <w:p>
+      <w:pPr>
+        <w:spacing w:before="0" w:after="0"/>
+      </w:pPr>
+    </w:p>
+    <w:p>
+      <w:pPr>
+        <w:spacing w:before="0" w:after="0"/>
+      </w:pPr>
+    </w:p>
+    <w:p>
+      <w:pPr>
+        <w:spacing w:before="0" w:after="0"/>
+      </w:pPr>
+    </w:p>
+    <w:p>
+      <w:pPr>
+        <w:spacing w:before="0" w:after="0"/>
+      </w:pPr>
+    </w:p>
+    <w:p>
+      <w:pPr>
+        <w:spacing w:before="0" w:after="0"/>
+      </w:pPr>
+    </w:p>
+    <w:p>
+      <w:pPr>
+        <w:spacing w:before="0" w:after="0"/>
+      </w:pPr>
+    </w:p>
+    <w:p>
+      <w:pPr>
         <w:spacing w:before="160" w:after="80"/>
       </w:pPr>
       <w:r>
@@ -38273,6 +40133,46 @@
     </w:p>
     <w:p>
       <w:pPr>
+        <w:spacing w:before="0" w:after="0"/>
+      </w:pPr>
+    </w:p>
+    <w:p>
+      <w:pPr>
+        <w:spacing w:before="0" w:after="0"/>
+      </w:pPr>
+    </w:p>
+    <w:p>
+      <w:pPr>
+        <w:spacing w:before="0" w:after="0"/>
+      </w:pPr>
+    </w:p>
+    <w:p>
+      <w:pPr>
+        <w:spacing w:before="0" w:after="0"/>
+      </w:pPr>
+    </w:p>
+    <w:p>
+      <w:pPr>
+        <w:spacing w:before="0" w:after="0"/>
+      </w:pPr>
+    </w:p>
+    <w:p>
+      <w:pPr>
+        <w:spacing w:before="0" w:after="0"/>
+      </w:pPr>
+    </w:p>
+    <w:p>
+      <w:pPr>
+        <w:spacing w:before="0" w:after="0"/>
+      </w:pPr>
+    </w:p>
+    <w:p>
+      <w:pPr>
+        <w:spacing w:before="0" w:after="0"/>
+      </w:pPr>
+    </w:p>
+    <w:p>
+      <w:pPr>
         <w:spacing w:before="160" w:after="80"/>
       </w:pPr>
       <w:r>
@@ -38953,6 +40853,46 @@
     </w:p>
     <w:p>
       <w:pPr>
+        <w:spacing w:before="0" w:after="0"/>
+      </w:pPr>
+    </w:p>
+    <w:p>
+      <w:pPr>
+        <w:spacing w:before="0" w:after="0"/>
+      </w:pPr>
+    </w:p>
+    <w:p>
+      <w:pPr>
+        <w:spacing w:before="0" w:after="0"/>
+      </w:pPr>
+    </w:p>
+    <w:p>
+      <w:pPr>
+        <w:spacing w:before="0" w:after="0"/>
+      </w:pPr>
+    </w:p>
+    <w:p>
+      <w:pPr>
+        <w:spacing w:before="0" w:after="0"/>
+      </w:pPr>
+    </w:p>
+    <w:p>
+      <w:pPr>
+        <w:spacing w:before="0" w:after="0"/>
+      </w:pPr>
+    </w:p>
+    <w:p>
+      <w:pPr>
+        <w:spacing w:before="0" w:after="0"/>
+      </w:pPr>
+    </w:p>
+    <w:p>
+      <w:pPr>
+        <w:spacing w:before="0" w:after="0"/>
+      </w:pPr>
+    </w:p>
+    <w:p>
+      <w:pPr>
         <w:spacing w:before="160" w:after="80"/>
       </w:pPr>
       <w:r>
@@ -39006,7 +40946,7 @@
         </w:rPr>
         <w:drawing>
           <wp:inline>
-            <wp:extent cx="1460500" cy="927100"/>
+            <wp:extent cx="1409700" cy="927100"/>
             <wp:effectExtent b="0" l="0" r="0" t="0"/>
             <wp:docPr descr="" title="" id="106" name="Picture"/>
             <a:graphic>
@@ -39027,7 +40967,7 @@
                   <pic:spPr bwMode="auto">
                     <a:xfrm>
                       <a:off x="0" y="0"/>
-                      <a:ext cx="1460500" cy="927100"/>
+                      <a:ext cx="1409700" cy="927100"/>
                     </a:xfrm>
                     <a:prstGeom prst="rect">
                       <a:avLst/>
@@ -39291,7 +41231,7 @@
         </w:rPr>
         <w:drawing>
           <wp:inline>
-            <wp:extent cx="1917700" cy="1104900"/>
+            <wp:extent cx="1866900" cy="1104900"/>
             <wp:effectExtent b="0" l="0" r="0" t="0"/>
             <wp:docPr descr="" title="" id="109" name="Picture"/>
             <a:graphic>
@@ -39312,7 +41252,7 @@
                   <pic:spPr bwMode="auto">
                     <a:xfrm>
                       <a:off x="0" y="0"/>
-                      <a:ext cx="1917700" cy="1104900"/>
+                      <a:ext cx="1866900" cy="1104900"/>
                     </a:xfrm>
                     <a:prstGeom prst="rect">
                       <a:avLst/>
@@ -40048,6 +41988,46 @@
     </w:p>
     <w:p>
       <w:pPr>
+        <w:spacing w:before="0" w:after="0"/>
+      </w:pPr>
+    </w:p>
+    <w:p>
+      <w:pPr>
+        <w:spacing w:before="0" w:after="0"/>
+      </w:pPr>
+    </w:p>
+    <w:p>
+      <w:pPr>
+        <w:spacing w:before="0" w:after="0"/>
+      </w:pPr>
+    </w:p>
+    <w:p>
+      <w:pPr>
+        <w:spacing w:before="0" w:after="0"/>
+      </w:pPr>
+    </w:p>
+    <w:p>
+      <w:pPr>
+        <w:spacing w:before="0" w:after="0"/>
+      </w:pPr>
+    </w:p>
+    <w:p>
+      <w:pPr>
+        <w:spacing w:before="0" w:after="0"/>
+      </w:pPr>
+    </w:p>
+    <w:p>
+      <w:pPr>
+        <w:spacing w:before="0" w:after="0"/>
+      </w:pPr>
+    </w:p>
+    <w:p>
+      <w:pPr>
+        <w:spacing w:before="0" w:after="0"/>
+      </w:pPr>
+    </w:p>
+    <w:p>
+      <w:pPr>
         <w:spacing w:before="160" w:after="80"/>
       </w:pPr>
       <w:r>
@@ -42915,6 +44895,46 @@
     </w:p>
     <w:p>
       <w:pPr>
+        <w:spacing w:before="0" w:after="0"/>
+      </w:pPr>
+    </w:p>
+    <w:p>
+      <w:pPr>
+        <w:spacing w:before="0" w:after="0"/>
+      </w:pPr>
+    </w:p>
+    <w:p>
+      <w:pPr>
+        <w:spacing w:before="0" w:after="0"/>
+      </w:pPr>
+    </w:p>
+    <w:p>
+      <w:pPr>
+        <w:spacing w:before="0" w:after="0"/>
+      </w:pPr>
+    </w:p>
+    <w:p>
+      <w:pPr>
+        <w:spacing w:before="0" w:after="0"/>
+      </w:pPr>
+    </w:p>
+    <w:p>
+      <w:pPr>
+        <w:spacing w:before="0" w:after="0"/>
+      </w:pPr>
+    </w:p>
+    <w:p>
+      <w:pPr>
+        <w:spacing w:before="0" w:after="0"/>
+      </w:pPr>
+    </w:p>
+    <w:p>
+      <w:pPr>
+        <w:spacing w:before="0" w:after="0"/>
+      </w:pPr>
+    </w:p>
+    <w:p>
+      <w:pPr>
         <w:spacing w:before="160" w:after="80"/>
       </w:pPr>
       <w:r>
@@ -43803,6 +45823,46 @@
     </w:p>
     <w:p>
       <w:pPr>
+        <w:spacing w:before="0" w:after="0"/>
+      </w:pPr>
+    </w:p>
+    <w:p>
+      <w:pPr>
+        <w:spacing w:before="0" w:after="0"/>
+      </w:pPr>
+    </w:p>
+    <w:p>
+      <w:pPr>
+        <w:spacing w:before="0" w:after="0"/>
+      </w:pPr>
+    </w:p>
+    <w:p>
+      <w:pPr>
+        <w:spacing w:before="0" w:after="0"/>
+      </w:pPr>
+    </w:p>
+    <w:p>
+      <w:pPr>
+        <w:spacing w:before="0" w:after="0"/>
+      </w:pPr>
+    </w:p>
+    <w:p>
+      <w:pPr>
+        <w:spacing w:before="0" w:after="0"/>
+      </w:pPr>
+    </w:p>
+    <w:p>
+      <w:pPr>
+        <w:spacing w:before="0" w:after="0"/>
+      </w:pPr>
+    </w:p>
+    <w:p>
+      <w:pPr>
+        <w:spacing w:before="0" w:after="0"/>
+      </w:pPr>
+    </w:p>
+    <w:p>
+      <w:pPr>
         <w:spacing w:before="160" w:after="80"/>
       </w:pPr>
       <w:r>
@@ -44151,6 +46211,31 @@
         </w:rPr>
         <w:t>：O：16.0，K：39.0，Mn：54.9</w:t>
       </w:r>
+    </w:p>
+    <w:p>
+      <w:pPr>
+        <w:spacing w:before="0" w:after="0"/>
+      </w:pPr>
+    </w:p>
+    <w:p>
+      <w:pPr>
+        <w:spacing w:before="0" w:after="0"/>
+      </w:pPr>
+    </w:p>
+    <w:p>
+      <w:pPr>
+        <w:spacing w:before="0" w:after="0"/>
+      </w:pPr>
+    </w:p>
+    <w:p>
+      <w:pPr>
+        <w:spacing w:before="0" w:after="0"/>
+      </w:pPr>
+    </w:p>
+    <w:p>
+      <w:pPr>
+        <w:spacing w:before="0" w:after="0"/>
+      </w:pPr>
     </w:p>
     <w:p>
       <w:pPr>
@@ -44467,6 +46552,31 @@
         </w:rPr>
         <w:t>。</w:t>
       </w:r>
+    </w:p>
+    <w:p>
+      <w:pPr>
+        <w:spacing w:before="0" w:after="0"/>
+      </w:pPr>
+    </w:p>
+    <w:p>
+      <w:pPr>
+        <w:spacing w:before="0" w:after="0"/>
+      </w:pPr>
+    </w:p>
+    <w:p>
+      <w:pPr>
+        <w:spacing w:before="0" w:after="0"/>
+      </w:pPr>
+    </w:p>
+    <w:p>
+      <w:pPr>
+        <w:spacing w:before="0" w:after="0"/>
+      </w:pPr>
+    </w:p>
+    <w:p>
+      <w:pPr>
+        <w:spacing w:before="0" w:after="0"/>
+      </w:pPr>
     </w:p>
     <w:p>
       <w:pPr>

--- a/00-首页/题组Word/习题书/第四篇-元素与分析/2-离子反应与方程式-学生版-打印版.docx
+++ b/00-首页/题组Word/习题书/第四篇-元素与分析/2-离子反应与方程式-学生版-打印版.docx
@@ -6,9 +6,8 @@
     <w:p>
       <w:pPr>
         <w:pStyle w:val="Heading1"/>
-        <w:spacing w:before="0" w:after="240"/>
+        <w:spacing w:before="280" w:after="120"/>
         <w:jc w:val="center"/>
-        <w:keepNext/>
       </w:pPr>
       <w:r>
         <w:rPr>
@@ -55,8 +54,7 @@
     <w:p>
       <w:pPr>
         <w:pStyle w:val="Heading2"/>
-        <w:spacing w:before="280" w:after="80"/>
-        <w:keepNext/>
+        <w:spacing w:before="280" w:after="120"/>
       </w:pPr>
       <w:r>
         <w:rPr>
@@ -70,8 +68,7 @@
     <w:p>
       <w:pPr>
         <w:pStyle w:val="Heading2"/>
-        <w:spacing w:before="280" w:after="80"/>
-        <w:keepNext/>
+        <w:spacing w:before="280" w:after="120"/>
       </w:pPr>
       <w:r>
         <w:rPr>
@@ -365,8 +362,7 @@
     <w:p>
       <w:pPr>
         <w:pStyle w:val="Heading2"/>
-        <w:spacing w:before="280" w:after="80"/>
-        <w:keepNext/>
+        <w:spacing w:before="280" w:after="120"/>
       </w:pPr>
       <w:r>
         <w:rPr>
@@ -806,8 +802,7 @@
     <w:p>
       <w:pPr>
         <w:pStyle w:val="Heading2"/>
-        <w:spacing w:before="280" w:after="80"/>
-        <w:keepNext/>
+        <w:spacing w:before="280" w:after="120"/>
       </w:pPr>
       <w:r>
         <w:rPr>
@@ -1877,8 +1872,7 @@
     <w:p>
       <w:pPr>
         <w:pStyle w:val="Heading2"/>
-        <w:spacing w:before="280" w:after="80"/>
-        <w:keepNext/>
+        <w:spacing w:before="280" w:after="120"/>
       </w:pPr>
       <w:r>
         <w:rPr>
@@ -1952,8 +1946,7 @@
     <w:p>
       <w:pPr>
         <w:pStyle w:val="Heading2"/>
-        <w:spacing w:before="280" w:after="80"/>
-        <w:keepNext/>
+        <w:spacing w:before="280" w:after="120"/>
       </w:pPr>
       <w:r>
         <w:rPr>
@@ -2702,8 +2695,7 @@
     <w:p>
       <w:pPr>
         <w:pStyle w:val="Heading2"/>
-        <w:spacing w:before="280" w:after="80"/>
-        <w:keepNext/>
+        <w:spacing w:before="280" w:after="120"/>
       </w:pPr>
       <w:r>
         <w:rPr>
@@ -2946,8 +2938,7 @@
     <w:p>
       <w:pPr>
         <w:pStyle w:val="Heading2"/>
-        <w:spacing w:before="280" w:after="80"/>
-        <w:keepNext/>
+        <w:spacing w:before="280" w:after="120"/>
       </w:pPr>
       <w:r>
         <w:rPr>
@@ -3184,8 +3175,7 @@
     <w:p>
       <w:pPr>
         <w:pStyle w:val="Heading2"/>
-        <w:spacing w:before="280" w:after="80"/>
-        <w:keepNext/>
+        <w:spacing w:before="280" w:after="120"/>
       </w:pPr>
       <w:r>
         <w:rPr>
@@ -3423,8 +3413,7 @@
     <w:p>
       <w:pPr>
         <w:pStyle w:val="Heading2"/>
-        <w:spacing w:before="280" w:after="80"/>
-        <w:keepNext/>
+        <w:spacing w:before="280" w:after="120"/>
       </w:pPr>
       <w:r>
         <w:rPr>
@@ -3732,8 +3721,7 @@
     <w:p>
       <w:pPr>
         <w:pStyle w:val="Heading2"/>
-        <w:spacing w:before="280" w:after="80"/>
-        <w:keepNext/>
+        <w:spacing w:before="280" w:after="120"/>
       </w:pPr>
       <w:r>
         <w:rPr>
@@ -4323,8 +4311,7 @@
     <w:p>
       <w:pPr>
         <w:pStyle w:val="Heading2"/>
-        <w:spacing w:before="280" w:after="80"/>
-        <w:keepNext/>
+        <w:spacing w:before="280" w:after="120"/>
       </w:pPr>
       <w:r>
         <w:rPr>
@@ -4515,8 +4502,7 @@
     <w:p>
       <w:pPr>
         <w:pStyle w:val="Heading2"/>
-        <w:spacing w:before="280" w:after="80"/>
-        <w:keepNext/>
+        <w:spacing w:before="280" w:after="120"/>
       </w:pPr>
       <w:r>
         <w:rPr>
@@ -4918,8 +4904,7 @@
     <w:p>
       <w:pPr>
         <w:pStyle w:val="Heading2"/>
-        <w:spacing w:before="280" w:after="80"/>
-        <w:keepNext/>
+        <w:spacing w:before="280" w:after="120"/>
       </w:pPr>
       <w:r>
         <w:rPr>
@@ -5120,8 +5105,7 @@
     <w:p>
       <w:pPr>
         <w:pStyle w:val="Heading2"/>
-        <w:spacing w:before="280" w:after="80"/>
-        <w:keepNext/>
+        <w:spacing w:before="280" w:after="120"/>
       </w:pPr>
       <w:r>
         <w:rPr>
@@ -5520,8 +5504,7 @@
     <w:p>
       <w:pPr>
         <w:pStyle w:val="Heading2"/>
-        <w:spacing w:before="280" w:after="80"/>
-        <w:keepNext/>
+        <w:spacing w:before="280" w:after="120"/>
       </w:pPr>
       <w:r>
         <w:rPr>
@@ -5876,8 +5859,7 @@
     <w:p>
       <w:pPr>
         <w:pStyle w:val="Heading2"/>
-        <w:spacing w:before="280" w:after="80"/>
-        <w:keepNext/>
+        <w:spacing w:before="280" w:after="120"/>
       </w:pPr>
       <w:r>
         <w:rPr>
@@ -6190,8 +6172,7 @@
     <w:p>
       <w:pPr>
         <w:pStyle w:val="Heading2"/>
-        <w:spacing w:before="280" w:after="80"/>
-        <w:keepNext/>
+        <w:spacing w:before="280" w:after="120"/>
       </w:pPr>
       <w:r>
         <w:rPr>
@@ -6585,8 +6566,7 @@
     <w:p>
       <w:pPr>
         <w:pStyle w:val="Heading2"/>
-        <w:spacing w:before="280" w:after="80"/>
-        <w:keepNext/>
+        <w:spacing w:before="280" w:after="120"/>
       </w:pPr>
       <w:r>
         <w:rPr>
@@ -7004,8 +6984,7 @@
     <w:p>
       <w:pPr>
         <w:pStyle w:val="Heading2"/>
-        <w:spacing w:before="280" w:after="80"/>
-        <w:keepNext/>
+        <w:spacing w:before="280" w:after="120"/>
       </w:pPr>
       <w:r>
         <w:rPr>
@@ -7394,8 +7373,7 @@
     <w:p>
       <w:pPr>
         <w:pStyle w:val="Heading2"/>
-        <w:spacing w:before="280" w:after="80"/>
-        <w:keepNext/>
+        <w:spacing w:before="280" w:after="120"/>
       </w:pPr>
       <w:r>
         <w:rPr>
@@ -7866,8 +7844,7 @@
     <w:p>
       <w:pPr>
         <w:pStyle w:val="Heading2"/>
-        <w:spacing w:before="280" w:after="80"/>
-        <w:keepNext/>
+        <w:spacing w:before="280" w:after="120"/>
       </w:pPr>
       <w:r>
         <w:rPr>
@@ -8127,8 +8104,7 @@
     <w:p>
       <w:pPr>
         <w:pStyle w:val="Heading2"/>
-        <w:spacing w:before="280" w:after="80"/>
-        <w:keepNext/>
+        <w:spacing w:before="280" w:after="120"/>
       </w:pPr>
       <w:r>
         <w:rPr>
@@ -8432,8 +8408,7 @@
     <w:p>
       <w:pPr>
         <w:pStyle w:val="Heading2"/>
-        <w:spacing w:before="280" w:after="80"/>
-        <w:keepNext/>
+        <w:spacing w:before="280" w:after="120"/>
       </w:pPr>
       <w:r>
         <w:rPr>
@@ -8692,8 +8667,7 @@
     <w:p>
       <w:pPr>
         <w:pStyle w:val="Heading2"/>
-        <w:spacing w:before="280" w:after="80"/>
-        <w:keepNext/>
+        <w:spacing w:before="280" w:after="120"/>
       </w:pPr>
       <w:r>
         <w:rPr>
@@ -8872,8 +8846,7 @@
     <w:p>
       <w:pPr>
         <w:pStyle w:val="Heading2"/>
-        <w:spacing w:before="280" w:after="80"/>
-        <w:keepNext/>
+        <w:spacing w:before="280" w:after="120"/>
       </w:pPr>
       <w:r>
         <w:rPr>
@@ -9293,8 +9266,7 @@
     <w:p>
       <w:pPr>
         <w:pStyle w:val="Heading2"/>
-        <w:spacing w:before="280" w:after="80"/>
-        <w:keepNext/>
+        <w:spacing w:before="280" w:after="120"/>
       </w:pPr>
       <w:r>
         <w:rPr>
@@ -9637,8 +9609,7 @@
     <w:p>
       <w:pPr>
         <w:pStyle w:val="Heading2"/>
-        <w:spacing w:before="280" w:after="80"/>
-        <w:keepNext/>
+        <w:spacing w:before="280" w:after="120"/>
       </w:pPr>
       <w:r>
         <w:rPr>
@@ -10236,8 +10207,7 @@
     <w:p>
       <w:pPr>
         <w:pStyle w:val="Heading2"/>
-        <w:spacing w:before="280" w:after="80"/>
-        <w:keepNext/>
+        <w:spacing w:before="280" w:after="120"/>
       </w:pPr>
       <w:r>
         <w:rPr>
@@ -10608,8 +10578,7 @@
     <w:p>
       <w:pPr>
         <w:pStyle w:val="Heading2"/>
-        <w:spacing w:before="280" w:after="80"/>
-        <w:keepNext/>
+        <w:spacing w:before="280" w:after="120"/>
       </w:pPr>
       <w:r>
         <w:rPr>
@@ -11084,8 +11053,7 @@
     <w:p>
       <w:pPr>
         <w:pStyle w:val="Heading2"/>
-        <w:spacing w:before="280" w:after="80"/>
-        <w:keepNext/>
+        <w:spacing w:before="280" w:after="120"/>
       </w:pPr>
       <w:r>
         <w:rPr>
@@ -11561,8 +11529,7 @@
     <w:p>
       <w:pPr>
         <w:pStyle w:val="Heading2"/>
-        <w:spacing w:before="280" w:after="80"/>
-        <w:keepNext/>
+        <w:spacing w:before="280" w:after="120"/>
       </w:pPr>
       <w:r>
         <w:rPr>
@@ -11842,8 +11809,7 @@
     <w:p>
       <w:pPr>
         <w:pStyle w:val="Heading2"/>
-        <w:spacing w:before="280" w:after="80"/>
-        <w:keepNext/>
+        <w:spacing w:before="280" w:after="120"/>
       </w:pPr>
       <w:r>
         <w:rPr>
@@ -12570,8 +12536,7 @@
     <w:p>
       <w:pPr>
         <w:pStyle w:val="Heading2"/>
-        <w:spacing w:before="280" w:after="80"/>
-        <w:keepNext/>
+        <w:spacing w:before="280" w:after="120"/>
       </w:pPr>
       <w:r>
         <w:rPr>
@@ -13148,8 +13113,7 @@
     <w:p>
       <w:pPr>
         <w:pStyle w:val="Heading2"/>
-        <w:spacing w:before="280" w:after="80"/>
-        <w:keepNext/>
+        <w:spacing w:before="280" w:after="120"/>
       </w:pPr>
       <w:r>
         <w:rPr>
@@ -13633,8 +13597,7 @@
     <w:p>
       <w:pPr>
         <w:pStyle w:val="Heading2"/>
-        <w:spacing w:before="280" w:after="80"/>
-        <w:keepNext/>
+        <w:spacing w:before="280" w:after="120"/>
       </w:pPr>
       <w:r>
         <w:rPr>
@@ -13909,8 +13872,7 @@
     <w:p>
       <w:pPr>
         <w:pStyle w:val="Heading2"/>
-        <w:spacing w:before="280" w:after="80"/>
-        <w:keepNext/>
+        <w:spacing w:before="280" w:after="120"/>
       </w:pPr>
       <w:r>
         <w:rPr>
@@ -14698,8 +14660,7 @@
     <w:p>
       <w:pPr>
         <w:pStyle w:val="Heading2"/>
-        <w:spacing w:before="280" w:after="80"/>
-        <w:keepNext/>
+        <w:spacing w:before="280" w:after="120"/>
       </w:pPr>
       <w:r>
         <w:rPr>
@@ -15639,8 +15600,7 @@
     <w:p>
       <w:pPr>
         <w:pStyle w:val="Heading2"/>
-        <w:spacing w:before="280" w:after="80"/>
-        <w:keepNext/>
+        <w:spacing w:before="280" w:after="120"/>
       </w:pPr>
       <w:r>
         <w:rPr>
@@ -16005,8 +15965,7 @@
     <w:p>
       <w:pPr>
         <w:pStyle w:val="Heading2"/>
-        <w:spacing w:before="280" w:after="80"/>
-        <w:keepNext/>
+        <w:spacing w:before="280" w:after="120"/>
       </w:pPr>
       <w:r>
         <w:rPr>
@@ -16144,8 +16103,7 @@
     <w:p>
       <w:pPr>
         <w:pStyle w:val="Heading2"/>
-        <w:spacing w:before="280" w:after="80"/>
-        <w:keepNext/>
+        <w:spacing w:before="280" w:after="120"/>
       </w:pPr>
       <w:r>
         <w:rPr>
@@ -16670,8 +16628,7 @@
     <w:p>
       <w:pPr>
         <w:pStyle w:val="Heading2"/>
-        <w:spacing w:before="280" w:after="80"/>
-        <w:keepNext/>
+        <w:spacing w:before="280" w:after="120"/>
       </w:pPr>
       <w:r>
         <w:rPr>
@@ -17109,8 +17066,7 @@
     <w:p>
       <w:pPr>
         <w:pStyle w:val="Heading2"/>
-        <w:spacing w:before="280" w:after="80"/>
-        <w:keepNext/>
+        <w:spacing w:before="280" w:after="120"/>
       </w:pPr>
       <w:r>
         <w:rPr>
@@ -17295,8 +17251,7 @@
     <w:p>
       <w:pPr>
         <w:pStyle w:val="Heading2"/>
-        <w:spacing w:before="280" w:after="80"/>
-        <w:keepNext/>
+        <w:spacing w:before="280" w:after="120"/>
       </w:pPr>
       <w:r>
         <w:rPr>
@@ -17310,8 +17265,7 @@
     <w:p>
       <w:pPr>
         <w:pStyle w:val="Heading2"/>
-        <w:spacing w:before="280" w:after="80"/>
-        <w:keepNext/>
+        <w:spacing w:before="280" w:after="120"/>
       </w:pPr>
       <w:r>
         <w:rPr>
@@ -17857,8 +17811,7 @@
     <w:p>
       <w:pPr>
         <w:pStyle w:val="Heading2"/>
-        <w:spacing w:before="280" w:after="80"/>
-        <w:keepNext/>
+        <w:spacing w:before="280" w:after="120"/>
       </w:pPr>
       <w:r>
         <w:rPr>
@@ -18602,8 +18555,7 @@
     <w:p>
       <w:pPr>
         <w:pStyle w:val="Heading2"/>
-        <w:spacing w:before="280" w:after="80"/>
-        <w:keepNext/>
+        <w:spacing w:before="280" w:after="120"/>
       </w:pPr>
       <w:r>
         <w:rPr>
@@ -20036,8 +19988,7 @@
     <w:p>
       <w:pPr>
         <w:pStyle w:val="Heading2"/>
-        <w:spacing w:before="280" w:after="80"/>
-        <w:keepNext/>
+        <w:spacing w:before="280" w:after="120"/>
       </w:pPr>
       <w:r>
         <w:rPr>
@@ -21138,8 +21089,7 @@
     <w:p>
       <w:pPr>
         <w:pStyle w:val="Heading2"/>
-        <w:spacing w:before="280" w:after="80"/>
-        <w:keepNext/>
+        <w:spacing w:before="280" w:after="120"/>
       </w:pPr>
       <w:r>
         <w:rPr>
@@ -22331,8 +22281,7 @@
     <w:p>
       <w:pPr>
         <w:pStyle w:val="Heading2"/>
-        <w:spacing w:before="280" w:after="80"/>
-        <w:keepNext/>
+        <w:spacing w:before="280" w:after="120"/>
       </w:pPr>
       <w:r>
         <w:rPr>
@@ -22595,7 +22544,7 @@
         </w:rPr>
         <w:drawing>
           <wp:inline>
-            <wp:extent cx="3600000" cy="1108280"/>
+            <wp:extent cx="3600000" cy="1096815"/>
             <wp:effectExtent b="0" l="0" r="0" t="0"/>
             <wp:docPr descr="" title="" id="68" name="Picture"/>
             <a:graphic>
@@ -22616,7 +22565,7 @@
                   <pic:spPr bwMode="auto">
                     <a:xfrm>
                       <a:off x="0" y="0"/>
-                      <a:ext cx="3600000" cy="1108280"/>
+                      <a:ext cx="3600000" cy="1096815"/>
                     </a:xfrm>
                     <a:prstGeom prst="rect">
                       <a:avLst/>
@@ -25001,8 +24950,7 @@
     <w:p>
       <w:pPr>
         <w:pStyle w:val="Heading2"/>
-        <w:spacing w:before="280" w:after="80"/>
-        <w:keepNext/>
+        <w:spacing w:before="280" w:after="120"/>
       </w:pPr>
       <w:r>
         <w:rPr>
@@ -25819,8 +25767,7 @@
     <w:p>
       <w:pPr>
         <w:pStyle w:val="Heading2"/>
-        <w:spacing w:before="280" w:after="80"/>
-        <w:keepNext/>
+        <w:spacing w:before="280" w:after="120"/>
       </w:pPr>
       <w:r>
         <w:rPr>
@@ -26513,8 +26460,7 @@
     <w:p>
       <w:pPr>
         <w:pStyle w:val="Heading2"/>
-        <w:spacing w:before="280" w:after="80"/>
-        <w:keepNext/>
+        <w:spacing w:before="280" w:after="120"/>
       </w:pPr>
       <w:r>
         <w:rPr>
@@ -26971,8 +26917,7 @@
     <w:p>
       <w:pPr>
         <w:pStyle w:val="Heading2"/>
-        <w:spacing w:before="280" w:after="80"/>
-        <w:keepNext/>
+        <w:spacing w:before="280" w:after="120"/>
       </w:pPr>
       <w:r>
         <w:rPr>
@@ -27345,8 +27290,7 @@
     <w:p>
       <w:pPr>
         <w:pStyle w:val="Heading2"/>
-        <w:spacing w:before="280" w:after="80"/>
-        <w:keepNext/>
+        <w:spacing w:before="280" w:after="120"/>
       </w:pPr>
       <w:r>
         <w:rPr>
@@ -27627,8 +27571,7 @@
     <w:p>
       <w:pPr>
         <w:pStyle w:val="Heading2"/>
-        <w:spacing w:before="280" w:after="80"/>
-        <w:keepNext/>
+        <w:spacing w:before="280" w:after="120"/>
       </w:pPr>
       <w:r>
         <w:rPr>
@@ -27859,8 +27802,7 @@
     <w:p>
       <w:pPr>
         <w:pStyle w:val="Heading2"/>
-        <w:spacing w:before="280" w:after="80"/>
-        <w:keepNext/>
+        <w:spacing w:before="280" w:after="120"/>
       </w:pPr>
       <w:r>
         <w:rPr>
@@ -28242,8 +28184,7 @@
     <w:p>
       <w:pPr>
         <w:pStyle w:val="Heading2"/>
-        <w:spacing w:before="280" w:after="80"/>
-        <w:keepNext/>
+        <w:spacing w:before="280" w:after="120"/>
       </w:pPr>
       <w:r>
         <w:rPr>
@@ -28406,8 +28347,7 @@
     <w:p>
       <w:pPr>
         <w:pStyle w:val="Heading2"/>
-        <w:spacing w:before="280" w:after="80"/>
-        <w:keepNext/>
+        <w:spacing w:before="280" w:after="120"/>
       </w:pPr>
       <w:r>
         <w:rPr>
@@ -28562,8 +28502,7 @@
     <w:p>
       <w:pPr>
         <w:pStyle w:val="Heading2"/>
-        <w:spacing w:before="280" w:after="80"/>
-        <w:keepNext/>
+        <w:spacing w:before="280" w:after="120"/>
       </w:pPr>
       <w:r>
         <w:rPr>
@@ -28733,8 +28672,7 @@
     <w:p>
       <w:pPr>
         <w:pStyle w:val="Heading2"/>
-        <w:spacing w:before="280" w:after="80"/>
-        <w:keepNext/>
+        <w:spacing w:before="280" w:after="120"/>
       </w:pPr>
       <w:r>
         <w:rPr>
@@ -28973,8 +28911,7 @@
     <w:p>
       <w:pPr>
         <w:pStyle w:val="Heading2"/>
-        <w:spacing w:before="280" w:after="80"/>
-        <w:keepNext/>
+        <w:spacing w:before="280" w:after="120"/>
       </w:pPr>
       <w:r>
         <w:rPr>
@@ -29278,8 +29215,7 @@
     <w:p>
       <w:pPr>
         <w:pStyle w:val="Heading2"/>
-        <w:spacing w:before="280" w:after="80"/>
-        <w:keepNext/>
+        <w:spacing w:before="280" w:after="120"/>
       </w:pPr>
       <w:r>
         <w:rPr>
@@ -29455,8 +29391,7 @@
     <w:p>
       <w:pPr>
         <w:pStyle w:val="Heading2"/>
-        <w:spacing w:before="280" w:after="80"/>
-        <w:keepNext/>
+        <w:spacing w:before="280" w:after="120"/>
       </w:pPr>
       <w:r>
         <w:rPr>
@@ -30358,8 +30293,7 @@
     <w:p>
       <w:pPr>
         <w:pStyle w:val="Heading2"/>
-        <w:spacing w:before="280" w:after="80"/>
-        <w:keepNext/>
+        <w:spacing w:before="280" w:after="120"/>
       </w:pPr>
       <w:r>
         <w:rPr>
@@ -30755,8 +30689,7 @@
     <w:p>
       <w:pPr>
         <w:pStyle w:val="Heading2"/>
-        <w:spacing w:before="280" w:after="80"/>
-        <w:keepNext/>
+        <w:spacing w:before="280" w:after="120"/>
       </w:pPr>
       <w:r>
         <w:rPr>
@@ -31523,8 +31456,7 @@
     <w:p>
       <w:pPr>
         <w:pStyle w:val="Heading2"/>
-        <w:spacing w:before="280" w:after="80"/>
-        <w:keepNext/>
+        <w:spacing w:before="280" w:after="120"/>
       </w:pPr>
       <w:r>
         <w:rPr>
@@ -32330,8 +32262,7 @@
     <w:p>
       <w:pPr>
         <w:pStyle w:val="Heading2"/>
-        <w:spacing w:before="280" w:after="80"/>
-        <w:keepNext/>
+        <w:spacing w:before="280" w:after="120"/>
       </w:pPr>
       <w:r>
         <w:rPr>
@@ -34016,8 +33947,7 @@
     <w:p>
       <w:pPr>
         <w:pStyle w:val="Heading2"/>
-        <w:spacing w:before="280" w:after="80"/>
-        <w:keepNext/>
+        <w:spacing w:before="280" w:after="120"/>
       </w:pPr>
       <w:r>
         <w:rPr>
@@ -35499,8 +35429,7 @@
     <w:p>
       <w:pPr>
         <w:pStyle w:val="Heading2"/>
-        <w:spacing w:before="280" w:after="80"/>
-        <w:keepNext/>
+        <w:spacing w:before="280" w:after="120"/>
       </w:pPr>
       <w:r>
         <w:rPr>
@@ -38105,8 +38034,7 @@
     <w:p>
       <w:pPr>
         <w:pStyle w:val="Heading2"/>
-        <w:spacing w:before="280" w:after="80"/>
-        <w:keepNext/>
+        <w:spacing w:before="280" w:after="120"/>
       </w:pPr>
       <w:r>
         <w:rPr>
@@ -40186,8 +40114,7 @@
     <w:p>
       <w:pPr>
         <w:pStyle w:val="Heading2"/>
-        <w:spacing w:before="280" w:after="80"/>
-        <w:keepNext/>
+        <w:spacing w:before="280" w:after="120"/>
       </w:pPr>
       <w:r>
         <w:rPr>
@@ -40906,8 +40833,7 @@
     <w:p>
       <w:pPr>
         <w:pStyle w:val="Heading2"/>
-        <w:spacing w:before="280" w:after="80"/>
-        <w:keepNext/>
+        <w:spacing w:before="280" w:after="120"/>
       </w:pPr>
       <w:r>
         <w:rPr>
@@ -40946,7 +40872,7 @@
         </w:rPr>
         <w:drawing>
           <wp:inline>
-            <wp:extent cx="1409700" cy="927100"/>
+            <wp:extent cx="1429279" cy="927100"/>
             <wp:effectExtent b="0" l="0" r="0" t="0"/>
             <wp:docPr descr="" title="" id="106" name="Picture"/>
             <a:graphic>
@@ -40967,7 +40893,7 @@
                   <pic:spPr bwMode="auto">
                     <a:xfrm>
                       <a:off x="0" y="0"/>
-                      <a:ext cx="1409700" cy="927100"/>
+                      <a:ext cx="1429279" cy="927100"/>
                     </a:xfrm>
                     <a:prstGeom prst="rect">
                       <a:avLst/>
@@ -42041,8 +41967,7 @@
     <w:p>
       <w:pPr>
         <w:pStyle w:val="Heading2"/>
-        <w:spacing w:before="280" w:after="80"/>
-        <w:keepNext/>
+        <w:spacing w:before="280" w:after="120"/>
       </w:pPr>
       <w:r>
         <w:rPr>
@@ -44948,8 +44873,7 @@
     <w:p>
       <w:pPr>
         <w:pStyle w:val="Heading2"/>
-        <w:spacing w:before="280" w:after="80"/>
-        <w:keepNext/>
+        <w:spacing w:before="280" w:after="120"/>
       </w:pPr>
       <w:r>
         <w:rPr>
@@ -45876,8 +45800,7 @@
     <w:p>
       <w:pPr>
         <w:pStyle w:val="Heading2"/>
-        <w:spacing w:before="280" w:after="80"/>
-        <w:keepNext/>
+        <w:spacing w:before="280" w:after="120"/>
       </w:pPr>
       <w:r>
         <w:rPr>
@@ -46252,8 +46175,7 @@
     <w:p>
       <w:pPr>
         <w:pStyle w:val="Heading2"/>
-        <w:spacing w:before="280" w:after="80"/>
-        <w:keepNext/>
+        <w:spacing w:before="280" w:after="120"/>
       </w:pPr>
       <w:r>
         <w:rPr>
@@ -46591,8 +46513,8 @@
     <w:bookmarkEnd w:id="115"/>
     <w:bookmarkEnd w:id="116"/>
     <w:sectPr>
+      <w:headerReference w:type="default" r:id="rId109"/>
       <w:footerReference w:type="default" r:id="rId9"/>
-      <w:headerReference w:type="default" r:id="rId10"/>
       <w:footnotePr>
         <w:numRestart w:val="eachSect"/>
       </w:footnotePr>
@@ -46611,88 +46533,123 @@
 <w:ftr xmlns:m="http://schemas.openxmlformats.org/officeDocument/2006/math" xmlns:mc="http://schemas.openxmlformats.org/markup-compatibility/2006" xmlns:mo="http://schemas.microsoft.com/office/mac/office/2008/main" xmlns:mv="urn:schemas-microsoft-com:mac:vml" xmlns:o="urn:schemas-microsoft-com:office:office" xmlns:r="http://schemas.openxmlformats.org/officeDocument/2006/relationships" xmlns:v="urn:schemas-microsoft-com:vml" xmlns:w10="urn:schemas-microsoft-com:office:word" xmlns:w14="http://schemas.microsoft.com/office/word/2010/wordml" xmlns:w="http://schemas.openxmlformats.org/wordprocessingml/2006/main" xmlns:wne="http://schemas.microsoft.com/office/word/2006/wordml" xmlns:wp14="http://schemas.microsoft.com/office/word/2010/wordprocessingDrawing" xmlns:wp="http://schemas.openxmlformats.org/drawingml/2006/wordprocessingDrawing" xmlns:wpc="http://schemas.microsoft.com/office/word/2010/wordprocessingCanvas" xmlns:wpg="http://schemas.microsoft.com/office/word/2010/wordprocessingGroup" xmlns:wpi="http://schemas.microsoft.com/office/word/2010/wordprocessingInk" xmlns:wps="http://schemas.microsoft.com/office/word/2010/wordprocessingShape" mc:Ignorable="w14 wp14">
   <w:p>
     <w:pPr>
+      <w:pStyle w:val="Footer"/>
       <w:jc w:val="center"/>
     </w:pPr>
     <w:r>
       <w:rPr>
+        <w:rFonts w:ascii="Times New Roman" w:hAnsi="Times New Roman" w:eastAsia="Times New Roman" w:cs="Times New Roman"/>
+        <w:b w:val="0"/>
         <w:color w:val="000000"/>
-        <w:sz w:val="18"/>
+        <w:sz w:val="20"/>
       </w:rPr>
       <w:t xml:space="preserve">第 </w:t>
     </w:r>
     <w:r>
       <w:rPr>
+        <w:rFonts w:ascii="Times New Roman" w:hAnsi="Times New Roman" w:eastAsia="Times New Roman" w:cs="Times New Roman"/>
+        <w:b w:val="0"/>
         <w:color w:val="000000"/>
-        <w:sz w:val="18"/>
+        <w:sz w:val="20"/>
       </w:rPr>
       <w:fldChar w:fldCharType="begin"/>
     </w:r>
     <w:r>
       <w:rPr>
-        <w:sz w:val="18"/>
+        <w:rFonts w:ascii="Times New Roman" w:hAnsi="Times New Roman" w:eastAsia="Times New Roman" w:cs="Times New Roman"/>
+        <w:b w:val="0"/>
+        <w:color w:val="000000"/>
+        <w:sz w:val="20"/>
       </w:rPr>
       <w:instrText xml:space="preserve"> PAGE </w:instrText>
     </w:r>
     <w:r>
       <w:rPr>
-        <w:sz w:val="18"/>
+        <w:rFonts w:ascii="Times New Roman" w:hAnsi="Times New Roman" w:eastAsia="Times New Roman" w:cs="Times New Roman"/>
+        <w:b w:val="0"/>
+        <w:color w:val="000000"/>
+        <w:sz w:val="20"/>
       </w:rPr>
       <w:fldChar w:fldCharType="separate"/>
     </w:r>
     <w:r>
       <w:rPr>
-        <w:sz w:val="18"/>
+        <w:rFonts w:ascii="Times New Roman" w:hAnsi="Times New Roman" w:eastAsia="Times New Roman" w:cs="Times New Roman"/>
+        <w:b w:val="0"/>
+        <w:color w:val="000000"/>
+        <w:sz w:val="20"/>
       </w:rPr>
       <w:t>1</w:t>
     </w:r>
     <w:r>
       <w:rPr>
-        <w:sz w:val="18"/>
+        <w:rFonts w:ascii="Times New Roman" w:hAnsi="Times New Roman" w:eastAsia="Times New Roman" w:cs="Times New Roman"/>
+        <w:b w:val="0"/>
+        <w:color w:val="000000"/>
+        <w:sz w:val="20"/>
       </w:rPr>
       <w:fldChar w:fldCharType="end"/>
     </w:r>
     <w:r>
       <w:rPr>
+        <w:rFonts w:ascii="Times New Roman" w:hAnsi="Times New Roman" w:eastAsia="Times New Roman" w:cs="Times New Roman"/>
+        <w:b w:val="0"/>
         <w:color w:val="000000"/>
-        <w:sz w:val="18"/>
+        <w:sz w:val="20"/>
       </w:rPr>
       <w:t xml:space="preserve"> 页 / 共 </w:t>
     </w:r>
     <w:r>
       <w:rPr>
+        <w:rFonts w:ascii="Times New Roman" w:hAnsi="Times New Roman" w:eastAsia="Times New Roman" w:cs="Times New Roman"/>
+        <w:b w:val="0"/>
         <w:color w:val="000000"/>
-        <w:sz w:val="18"/>
+        <w:sz w:val="20"/>
       </w:rPr>
       <w:fldChar w:fldCharType="begin"/>
     </w:r>
     <w:r>
       <w:rPr>
-        <w:sz w:val="18"/>
+        <w:rFonts w:ascii="Times New Roman" w:hAnsi="Times New Roman" w:eastAsia="Times New Roman" w:cs="Times New Roman"/>
+        <w:b w:val="0"/>
+        <w:color w:val="000000"/>
+        <w:sz w:val="20"/>
       </w:rPr>
       <w:instrText xml:space="preserve"> NUMPAGES </w:instrText>
     </w:r>
     <w:r>
       <w:rPr>
-        <w:sz w:val="18"/>
+        <w:rFonts w:ascii="Times New Roman" w:hAnsi="Times New Roman" w:eastAsia="Times New Roman" w:cs="Times New Roman"/>
+        <w:b w:val="0"/>
+        <w:color w:val="000000"/>
+        <w:sz w:val="20"/>
       </w:rPr>
       <w:fldChar w:fldCharType="separate"/>
     </w:r>
     <w:r>
       <w:rPr>
-        <w:sz w:val="18"/>
+        <w:rFonts w:ascii="Times New Roman" w:hAnsi="Times New Roman" w:eastAsia="Times New Roman" w:cs="Times New Roman"/>
+        <w:b w:val="0"/>
+        <w:color w:val="000000"/>
+        <w:sz w:val="20"/>
       </w:rPr>
       <w:t>1</w:t>
     </w:r>
     <w:r>
       <w:rPr>
-        <w:sz w:val="18"/>
+        <w:rFonts w:ascii="Times New Roman" w:hAnsi="Times New Roman" w:eastAsia="Times New Roman" w:cs="Times New Roman"/>
+        <w:b w:val="0"/>
+        <w:color w:val="000000"/>
+        <w:sz w:val="20"/>
       </w:rPr>
       <w:fldChar w:fldCharType="end"/>
     </w:r>
     <w:r>
       <w:rPr>
+        <w:rFonts w:ascii="Times New Roman" w:hAnsi="Times New Roman" w:eastAsia="Times New Roman" w:cs="Times New Roman"/>
+        <w:b w:val="0"/>
         <w:color w:val="000000"/>
-        <w:sz w:val="18"/>
+        <w:sz w:val="20"/>
       </w:rPr>
       <w:t xml:space="preserve"> 页</w:t>
     </w:r>
@@ -46730,10 +46687,12 @@
     </w:pPr>
     <w:r>
       <w:rPr>
+        <w:rFonts w:ascii="Times New Roman" w:hAnsi="Times New Roman" w:eastAsia="Times New Roman" w:cs="Times New Roman"/>
+        <w:b w:val="0"/>
         <w:color w:val="000000"/>
         <w:sz w:val="18"/>
       </w:rPr>
-      <w:t>第四篇 元素与分析 · 第2章 离子反应与方程式-学生版</w:t>
+      <w:t xml:space="preserve">第 2 章 离子反应与方程式</w:t>
     </w:r>
   </w:p>
 </w:hdr>
@@ -47718,7 +47677,7 @@
     <ns0:rPr>
       <ns0:rFonts ns0:ascii="Times New Roman" ns0:cs="Times New Roman" ns0:eastAsia="SimHei" ns0:hAnsi="Times New Roman"/>
       <ns0:b/>
-      <ns0:color ns0:val="17324D"/>
+      <ns0:color ns0:val="000000"/>
       <ns0:sz ns0:val="44"/>
       <ns0:szCs ns0:val="56"/>
     </ns0:rPr>
@@ -47860,7 +47819,7 @@
     <ns0:rPr>
       <ns0:rFonts ns0:ascii="Times New Roman" ns0:cs="Times New Roman" ns0:eastAsia="SimHei" ns0:hAnsi="Times New Roman"/>
       <ns0:b/>
-      <ns0:color ns0:val="17324D"/>
+      <ns0:color ns0:val="000000"/>
       <ns0:sz ns0:val="32"/>
       <ns0:szCs ns0:val="40"/>
     </ns0:rPr>
@@ -47884,7 +47843,7 @@
     <ns0:rPr>
       <ns0:rFonts ns0:ascii="Times New Roman" ns0:cs="Times New Roman" ns0:eastAsia="SimHei" ns0:hAnsi="Times New Roman"/>
       <ns0:b/>
-      <ns0:color ns0:val="17324D"/>
+      <ns0:color ns0:val="000000"/>
       <ns0:sz ns0:val="28"/>
       <ns0:szCs ns0:val="32"/>
     </ns0:rPr>
@@ -47908,7 +47867,7 @@
     <ns0:rPr>
       <ns0:rFonts ns0:ascii="Times New Roman" ns0:cs="Times New Roman" ns0:eastAsia="SimHei" ns0:hAnsi="Times New Roman"/>
       <ns0:b/>
-      <ns0:color ns0:val="17324D"/>
+      <ns0:color ns0:val="000000"/>
       <ns0:sz ns0:val="25"/>
       <ns0:szCs ns0:val="28"/>
     </ns0:rPr>
@@ -48384,7 +48343,7 @@
     <w:rPr>
       <w:rFonts w:ascii="Times New Roman" w:hAnsi="Times New Roman" w:eastAsia="FangSong" w:cs="Times New Roman"/>
       <w:b/>
-      <w:color w:val="000000"/>
+      <w:color w:val="007020"/>
     </w:rPr>
   </w:style>
   <w:style w:type="character" w:customStyle="1" w:styleId="DataTypeTok">
@@ -48392,7 +48351,7 @@
     <w:basedOn w:val="VerbatimChar"/>
     <w:rPr>
       <w:rFonts w:ascii="Times New Roman" w:hAnsi="Times New Roman" w:eastAsia="FangSong" w:cs="Times New Roman"/>
-      <w:color w:val="000000"/>
+      <w:color w:val="902000"/>
     </w:rPr>
   </w:style>
   <w:style w:type="character" w:customStyle="1" w:styleId="DecValTok">
@@ -48400,7 +48359,7 @@
     <w:basedOn w:val="VerbatimChar"/>
     <w:rPr>
       <w:rFonts w:ascii="Times New Roman" w:hAnsi="Times New Roman" w:eastAsia="FangSong" w:cs="Times New Roman"/>
-      <w:color w:val="000000"/>
+      <w:color w:val="40a070"/>
     </w:rPr>
   </w:style>
   <w:style w:type="character" w:customStyle="1" w:styleId="BaseNTok">
@@ -48408,7 +48367,7 @@
     <w:basedOn w:val="VerbatimChar"/>
     <w:rPr>
       <w:rFonts w:ascii="Times New Roman" w:hAnsi="Times New Roman" w:eastAsia="FangSong" w:cs="Times New Roman"/>
-      <w:color w:val="000000"/>
+      <w:color w:val="40a070"/>
     </w:rPr>
   </w:style>
   <w:style w:type="character" w:customStyle="1" w:styleId="FloatTok">
@@ -48416,7 +48375,7 @@
     <w:basedOn w:val="VerbatimChar"/>
     <w:rPr>
       <w:rFonts w:ascii="Times New Roman" w:hAnsi="Times New Roman" w:eastAsia="FangSong" w:cs="Times New Roman"/>
-      <w:color w:val="000000"/>
+      <w:color w:val="40a070"/>
     </w:rPr>
   </w:style>
   <w:style w:type="character" w:customStyle="1" w:styleId="ConstantTok">
@@ -48424,7 +48383,7 @@
     <w:basedOn w:val="VerbatimChar"/>
     <w:rPr>
       <w:rFonts w:ascii="Times New Roman" w:hAnsi="Times New Roman" w:eastAsia="FangSong" w:cs="Times New Roman"/>
-      <w:color w:val="000000"/>
+      <w:color w:val="880000"/>
     </w:rPr>
   </w:style>
   <w:style w:type="character" w:customStyle="1" w:styleId="CharTok">
@@ -48432,7 +48391,7 @@
     <w:basedOn w:val="VerbatimChar"/>
     <w:rPr>
       <w:rFonts w:ascii="Times New Roman" w:hAnsi="Times New Roman" w:eastAsia="FangSong" w:cs="Times New Roman"/>
-      <w:color w:val="000000"/>
+      <w:color w:val="4070a0"/>
     </w:rPr>
   </w:style>
   <w:style w:type="character" w:customStyle="1" w:styleId="SpecialCharTok">
@@ -48440,7 +48399,7 @@
     <w:basedOn w:val="VerbatimChar"/>
     <w:rPr>
       <w:rFonts w:ascii="Times New Roman" w:hAnsi="Times New Roman" w:eastAsia="FangSong" w:cs="Times New Roman"/>
-      <w:color w:val="000000"/>
+      <w:color w:val="4070a0"/>
     </w:rPr>
   </w:style>
   <w:style w:type="character" w:customStyle="1" w:styleId="StringTok">
@@ -48448,7 +48407,7 @@
     <w:basedOn w:val="VerbatimChar"/>
     <w:rPr>
       <w:rFonts w:ascii="Times New Roman" w:hAnsi="Times New Roman" w:eastAsia="FangSong" w:cs="Times New Roman"/>
-      <w:color w:val="000000"/>
+      <w:color w:val="4070a0"/>
     </w:rPr>
   </w:style>
   <w:style w:type="character" w:customStyle="1" w:styleId="VerbatimStringTok">
@@ -48456,7 +48415,7 @@
     <w:basedOn w:val="VerbatimChar"/>
     <w:rPr>
       <w:rFonts w:ascii="Times New Roman" w:hAnsi="Times New Roman" w:eastAsia="FangSong" w:cs="Times New Roman"/>
-      <w:color w:val="000000"/>
+      <w:color w:val="4070a0"/>
     </w:rPr>
   </w:style>
   <w:style w:type="character" w:customStyle="1" w:styleId="SpecialStringTok">
@@ -48464,7 +48423,7 @@
     <w:basedOn w:val="VerbatimChar"/>
     <w:rPr>
       <w:rFonts w:ascii="Times New Roman" w:hAnsi="Times New Roman" w:eastAsia="FangSong" w:cs="Times New Roman"/>
-      <w:color w:val="000000"/>
+      <w:color w:val="bb6688"/>
     </w:rPr>
   </w:style>
   <w:style w:type="character" w:customStyle="1" w:styleId="ImportTok">
@@ -48473,7 +48432,7 @@
     <w:rPr>
       <w:rFonts w:ascii="Times New Roman" w:hAnsi="Times New Roman" w:eastAsia="FangSong" w:cs="Times New Roman"/>
       <w:b/>
-      <w:color w:val="000000"/>
+      <w:color w:val="008000"/>
     </w:rPr>
   </w:style>
   <w:style w:type="character" w:customStyle="1" w:styleId="CommentTok">
@@ -48482,7 +48441,7 @@
     <w:rPr>
       <w:rFonts w:ascii="Times New Roman" w:hAnsi="Times New Roman" w:eastAsia="FangSong" w:cs="Times New Roman"/>
       <w:i/>
-      <w:color w:val="000000"/>
+      <w:color w:val="60a0b0"/>
     </w:rPr>
   </w:style>
   <w:style w:type="character" w:customStyle="1" w:styleId="DocumentationTok">
@@ -48491,7 +48450,7 @@
     <w:rPr>
       <w:rFonts w:ascii="Times New Roman" w:hAnsi="Times New Roman" w:eastAsia="FangSong" w:cs="Times New Roman"/>
       <w:i/>
-      <w:color w:val="000000"/>
+      <w:color w:val="ba2121"/>
     </w:rPr>
   </w:style>
   <w:style w:type="character" w:customStyle="1" w:styleId="AnnotationTok">
@@ -48501,7 +48460,7 @@
       <w:rFonts w:ascii="Times New Roman" w:hAnsi="Times New Roman" w:eastAsia="FangSong" w:cs="Times New Roman"/>
       <w:b/>
       <w:i/>
-      <w:color w:val="000000"/>
+      <w:color w:val="60a0b0"/>
     </w:rPr>
   </w:style>
   <w:style w:type="character" w:customStyle="1" w:styleId="CommentVarTok">
@@ -48511,7 +48470,7 @@
       <w:rFonts w:ascii="Times New Roman" w:hAnsi="Times New Roman" w:eastAsia="FangSong" w:cs="Times New Roman"/>
       <w:b/>
       <w:i/>
-      <w:color w:val="000000"/>
+      <w:color w:val="60a0b0"/>
     </w:rPr>
   </w:style>
   <w:style w:type="character" w:customStyle="1" w:styleId="OtherTok">
@@ -48519,7 +48478,7 @@
     <w:basedOn w:val="VerbatimChar"/>
     <w:rPr>
       <w:rFonts w:ascii="Times New Roman" w:hAnsi="Times New Roman" w:eastAsia="FangSong" w:cs="Times New Roman"/>
-      <w:color w:val="000000"/>
+      <w:color w:val="007020"/>
     </w:rPr>
   </w:style>
   <w:style w:type="character" w:customStyle="1" w:styleId="FunctionTok">
@@ -48527,7 +48486,7 @@
     <w:basedOn w:val="VerbatimChar"/>
     <w:rPr>
       <w:rFonts w:ascii="Times New Roman" w:hAnsi="Times New Roman" w:eastAsia="FangSong" w:cs="Times New Roman"/>
-      <w:color w:val="000000"/>
+      <w:color w:val="06287e"/>
     </w:rPr>
   </w:style>
   <w:style w:type="character" w:customStyle="1" w:styleId="VariableTok">
@@ -48535,7 +48494,7 @@
     <w:basedOn w:val="VerbatimChar"/>
     <w:rPr>
       <w:rFonts w:ascii="Times New Roman" w:hAnsi="Times New Roman" w:eastAsia="FangSong" w:cs="Times New Roman"/>
-      <w:color w:val="000000"/>
+      <w:color w:val="19177c"/>
     </w:rPr>
   </w:style>
   <w:style w:type="character" w:customStyle="1" w:styleId="ControlFlowTok">
@@ -48544,7 +48503,7 @@
     <w:rPr>
       <w:rFonts w:ascii="Times New Roman" w:hAnsi="Times New Roman" w:eastAsia="FangSong" w:cs="Times New Roman"/>
       <w:b/>
-      <w:color w:val="000000"/>
+      <w:color w:val="007020"/>
     </w:rPr>
   </w:style>
   <w:style w:type="character" w:customStyle="1" w:styleId="OperatorTok">
@@ -48552,7 +48511,7 @@
     <w:basedOn w:val="VerbatimChar"/>
     <w:rPr>
       <w:rFonts w:ascii="Times New Roman" w:hAnsi="Times New Roman" w:eastAsia="FangSong" w:cs="Times New Roman"/>
-      <w:color w:val="000000"/>
+      <w:color w:val="666666"/>
     </w:rPr>
   </w:style>
   <w:style w:type="character" w:customStyle="1" w:styleId="BuiltInTok">
@@ -48560,7 +48519,7 @@
     <w:basedOn w:val="VerbatimChar"/>
     <w:rPr>
       <w:rFonts w:ascii="Times New Roman" w:hAnsi="Times New Roman" w:eastAsia="FangSong" w:cs="Times New Roman"/>
-      <w:color w:val="000000"/>
+      <w:color w:val="008000"/>
     </w:rPr>
   </w:style>
   <w:style w:type="character" w:customStyle="1" w:styleId="ExtensionTok">
@@ -48575,7 +48534,7 @@
     <w:basedOn w:val="VerbatimChar"/>
     <w:rPr>
       <w:rFonts w:ascii="Times New Roman" w:hAnsi="Times New Roman" w:eastAsia="FangSong" w:cs="Times New Roman"/>
-      <w:color w:val="000000"/>
+      <w:color w:val="bc7a00"/>
     </w:rPr>
   </w:style>
   <w:style w:type="character" w:customStyle="1" w:styleId="AttributeTok">
@@ -48583,7 +48542,7 @@
     <w:basedOn w:val="VerbatimChar"/>
     <w:rPr>
       <w:rFonts w:ascii="Times New Roman" w:hAnsi="Times New Roman" w:eastAsia="FangSong" w:cs="Times New Roman"/>
-      <w:color w:val="000000"/>
+      <w:color w:val="7d9029"/>
     </w:rPr>
   </w:style>
   <w:style w:type="character" w:customStyle="1" w:styleId="RegionMarkerTok">
@@ -48600,7 +48559,7 @@
       <w:rFonts w:ascii="Times New Roman" w:hAnsi="Times New Roman" w:eastAsia="FangSong" w:cs="Times New Roman"/>
       <w:b/>
       <w:i/>
-      <w:color w:val="000000"/>
+      <w:color w:val="60a0b0"/>
     </w:rPr>
   </w:style>
   <w:style w:type="character" w:customStyle="1" w:styleId="WarningTok">
@@ -48610,7 +48569,7 @@
       <w:rFonts w:ascii="Times New Roman" w:hAnsi="Times New Roman" w:eastAsia="FangSong" w:cs="Times New Roman"/>
       <w:b/>
       <w:i/>
-      <w:color w:val="000000"/>
+      <w:color w:val="60a0b0"/>
     </w:rPr>
   </w:style>
   <w:style w:type="character" w:customStyle="1" w:styleId="AlertTok">
@@ -48619,7 +48578,7 @@
     <w:rPr>
       <w:rFonts w:ascii="Times New Roman" w:hAnsi="Times New Roman" w:eastAsia="FangSong" w:cs="Times New Roman"/>
       <w:b/>
-      <w:color w:val="000000"/>
+      <w:color w:val="ff0000"/>
     </w:rPr>
   </w:style>
   <w:style w:type="character" w:customStyle="1" w:styleId="ErrorTok">
@@ -48628,7 +48587,7 @@
     <w:rPr>
       <w:rFonts w:ascii="Times New Roman" w:hAnsi="Times New Roman" w:eastAsia="FangSong" w:cs="Times New Roman"/>
       <w:b/>
-      <w:color w:val="000000"/>
+      <w:color w:val="ff0000"/>
     </w:rPr>
   </w:style>
   <w:style w:type="character" w:customStyle="1" w:styleId="NormalTok">

--- a/00-首页/题组Word/习题书/第四篇-元素与分析/2-离子反应与方程式-学生版-打印版.docx
+++ b/00-首页/题组Word/习题书/第四篇-元素与分析/2-离子反应与方程式-学生版-打印版.docx
@@ -22860,6 +22860,14 @@
         <w:tblStyle w:val="Table"/>
         <w:tblW w:type="pct" w:w="5000"/>
         <w:tblLayout w:type="fixed"/>
+        <w:tblBorders>
+          <w:top w:val="single" w:sz="12" w:space="0" w:color="000000"/>
+          <w:left w:val="none" w:sz="0" w:space="0" w:color="auto"/>
+          <w:bottom w:val="single" w:sz="12" w:space="0" w:color="000000"/>
+          <w:right w:val="none" w:sz="0" w:space="0" w:color="auto"/>
+          <w:insideH w:val="none" w:sz="0" w:space="0" w:color="auto"/>
+          <w:insideV w:val="none" w:sz="0" w:space="0" w:color="auto"/>
+        </w:tblBorders>
         <w:tblLook w:firstRow="1" w:lastRow="0" w:firstColumn="0" w:lastColumn="0" w:noHBand="0" w:noVBand="0" w:val="0020"/>
       </w:tblPr>
       <w:tblGrid>
@@ -22874,7 +22882,11 @@
           <w:tblHeader w:val="on"/>
         </w:trPr>
         <w:tc>
-          <w:tcPr/>
+          <w:tcPr>
+            <w:tcBorders>
+              <w:bottom w:val="single" w:sz="8" w:space="0" w:color="000000"/>
+            </w:tcBorders>
+          </w:tcPr>
           <w:p>
             <w:pPr>
               <w:pStyle w:val="Compact"/>
@@ -22890,7 +22902,11 @@
           </w:p>
         </w:tc>
         <w:tc>
-          <w:tcPr/>
+          <w:tcPr>
+            <w:tcBorders>
+              <w:bottom w:val="single" w:sz="8" w:space="0" w:color="000000"/>
+            </w:tcBorders>
+          </w:tcPr>
           <w:p>
             <w:pPr>
               <w:pStyle w:val="Compact"/>
@@ -22956,7 +22972,11 @@
           </w:p>
         </w:tc>
         <w:tc>
-          <w:tcPr/>
+          <w:tcPr>
+            <w:tcBorders>
+              <w:bottom w:val="single" w:sz="8" w:space="0" w:color="000000"/>
+            </w:tcBorders>
+          </w:tcPr>
           <w:p>
             <w:pPr>
               <w:pStyle w:val="Compact"/>
@@ -23022,7 +23042,11 @@
           </w:p>
         </w:tc>
         <w:tc>
-          <w:tcPr/>
+          <w:tcPr>
+            <w:tcBorders>
+              <w:bottom w:val="single" w:sz="8" w:space="0" w:color="000000"/>
+            </w:tcBorders>
+          </w:tcPr>
           <w:p>
             <w:pPr>
               <w:pStyle w:val="Compact"/>
@@ -23088,7 +23112,11 @@
           </w:p>
         </w:tc>
         <w:tc>
-          <w:tcPr/>
+          <w:tcPr>
+            <w:tcBorders>
+              <w:bottom w:val="single" w:sz="8" w:space="0" w:color="000000"/>
+            </w:tcBorders>
+          </w:tcPr>
           <w:p>
             <w:pPr>
               <w:pStyle w:val="Compact"/>
@@ -36806,6 +36834,14 @@
         <w:tblStyle w:val="Table"/>
         <w:tblW w:type="pct" w:w="5000"/>
         <w:tblLayout w:type="fixed"/>
+        <w:tblBorders>
+          <w:top w:val="single" w:sz="12" w:space="0" w:color="000000"/>
+          <w:left w:val="none" w:sz="0" w:space="0" w:color="auto"/>
+          <w:bottom w:val="single" w:sz="12" w:space="0" w:color="000000"/>
+          <w:right w:val="none" w:sz="0" w:space="0" w:color="auto"/>
+          <w:insideH w:val="none" w:sz="0" w:space="0" w:color="auto"/>
+          <w:insideV w:val="none" w:sz="0" w:space="0" w:color="auto"/>
+        </w:tblBorders>
         <w:tblLook w:firstRow="1" w:lastRow="0" w:firstColumn="0" w:lastColumn="0" w:noHBand="0" w:noVBand="0" w:val="0020"/>
       </w:tblPr>
       <w:tblGrid>
@@ -36819,7 +36855,11 @@
           <w:tblHeader w:val="on"/>
         </w:trPr>
         <w:tc>
-          <w:tcPr/>
+          <w:tcPr>
+            <w:tcBorders>
+              <w:bottom w:val="single" w:sz="8" w:space="0" w:color="000000"/>
+            </w:tcBorders>
+          </w:tcPr>
           <w:p>
             <w:pPr>
               <w:pStyle w:val="Compact"/>
@@ -36835,7 +36875,11 @@
           </w:p>
         </w:tc>
         <w:tc>
-          <w:tcPr/>
+          <w:tcPr>
+            <w:tcBorders>
+              <w:bottom w:val="single" w:sz="8" w:space="0" w:color="000000"/>
+            </w:tcBorders>
+          </w:tcPr>
           <w:p>
             <w:pPr>
               <w:pStyle w:val="Compact"/>
@@ -36851,7 +36895,11 @@
           </w:p>
         </w:tc>
         <w:tc>
-          <w:tcPr/>
+          <w:tcPr>
+            <w:tcBorders>
+              <w:bottom w:val="single" w:sz="8" w:space="0" w:color="000000"/>
+            </w:tcBorders>
+          </w:tcPr>
           <w:p>
             <w:pPr>
               <w:pStyle w:val="Compact"/>
@@ -36867,7 +36915,11 @@
           </w:p>
         </w:tc>
         <w:tc>
-          <w:tcPr/>
+          <w:tcPr>
+            <w:tcBorders>
+              <w:bottom w:val="single" w:sz="8" w:space="0" w:color="000000"/>
+            </w:tcBorders>
+          </w:tcPr>
           <w:p>
             <w:pPr>
               <w:pStyle w:val="Compact"/>
@@ -37474,6 +37526,14 @@
         <w:tblStyle w:val="Table"/>
         <w:tblW w:type="pct" w:w="5000"/>
         <w:tblLayout w:type="fixed"/>
+        <w:tblBorders>
+          <w:top w:val="single" w:sz="12" w:space="0" w:color="000000"/>
+          <w:left w:val="none" w:sz="0" w:space="0" w:color="auto"/>
+          <w:bottom w:val="single" w:sz="12" w:space="0" w:color="000000"/>
+          <w:right w:val="none" w:sz="0" w:space="0" w:color="auto"/>
+          <w:insideH w:val="none" w:sz="0" w:space="0" w:color="auto"/>
+          <w:insideV w:val="none" w:sz="0" w:space="0" w:color="auto"/>
+        </w:tblBorders>
         <w:tblLook w:firstRow="1" w:lastRow="0" w:firstColumn="0" w:lastColumn="0" w:noHBand="0" w:noVBand="0" w:val="0020"/>
       </w:tblPr>
       <w:tblGrid>
@@ -37490,7 +37550,11 @@
           <w:tblHeader w:val="on"/>
         </w:trPr>
         <w:tc>
-          <w:tcPr/>
+          <w:tcPr>
+            <w:tcBorders>
+              <w:bottom w:val="single" w:sz="8" w:space="0" w:color="000000"/>
+            </w:tcBorders>
+          </w:tcPr>
           <w:p>
             <w:pPr>
               <w:pStyle w:val="Compact"/>
@@ -37506,7 +37570,11 @@
           </w:p>
         </w:tc>
         <w:tc>
-          <w:tcPr/>
+          <w:tcPr>
+            <w:tcBorders>
+              <w:bottom w:val="single" w:sz="8" w:space="0" w:color="000000"/>
+            </w:tcBorders>
+          </w:tcPr>
           <w:p>
             <w:pPr>
               <w:pStyle w:val="Compact"/>
@@ -37522,7 +37590,11 @@
           </w:p>
         </w:tc>
         <w:tc>
-          <w:tcPr/>
+          <w:tcPr>
+            <w:tcBorders>
+              <w:bottom w:val="single" w:sz="8" w:space="0" w:color="000000"/>
+            </w:tcBorders>
+          </w:tcPr>
           <w:p>
             <w:pPr>
               <w:pStyle w:val="Compact"/>
@@ -37538,7 +37610,11 @@
           </w:p>
         </w:tc>
         <w:tc>
-          <w:tcPr/>
+          <w:tcPr>
+            <w:tcBorders>
+              <w:bottom w:val="single" w:sz="8" w:space="0" w:color="000000"/>
+            </w:tcBorders>
+          </w:tcPr>
           <w:p>
             <w:pPr>
               <w:pStyle w:val="Compact"/>
@@ -37554,7 +37630,11 @@
           </w:p>
         </w:tc>
         <w:tc>
-          <w:tcPr/>
+          <w:tcPr>
+            <w:tcBorders>
+              <w:bottom w:val="single" w:sz="8" w:space="0" w:color="000000"/>
+            </w:tcBorders>
+          </w:tcPr>
           <w:p>
             <w:pPr>
               <w:pStyle w:val="Compact"/>
@@ -37585,7 +37665,11 @@
           </w:p>
         </w:tc>
         <w:tc>
-          <w:tcPr/>
+          <w:tcPr>
+            <w:tcBorders>
+              <w:bottom w:val="single" w:sz="8" w:space="0" w:color="000000"/>
+            </w:tcBorders>
+          </w:tcPr>
           <w:p>
             <w:pPr>
               <w:pStyle w:val="Compact"/>
@@ -37609,7 +37693,11 @@
           </w:p>
         </w:tc>
         <w:tc>
-          <w:tcPr/>
+          <w:tcPr>
+            <w:tcBorders>
+              <w:bottom w:val="single" w:sz="8" w:space="0" w:color="000000"/>
+            </w:tcBorders>
+          </w:tcPr>
           <w:p>
             <w:pPr>
               <w:pStyle w:val="Compact"/>
@@ -46513,7 +46601,6 @@
     <w:bookmarkEnd w:id="115"/>
     <w:bookmarkEnd w:id="116"/>
     <w:sectPr>
-      <w:headerReference w:type="default" r:id="rId109"/>
       <w:footerReference w:type="default" r:id="rId9"/>
       <w:footnotePr>
         <w:numRestart w:val="eachSect"/>
@@ -46540,16 +46627,6 @@
       <w:rPr>
         <w:rFonts w:ascii="Times New Roman" w:hAnsi="Times New Roman" w:eastAsia="Times New Roman" w:cs="Times New Roman"/>
         <w:b w:val="0"/>
-        <w:color w:val="000000"/>
-        <w:sz w:val="20"/>
-      </w:rPr>
-      <w:t xml:space="preserve">第 </w:t>
-    </w:r>
-    <w:r>
-      <w:rPr>
-        <w:rFonts w:ascii="Times New Roman" w:hAnsi="Times New Roman" w:eastAsia="Times New Roman" w:cs="Times New Roman"/>
-        <w:b w:val="0"/>
-        <w:color w:val="000000"/>
         <w:sz w:val="20"/>
       </w:rPr>
       <w:fldChar w:fldCharType="begin"/>
@@ -46558,7 +46635,6 @@
       <w:rPr>
         <w:rFonts w:ascii="Times New Roman" w:hAnsi="Times New Roman" w:eastAsia="Times New Roman" w:cs="Times New Roman"/>
         <w:b w:val="0"/>
-        <w:color w:val="000000"/>
         <w:sz w:val="20"/>
       </w:rPr>
       <w:instrText xml:space="preserve"> PAGE </w:instrText>
@@ -46567,91 +46643,9 @@
       <w:rPr>
         <w:rFonts w:ascii="Times New Roman" w:hAnsi="Times New Roman" w:eastAsia="Times New Roman" w:cs="Times New Roman"/>
         <w:b w:val="0"/>
-        <w:color w:val="000000"/>
-        <w:sz w:val="20"/>
-      </w:rPr>
-      <w:fldChar w:fldCharType="separate"/>
-    </w:r>
-    <w:r>
-      <w:rPr>
-        <w:rFonts w:ascii="Times New Roman" w:hAnsi="Times New Roman" w:eastAsia="Times New Roman" w:cs="Times New Roman"/>
-        <w:b w:val="0"/>
-        <w:color w:val="000000"/>
-        <w:sz w:val="20"/>
-      </w:rPr>
-      <w:t>1</w:t>
-    </w:r>
-    <w:r>
-      <w:rPr>
-        <w:rFonts w:ascii="Times New Roman" w:hAnsi="Times New Roman" w:eastAsia="Times New Roman" w:cs="Times New Roman"/>
-        <w:b w:val="0"/>
-        <w:color w:val="000000"/>
         <w:sz w:val="20"/>
       </w:rPr>
       <w:fldChar w:fldCharType="end"/>
-    </w:r>
-    <w:r>
-      <w:rPr>
-        <w:rFonts w:ascii="Times New Roman" w:hAnsi="Times New Roman" w:eastAsia="Times New Roman" w:cs="Times New Roman"/>
-        <w:b w:val="0"/>
-        <w:color w:val="000000"/>
-        <w:sz w:val="20"/>
-      </w:rPr>
-      <w:t xml:space="preserve"> 页 / 共 </w:t>
-    </w:r>
-    <w:r>
-      <w:rPr>
-        <w:rFonts w:ascii="Times New Roman" w:hAnsi="Times New Roman" w:eastAsia="Times New Roman" w:cs="Times New Roman"/>
-        <w:b w:val="0"/>
-        <w:color w:val="000000"/>
-        <w:sz w:val="20"/>
-      </w:rPr>
-      <w:fldChar w:fldCharType="begin"/>
-    </w:r>
-    <w:r>
-      <w:rPr>
-        <w:rFonts w:ascii="Times New Roman" w:hAnsi="Times New Roman" w:eastAsia="Times New Roman" w:cs="Times New Roman"/>
-        <w:b w:val="0"/>
-        <w:color w:val="000000"/>
-        <w:sz w:val="20"/>
-      </w:rPr>
-      <w:instrText xml:space="preserve"> NUMPAGES </w:instrText>
-    </w:r>
-    <w:r>
-      <w:rPr>
-        <w:rFonts w:ascii="Times New Roman" w:hAnsi="Times New Roman" w:eastAsia="Times New Roman" w:cs="Times New Roman"/>
-        <w:b w:val="0"/>
-        <w:color w:val="000000"/>
-        <w:sz w:val="20"/>
-      </w:rPr>
-      <w:fldChar w:fldCharType="separate"/>
-    </w:r>
-    <w:r>
-      <w:rPr>
-        <w:rFonts w:ascii="Times New Roman" w:hAnsi="Times New Roman" w:eastAsia="Times New Roman" w:cs="Times New Roman"/>
-        <w:b w:val="0"/>
-        <w:color w:val="000000"/>
-        <w:sz w:val="20"/>
-      </w:rPr>
-      <w:t>1</w:t>
-    </w:r>
-    <w:r>
-      <w:rPr>
-        <w:rFonts w:ascii="Times New Roman" w:hAnsi="Times New Roman" w:eastAsia="Times New Roman" w:cs="Times New Roman"/>
-        <w:b w:val="0"/>
-        <w:color w:val="000000"/>
-        <w:sz w:val="20"/>
-      </w:rPr>
-      <w:fldChar w:fldCharType="end"/>
-    </w:r>
-    <w:r>
-      <w:rPr>
-        <w:rFonts w:ascii="Times New Roman" w:hAnsi="Times New Roman" w:eastAsia="Times New Roman" w:cs="Times New Roman"/>
-        <w:b w:val="0"/>
-        <w:color w:val="000000"/>
-        <w:sz w:val="20"/>
-      </w:rPr>
-      <w:t xml:space="preserve"> 页</w:t>
     </w:r>
   </w:p>
 </w:ftr>
@@ -46674,28 +46668,6 @@
     </w:p>
   </w:footnote>
 </w:footnotes>
-</file>
-
-<file path=word/header1.xml><?xml version="1.0" encoding="utf-8"?>
-<w:hdr xmlns:m="http://schemas.openxmlformats.org/officeDocument/2006/math" xmlns:mc="http://schemas.openxmlformats.org/markup-compatibility/2006" xmlns:mo="http://schemas.microsoft.com/office/mac/office/2008/main" xmlns:mv="urn:schemas-microsoft-com:mac:vml" xmlns:o="urn:schemas-microsoft-com:office:office" xmlns:r="http://schemas.openxmlformats.org/officeDocument/2006/relationships" xmlns:v="urn:schemas-microsoft-com:vml" xmlns:w10="urn:schemas-microsoft-com:office:word" xmlns:w14="http://schemas.microsoft.com/office/word/2010/wordml" xmlns:w="http://schemas.openxmlformats.org/wordprocessingml/2006/main" xmlns:wne="http://schemas.microsoft.com/office/word/2006/wordml" xmlns:wp14="http://schemas.microsoft.com/office/word/2010/wordprocessingDrawing" xmlns:wp="http://schemas.openxmlformats.org/drawingml/2006/wordprocessingDrawing" xmlns:wpc="http://schemas.microsoft.com/office/word/2010/wordprocessingCanvas" xmlns:wpg="http://schemas.microsoft.com/office/word/2010/wordprocessingGroup" xmlns:wpi="http://schemas.microsoft.com/office/word/2010/wordprocessingInk" xmlns:wps="http://schemas.microsoft.com/office/word/2010/wordprocessingShape" mc:Ignorable="w14 wp14">
-  <w:p>
-    <w:pPr>
-      <w:jc w:val="right"/>
-      <w:pBdr>
-        <w:bottom w:val="single" w:sz="4" w:space="2" w:color="000000"/>
-      </w:pBdr>
-    </w:pPr>
-    <w:r>
-      <w:rPr>
-        <w:rFonts w:ascii="Times New Roman" w:hAnsi="Times New Roman" w:eastAsia="Times New Roman" w:cs="Times New Roman"/>
-        <w:b w:val="0"/>
-        <w:color w:val="000000"/>
-        <w:sz w:val="18"/>
-      </w:rPr>
-      <w:t xml:space="preserve">第 2 章 离子反应与方程式</w:t>
-    </w:r>
-  </w:p>
-</w:hdr>
 </file>
 
 <file path=word/numbering.xml><?xml version="1.0" encoding="utf-8"?>
